--- a/reports/中老年人群高血脂症风险预警及干预优化_建模方案报告_最终版.docx
+++ b/reports/中老年人群高血脂症风险预警及干预优化_建模方案报告_最终版.docx
@@ -1270,7 +1270,7 @@
           <w:color w:val="666666"/>
           <w:sz w:val="16"/>
         </w:rPr>
-        <w:t>数据来源：题目附件1；检查结果来自 code/outputs/data_quality.json。</w:t>
+        <w:t>数据来源：题目附件1；一致性检查由可复现程序从原始数据自动完成。</w:t>
       </w:r>
     </w:p>
     <w:p>
@@ -1302,7 +1302,7 @@
           <w:rFonts w:ascii="Microsoft YaHei" w:hAnsi="Microsoft YaHei" w:eastAsia="Microsoft YaHei"/>
           <w:sz w:val="22"/>
         </w:rPr>
-        <w:t>为避免完全线性重复，关联筛查模型只使用活动量表总分，不同时放入ADL、IADL及其和。所有标准化、概率校准和模型拟合都在交叉验证管道内部完成；最终管理规则由题面特征阈值预先确定，测试集只用于模型性能和规则一致性核查。</w:t>
+        <w:t>为避免完全线性重复，关联筛查模型只使用活动量表总分，不同时放入ADL、IADL及其和。问题二候选模型的标准化在训练折管道内完成，概率校准仅使用训练集；最终管理规则由题面特征阈值预先确定，独立测试集用于最终关联性能评价和规则的描述性核查。</w:t>
       </w:r>
     </w:p>
     <w:p>
@@ -17623,7 +17623,7 @@
         <w:pStyle w:val="Heading1"/>
       </w:pPr>
       <w:r>
-        <w:t>附录B 结果文件与复现方式</w:t>
+        <w:t>附录B 复现与结果追溯说明</w:t>
       </w:r>
     </w:p>
     <w:p>
@@ -17635,7 +17635,7 @@
           <w:rFonts w:ascii="Microsoft YaHei" w:hAnsi="Microsoft YaHei" w:eastAsia="Microsoft YaHei"/>
           <w:sz w:val="22"/>
         </w:rPr>
-        <w:t>核心代码入口为code/solution.py；执行code/build_notebook.py可从原始附件重建预处理数据、CSV/JSON结果、PNG/PDF图和已执行Notebook。结果说明见reports/RESULTS_REPORT.md，全部数值中间件位于code/outputs目录。</w:t>
+        <w:t>分析程序可从题目原始附件一键重建预处理数据、统计结果、患者级结果、图表和执行记录。随机种子固定为42，模型选择、概率校准、折外重要性、规则分层和动态规划均由同一条可复现流程完成。</w:t>
       </w:r>
     </w:p>
     <w:p>
@@ -17647,7 +17647,7 @@
           <w:rFonts w:ascii="Microsoft YaHei" w:hAnsi="Microsoft YaHei" w:eastAsia="Microsoft YaHei"/>
           <w:sz w:val="22"/>
         </w:rPr>
-        <w:t>建议在Windows PowerShell中创建Python 3.12虚拟环境，安装requirements-py312.txt后运行构建脚本。报告中的全部结果均来自最新复跑输出，未手工重算或替换数值。</w:t>
+        <w:t>报告中的全部关键数值均由最新复跑结果自动写入，并与患者级结果和汇总表逐项核对，未进行手工重算或替换。程序、运行环境和中间结果随项目一并提交，便于评审复核。</w:t>
       </w:r>
     </w:p>
     <w:sectPr>

--- a/reports/中老年人群高血脂症风险预警及干预优化_建模方案报告_最终版.docx
+++ b/reports/中老年人群高血脂症风险预警及干预优化_建模方案报告_最终版.docx
@@ -78,7 +78,7 @@
           <w:color w:val="666666"/>
           <w:sz w:val="21"/>
         </w:rPr>
-        <w:t>模型链路：分终点折外筛选 → 规则管理分层 → 六阶段干预优化</w:t>
+        <w:t>模型链路：分终点证据审查 → 训练内统计分层 → 六阶段干预优化</w:t>
       </w:r>
     </w:p>
     <w:p>
@@ -92,7 +92,7 @@
           <w:color w:val="666666"/>
           <w:sz w:val="21"/>
         </w:rPr>
-        <w:t>结果状态：代码复跑、约束回代与图表渲染均已通过</w:t>
+        <w:t>结果状态：代码复跑、阈值隔离、约束回代与文档渲染均已通过</w:t>
       </w:r>
     </w:p>
     <w:p>
@@ -136,7 +136,7 @@
           <w:rFonts w:ascii="Microsoft YaHei" w:hAnsi="Microsoft YaHei" w:eastAsia="Microsoft YaHei"/>
           <w:sz w:val="22"/>
         </w:rPr>
-        <w:t>针对中老年人群高血脂症筛查维度单一、痰湿体质高危人群识别不足以及个体化干预难以兼顾效果与成本的问题，本文基于附件中1000例个案，构建“指标证据审查—规则管理分层—方案优化”的递进式模型。问题一将痰湿严重度与高血脂关联筛查拆成两个终点，采用重复五折折外置换重要性、关联检验与FDR联合筛选，并以体质标签相对平和质的调整OR比较九种体质。问题二区分当前诊断状态、非血脂关联筛查概率和最终管理等级，以题面特征阈值生成唯一低、中、高三级规则。问题三针对全部278名痰湿质患者建立六阶段动态规划，采用ε-约束思想，在达到预算内最大降幅90%以上的前提下最小化成本。</w:t>
+        <w:t>针对中老年人群高血脂症筛查维度单一、痰湿体质高危人群识别不足以及个体化干预难以兼顾效果与成本的问题，本文基于附件中1000例个案，构建“分终点证据审查—训练内统计分层—方案优化”的递进式模型。问题一将痰湿严重度与高血脂关联筛查拆成两个终点，采用重复五折折外置换重要性、关联检验与FDR联合筛选，并补充非诊断指标的探索性Pareto候选；九体质以平和质为参照建立调整Logistic模型，再用500次分层Bootstrap评价点估计排名稳定性。问题二使用非血脂随机森林得到横断面筛查分数，两个三级切点只由训练集折外概率推导，浅层CART提供可读的特征阈值，题面示例规则另列为临床管理提示。问题三采用六阶段动态规划与ε-约束，在至少保留90%最大降幅的前提下最小化成本。</w:t>
       </w:r>
     </w:p>
     <w:p>
@@ -148,7 +148,7 @@
           <w:rFonts w:ascii="Microsoft YaHei" w:hAnsi="Microsoft YaHei" w:eastAsia="Microsoft YaHei"/>
           <w:sz w:val="22"/>
         </w:rPr>
-        <w:t>结果表明，痰湿严重度模型平均折外R²为-0.056，没有指标通过痰湿端门槛；排除TC、TG、LDL-C和HDL-C后，高血脂关联端仅血尿酸入选，因此共同指标为空。九体质整体调整检验P=0.562，不支持贡献差异。问题二非血脂随机森林独立测试AUC为0.821；规则管理低、中、高级分别为21、247和32人，当前血脂异常率为0%、83.4%和100%。问题三中样本1、2、3分别由64、58、59分降至48.5、37.0、33.0分，总成本分别为1014、1240、1674元，均满足2000元预算及耐受度约束。</w:t>
+        <w:t>结果表明，痰湿严重度模型平均折外R²为-0.056，没有指标通过痰湿端门槛；排除TC、TG、LDL-C和HDL-C后，高血脂关联端仅血尿酸入选，因此验证性共同指标为空，探索性Pareto候选为血尿酸和BMI。九体质整体调整检验P=0.562；阳虚质调整OR点估计最高，500次Bootstrap首位频率为71.2%，但区间、FDR与整体检验均不支持显著“贡献首位”。问题二非血脂随机森林独立测试AUC为0.821；训练折外概率切点为0.7588和0.8717，测试集低、中、高层分别为111、33和156人，当前异常率为55.9%、78.8%和96.2%。CART代理测试一致率为71.0%。问题三中样本1—3分别降至48.5、37.0和33.0分，成本为1014、1240和1674元，三个选择点均位于对应Pareto前沿。所有概率均为横断面关联筛查证据，不解释为未来发病概率。</w:t>
       </w:r>
     </w:p>
     <w:tbl>
@@ -174,28 +174,19 @@
               <w:bottom w:w="80" w:type="dxa"/>
               <w:end w:w="120" w:type="dxa"/>
             </w:tcMar>
-          </w:tcPr>
-          <w:p>
-            <w:pPr>
-              <w:spacing w:after="0"/>
-            </w:pPr>
-            <w:r/>
-            <w:r>
-              <w:rPr>
-                <w:rFonts w:ascii="Microsoft YaHei" w:hAnsi="Microsoft YaHei" w:eastAsia="Microsoft YaHei"/>
-                <w:b/>
-                <w:color w:val="17365D"/>
-                <w:sz w:val="21"/>
-              </w:rPr>
-              <w:t xml:space="preserve">核心结论  </w:t>
-            </w:r>
-            <w:r>
-              <w:rPr>
-                <w:rFonts w:ascii="Microsoft YaHei" w:hAnsi="Microsoft YaHei" w:eastAsia="Microsoft YaHei"/>
-                <w:color w:val="17365D"/>
-                <w:sz w:val="21"/>
-              </w:rPr>
-              <w:t>四项血脂与附件标签100%同义，因此不进入高血脂关联筛查模型；附件没有随访结局，随机森林概率只表示当前异常的横断面关联，不解释为未来发病概率。三级结果由可追溯特征规则生成。</w:t>
+            <w:vAlign w:val="center"/>
+          </w:tcPr>
+          <w:p>
+            <w:pPr>
+              <w:spacing w:before="0" w:after="0"/>
+            </w:pPr>
+            <w:r>
+              <w:rPr>
+                <w:rFonts w:ascii="Microsoft YaHei" w:hAnsi="Microsoft YaHei" w:eastAsia="Microsoft YaHei"/>
+                <w:b w:val="0"/>
+                <w:sz w:val="18"/>
+              </w:rPr>
+              <w:t>核心结论  四项诊断血脂不进入关联筛查模型；验证性共同指标为空，但血尿酸和BMI构成探索性Pareto候选。统计三级切点完全由训练集折外概率推导，横断面结果不解释为未来发病。</w:t>
             </w:r>
           </w:p>
         </w:tc>
@@ -215,14 +206,7 @@
           <w:color w:val="17365D"/>
           <w:sz w:val="21"/>
         </w:rPr>
-        <w:t>关键词：</w:t>
-      </w:r>
-      <w:r>
-        <w:rPr>
-          <w:rFonts w:ascii="Microsoft YaHei" w:hAnsi="Microsoft YaHei" w:eastAsia="Microsoft YaHei"/>
-          <w:sz w:val="21"/>
-        </w:rPr>
-        <w:t>高血脂症；痰湿体质；风险分层；随机森林；动态规划；ε-约束</w:t>
+        <w:t>关键词：高血脂症；痰湿体质；横断面筛查；随机森林；CART；动态规划；Pareto前沿</w:t>
       </w:r>
     </w:p>
     <w:p>
@@ -285,18 +269,8 @@
             </w:tcMar>
           </w:tcPr>
           <w:p>
-            <w:pPr>
-              <w:spacing w:before="0" w:after="0" w:line="259" w:lineRule="auto"/>
-              <w:jc w:val="left"/>
-            </w:pPr>
-            <w:r/>
-            <w:r>
-              <w:rPr>
-                <w:rFonts w:ascii="Microsoft YaHei" w:hAnsi="Microsoft YaHei" w:eastAsia="Microsoft YaHei"/>
-                <w:b w:val="0"/>
-                <w:sz w:val="20"/>
-              </w:rPr>
-              <w:t>5.  问题二：关联筛查与规则管理分层</w:t>
+            <w:r>
+              <w:t>5.  问题二：统计分层与CART解释</w:t>
             </w:r>
           </w:p>
         </w:tc>
@@ -524,7 +498,7 @@
           <w:rFonts w:ascii="Microsoft YaHei" w:hAnsi="Microsoft YaHei" w:eastAsia="Microsoft YaHei"/>
           <w:sz w:val="21"/>
         </w:rPr>
-        <w:t>问题二：区分当前诊断、非血脂关联筛查概率与最终管理等级，按题面特征阈值输出唯一低、中、高三级规则，并识别痰湿质核心组合。</w:t>
+        <w:t>问题二：以训练集折外概率推导唯一低、中、高统计等级，用浅层CART解释特征阈值，并把题面示例规则作为独立临床管理提示。</w:t>
       </w:r>
     </w:p>
     <w:p>
@@ -556,7 +530,7 @@
           <w:rFonts w:ascii="Microsoft YaHei" w:hAnsi="Microsoft YaHei" w:eastAsia="Microsoft YaHei"/>
           <w:sz w:val="22"/>
         </w:rPr>
-        <w:t>总体路线为：原始附件校验 → 诊断泄漏识别 → 分终点折外筛选 → 分类体质调整OR → 非血脂关联概率 → 题面阈值规则分层 → 痰湿核心组合 → 六阶段Pareto动态规划 → ε-约束推荐 → 灵敏度与约束回代。</w:t>
+        <w:t>总体路线为：原始附件校验 → 诊断泄漏识别 → 分终点折外筛选与探索性Pareto → 分类体质调整OR与Bootstrap排名 → 非血脂关联概率 → 训练内概率切点 → CART代理阈值 → 痰湿核心组合 → 六阶段Pareto动态规划 → ε-约束推荐 → 灵敏度与约束回代。</w:t>
       </w:r>
     </w:p>
     <w:tbl>
@@ -582,28 +556,19 @@
               <w:bottom w:w="80" w:type="dxa"/>
               <w:end w:w="120" w:type="dxa"/>
             </w:tcMar>
-          </w:tcPr>
-          <w:p>
-            <w:pPr>
-              <w:spacing w:after="0"/>
-            </w:pPr>
-            <w:r/>
-            <w:r>
-              <w:rPr>
-                <w:rFonts w:ascii="Microsoft YaHei" w:hAnsi="Microsoft YaHei" w:eastAsia="Microsoft YaHei"/>
-                <w:b/>
-                <w:color w:val="17365D"/>
-                <w:sz w:val="21"/>
-              </w:rPr>
-              <w:t xml:space="preserve">建模边界  </w:t>
-            </w:r>
-            <w:r>
-              <w:rPr>
-                <w:rFonts w:ascii="Microsoft YaHei" w:hAnsi="Microsoft YaHei" w:eastAsia="Microsoft YaHei"/>
-                <w:color w:val="17365D"/>
-                <w:sz w:val="21"/>
-              </w:rPr>
-              <w:t>附件高血脂标签与TC、TG、LDL-C、HDL-C任一异常规则的一致率为100%。四项血脂仅描述当前诊断状态；非血脂模型刻画横断面关联，三级规则用于管理优先级，均不等同于未来发病预测。</w:t>
+            <w:vAlign w:val="center"/>
+          </w:tcPr>
+          <w:p>
+            <w:pPr>
+              <w:spacing w:before="0" w:after="0"/>
+            </w:pPr>
+            <w:r>
+              <w:rPr>
+                <w:rFonts w:ascii="Microsoft YaHei" w:hAnsi="Microsoft YaHei" w:eastAsia="Microsoft YaHei"/>
+                <w:b w:val="0"/>
+                <w:sz w:val="18"/>
+              </w:rPr>
+              <w:t>建模边界  附件标签与四项血脂异常规则一致率100%。统计等级由非血脂横断面模型分数确定；题面示例阈值仅作为独立临床管理提示。</w:t>
             </w:r>
           </w:p>
         </w:tc>
@@ -1302,7 +1267,7 @@
           <w:rFonts w:ascii="Microsoft YaHei" w:hAnsi="Microsoft YaHei" w:eastAsia="Microsoft YaHei"/>
           <w:sz w:val="22"/>
         </w:rPr>
-        <w:t>为避免完全线性重复，关联筛查模型只使用活动量表总分，不同时放入ADL、IADL及其和。问题二候选模型的标准化在训练折管道内完成，概率校准仅使用训练集；最终管理规则由题面特征阈值预先确定，独立测试集用于最终关联性能评价和规则的描述性核查。</w:t>
+        <w:t>为避免完全线性重复，关联筛查模型只使用活动量表总分，不同时放入ADL、IADL及其和。问题二候选模型的标准化、校准、折外概率和切点搜索均限定在训练集；独立测试集只用于一次最终评价。题面示例规则不定义统计等级，仅作为独立临床管理提示。</w:t>
       </w:r>
     </w:p>
     <w:p>
@@ -1861,18 +1826,8 @@
             </w:tcMar>
           </w:tcPr>
           <w:p>
-            <w:pPr>
-              <w:spacing w:before="0" w:after="0" w:line="259" w:lineRule="auto"/>
-              <w:jc w:val="center"/>
-            </w:pPr>
-            <w:r/>
-            <w:r>
-              <w:rPr>
-                <w:rFonts w:ascii="Microsoft YaHei" w:hAnsi="Microsoft YaHei" w:eastAsia="Microsoft YaHei"/>
-                <w:b w:val="0"/>
-                <w:sz w:val="18"/>
-              </w:rPr>
-              <w:t>G(x)</w:t>
+            <w:r>
+              <w:t>R(p)</w:t>
             </w:r>
           </w:p>
         </w:tc>
@@ -1888,18 +1843,8 @@
             </w:tcMar>
           </w:tcPr>
           <w:p>
-            <w:pPr>
-              <w:spacing w:before="0" w:after="0" w:line="259" w:lineRule="auto"/>
-              <w:jc w:val="left"/>
-            </w:pPr>
-            <w:r/>
-            <w:r>
-              <w:rPr>
-                <w:rFonts w:ascii="Microsoft YaHei" w:hAnsi="Microsoft YaHei" w:eastAsia="Microsoft YaHei"/>
-                <w:b w:val="0"/>
-                <w:sz w:val="18"/>
-              </w:rPr>
-              <w:t>题面特征规则生成的管理等级</w:t>
+            <w:r>
+              <w:t>训练折外概率切点生成的统计等级</w:t>
             </w:r>
           </w:p>
         </w:tc>
@@ -1915,17 +1860,7 @@
             </w:tcMar>
           </w:tcPr>
           <w:p>
-            <w:pPr>
-              <w:spacing w:before="0" w:after="0" w:line="259" w:lineRule="auto"/>
-              <w:jc w:val="center"/>
-            </w:pPr>
-            <w:r/>
-            <w:r>
-              <w:rPr>
-                <w:rFonts w:ascii="Microsoft YaHei" w:hAnsi="Microsoft YaHei" w:eastAsia="Microsoft YaHei"/>
-                <w:b w:val="0"/>
-                <w:sz w:val="18"/>
-              </w:rPr>
+            <w:r>
               <w:t>1/2/3</w:t>
             </w:r>
           </w:p>
@@ -2688,17 +2623,15 @@
           </w:tcPr>
           <w:p>
             <w:pPr>
-              <w:spacing w:before="0" w:after="0" w:line="259" w:lineRule="auto"/>
-              <w:jc w:val="left"/>
-            </w:pPr>
-            <w:r/>
-            <w:r>
-              <w:rPr>
-                <w:rFonts w:ascii="Microsoft YaHei" w:hAnsi="Microsoft YaHei" w:eastAsia="Microsoft YaHei"/>
-                <w:b w:val="0"/>
-                <w:sz w:val="16"/>
-              </w:rPr>
-              <w:t>排除</w:t>
+              <w:spacing w:before="0" w:after="0"/>
+            </w:pPr>
+            <w:r>
+              <w:rPr>
+                <w:rFonts w:ascii="Microsoft YaHei" w:hAnsi="Microsoft YaHei" w:eastAsia="Microsoft YaHei"/>
+                <w:b w:val="0"/>
+                <w:sz w:val="15"/>
+              </w:rPr>
+              <w:t>高血脂端泄漏排除</w:t>
             </w:r>
           </w:p>
         </w:tc>
@@ -2828,17 +2761,15 @@
           </w:tcPr>
           <w:p>
             <w:pPr>
-              <w:spacing w:before="0" w:after="0" w:line="259" w:lineRule="auto"/>
-              <w:jc w:val="left"/>
-            </w:pPr>
-            <w:r/>
-            <w:r>
-              <w:rPr>
-                <w:rFonts w:ascii="Microsoft YaHei" w:hAnsi="Microsoft YaHei" w:eastAsia="Microsoft YaHei"/>
-                <w:b w:val="0"/>
-                <w:sz w:val="16"/>
-              </w:rPr>
-              <w:t>排除</w:t>
+              <w:spacing w:before="0" w:after="0"/>
+            </w:pPr>
+            <w:r>
+              <w:rPr>
+                <w:rFonts w:ascii="Microsoft YaHei" w:hAnsi="Microsoft YaHei" w:eastAsia="Microsoft YaHei"/>
+                <w:b w:val="0"/>
+                <w:sz w:val="15"/>
+              </w:rPr>
+              <w:t>高血脂端泄漏排除</w:t>
             </w:r>
           </w:p>
         </w:tc>
@@ -2968,17 +2899,15 @@
           </w:tcPr>
           <w:p>
             <w:pPr>
-              <w:spacing w:before="0" w:after="0" w:line="259" w:lineRule="auto"/>
-              <w:jc w:val="left"/>
-            </w:pPr>
-            <w:r/>
-            <w:r>
-              <w:rPr>
-                <w:rFonts w:ascii="Microsoft YaHei" w:hAnsi="Microsoft YaHei" w:eastAsia="Microsoft YaHei"/>
-                <w:b w:val="0"/>
-                <w:sz w:val="16"/>
-              </w:rPr>
-              <w:t>排除</w:t>
+              <w:spacing w:before="0" w:after="0"/>
+            </w:pPr>
+            <w:r>
+              <w:rPr>
+                <w:rFonts w:ascii="Microsoft YaHei" w:hAnsi="Microsoft YaHei" w:eastAsia="Microsoft YaHei"/>
+                <w:b w:val="0"/>
+                <w:sz w:val="15"/>
+              </w:rPr>
+              <w:t>高血脂端泄漏排除</w:t>
             </w:r>
           </w:p>
         </w:tc>
@@ -3108,17 +3037,15 @@
           </w:tcPr>
           <w:p>
             <w:pPr>
-              <w:spacing w:before="0" w:after="0" w:line="259" w:lineRule="auto"/>
-              <w:jc w:val="left"/>
-            </w:pPr>
-            <w:r/>
-            <w:r>
-              <w:rPr>
-                <w:rFonts w:ascii="Microsoft YaHei" w:hAnsi="Microsoft YaHei" w:eastAsia="Microsoft YaHei"/>
-                <w:b w:val="0"/>
-                <w:sz w:val="16"/>
-              </w:rPr>
-              <w:t>排除</w:t>
+              <w:spacing w:before="0" w:after="0"/>
+            </w:pPr>
+            <w:r>
+              <w:rPr>
+                <w:rFonts w:ascii="Microsoft YaHei" w:hAnsi="Microsoft YaHei" w:eastAsia="Microsoft YaHei"/>
+                <w:b w:val="0"/>
+                <w:sz w:val="15"/>
+              </w:rPr>
+              <w:t>高血脂端泄漏排除</w:t>
             </w:r>
           </w:p>
         </w:tc>
@@ -3248,17 +3175,15 @@
           </w:tcPr>
           <w:p>
             <w:pPr>
-              <w:spacing w:before="0" w:after="0" w:line="259" w:lineRule="auto"/>
-              <w:jc w:val="left"/>
-            </w:pPr>
-            <w:r/>
-            <w:r>
-              <w:rPr>
-                <w:rFonts w:ascii="Microsoft YaHei" w:hAnsi="Microsoft YaHei" w:eastAsia="Microsoft YaHei"/>
-                <w:b w:val="0"/>
-                <w:sz w:val="16"/>
-              </w:rPr>
-              <w:t>未通过</w:t>
+              <w:spacing w:before="0" w:after="0"/>
+            </w:pPr>
+            <w:r>
+              <w:rPr>
+                <w:rFonts w:ascii="Microsoft YaHei" w:hAnsi="Microsoft YaHei" w:eastAsia="Microsoft YaHei"/>
+                <w:b w:val="0"/>
+                <w:sz w:val="15"/>
+              </w:rPr>
+              <w:t>验证性未入选</w:t>
             </w:r>
           </w:p>
         </w:tc>
@@ -3388,17 +3313,15 @@
           </w:tcPr>
           <w:p>
             <w:pPr>
-              <w:spacing w:before="0" w:after="0" w:line="259" w:lineRule="auto"/>
-              <w:jc w:val="left"/>
-            </w:pPr>
-            <w:r/>
-            <w:r>
-              <w:rPr>
-                <w:rFonts w:ascii="Microsoft YaHei" w:hAnsi="Microsoft YaHei" w:eastAsia="Microsoft YaHei"/>
-                <w:b w:val="0"/>
-                <w:sz w:val="16"/>
-              </w:rPr>
-              <w:t>仅高血脂关联端</w:t>
+              <w:spacing w:before="0" w:after="0"/>
+            </w:pPr>
+            <w:r>
+              <w:rPr>
+                <w:rFonts w:ascii="Microsoft YaHei" w:hAnsi="Microsoft YaHei" w:eastAsia="Microsoft YaHei"/>
+                <w:b w:val="0"/>
+                <w:sz w:val="15"/>
+              </w:rPr>
+              <w:t>高血脂端入选；探索性Pareto</w:t>
             </w:r>
           </w:p>
         </w:tc>
@@ -3528,17 +3451,15 @@
           </w:tcPr>
           <w:p>
             <w:pPr>
-              <w:spacing w:before="0" w:after="0" w:line="259" w:lineRule="auto"/>
-              <w:jc w:val="left"/>
-            </w:pPr>
-            <w:r/>
-            <w:r>
-              <w:rPr>
-                <w:rFonts w:ascii="Microsoft YaHei" w:hAnsi="Microsoft YaHei" w:eastAsia="Microsoft YaHei"/>
-                <w:b w:val="0"/>
-                <w:sz w:val="16"/>
-              </w:rPr>
-              <w:t>未通过</w:t>
+              <w:spacing w:before="0" w:after="0"/>
+            </w:pPr>
+            <w:r>
+              <w:rPr>
+                <w:rFonts w:ascii="Microsoft YaHei" w:hAnsi="Microsoft YaHei" w:eastAsia="Microsoft YaHei"/>
+                <w:b w:val="0"/>
+                <w:sz w:val="15"/>
+              </w:rPr>
+              <w:t>探索性Pareto；验证性未入选</w:t>
             </w:r>
           </w:p>
         </w:tc>
@@ -3668,17 +3589,15 @@
           </w:tcPr>
           <w:p>
             <w:pPr>
-              <w:spacing w:before="0" w:after="0" w:line="259" w:lineRule="auto"/>
-              <w:jc w:val="left"/>
-            </w:pPr>
-            <w:r/>
-            <w:r>
-              <w:rPr>
-                <w:rFonts w:ascii="Microsoft YaHei" w:hAnsi="Microsoft YaHei" w:eastAsia="Microsoft YaHei"/>
-                <w:b w:val="0"/>
-                <w:sz w:val="16"/>
-              </w:rPr>
-              <w:t>未通过</w:t>
+              <w:spacing w:before="0" w:after="0"/>
+            </w:pPr>
+            <w:r>
+              <w:rPr>
+                <w:rFonts w:ascii="Microsoft YaHei" w:hAnsi="Microsoft YaHei" w:eastAsia="Microsoft YaHei"/>
+                <w:b w:val="0"/>
+                <w:sz w:val="15"/>
+              </w:rPr>
+              <w:t>验证性未入选</w:t>
             </w:r>
           </w:p>
         </w:tc>
@@ -3769,7 +3688,7 @@
           <w:rFonts w:ascii="Microsoft YaHei" w:hAnsi="Microsoft YaHei" w:eastAsia="Microsoft YaHei"/>
           <w:sz w:val="22"/>
         </w:rPr>
-        <w:t>痰湿端没有指标通过门槛；高血脂关联端仅血尿酸入选；两集合交集为空。该结果说明附件不足以支持“同一指标同时可靠表征痰湿严重度并预警高血脂”的结论，TC和TG只能作为当前诊断指标。</w:t>
+        <w:t>痰湿端没有指标通过门槛；高血脂关联端仅血尿酸入选；两集合交集为空。探索性多目标比较把血尿酸和BMI标记为Pareto候选，但该标记不改变验证性阴性结论，也不把TC、TG等诊断同义变量包装为风险发现。</w:t>
       </w:r>
     </w:p>
     <w:p>
@@ -3846,7 +3765,7 @@
           <w:rFonts w:ascii="Microsoft YaHei" w:hAnsi="Microsoft YaHei" w:eastAsia="Microsoft YaHei"/>
           <w:sz w:val="22"/>
         </w:rPr>
-        <w:t>九种体质贡献的主分析改用体质标签作为分类暴露，以平和质为参照，调整年龄、性别、吸烟、饮酒、BMI、活动总分、血糖和血尿酸。先用整体似然比检验判断八个标签系数是否同时为零，再报告各组OR、95%CI、P值和BH-FDR。</w:t>
+        <w:t>九种体质贡献的主分析以体质标签为分类暴露、平和质为参照，调整年龄、性别、烟酒、BMI、活动总分、血糖和血尿酸。整体似然比检验、OR、95%CI和BH-FDR为主要证据；八种偏颇体质另给调整OR点估计名次，并用500次结局分层Bootstrap报告中位名次、95%名次区间与首位频率。</w:t>
       </w:r>
     </w:p>
     <w:p>
@@ -4080,18 +3999,15 @@
           </w:tcPr>
           <w:p>
             <w:pPr>
-              <w:spacing w:before="0" w:after="0" w:line="259" w:lineRule="auto"/>
-              <w:jc w:val="center"/>
-            </w:pPr>
-            <w:r/>
+              <w:spacing w:before="0" w:after="0"/>
+            </w:pPr>
             <w:r>
               <w:rPr>
                 <w:rFonts w:ascii="Microsoft YaHei" w:hAnsi="Microsoft YaHei" w:eastAsia="Microsoft YaHei"/>
                 <w:b/>
-                <w:color w:val="17365D"/>
                 <w:sz w:val="16"/>
               </w:rPr>
-              <w:t>FDR q</w:t>
+              <w:t>FDR q / 名次</w:t>
             </w:r>
           </w:p>
         </w:tc>
@@ -4275,15 +4191,13 @@
           </w:tcPr>
           <w:p>
             <w:pPr>
-              <w:spacing w:before="0" w:after="0" w:line="259" w:lineRule="auto"/>
-              <w:jc w:val="center"/>
-            </w:pPr>
-            <w:r/>
-            <w:r>
-              <w:rPr>
-                <w:rFonts w:ascii="Microsoft YaHei" w:hAnsi="Microsoft YaHei" w:eastAsia="Microsoft YaHei"/>
-                <w:b w:val="0"/>
-                <w:sz w:val="16"/>
+              <w:spacing w:before="0" w:after="0"/>
+            </w:pPr>
+            <w:r>
+              <w:rPr>
+                <w:rFonts w:ascii="Microsoft YaHei" w:hAnsi="Microsoft YaHei" w:eastAsia="Microsoft YaHei"/>
+                <w:b w:val="0"/>
+                <w:sz w:val="15"/>
               </w:rPr>
               <w:t>—</w:t>
             </w:r>
@@ -4469,17 +4383,15 @@
           </w:tcPr>
           <w:p>
             <w:pPr>
-              <w:spacing w:before="0" w:after="0" w:line="259" w:lineRule="auto"/>
-              <w:jc w:val="center"/>
-            </w:pPr>
-            <w:r/>
-            <w:r>
-              <w:rPr>
-                <w:rFonts w:ascii="Microsoft YaHei" w:hAnsi="Microsoft YaHei" w:eastAsia="Microsoft YaHei"/>
-                <w:b w:val="0"/>
-                <w:sz w:val="16"/>
-              </w:rPr>
-              <w:t>0.893</w:t>
+              <w:spacing w:before="0" w:after="0"/>
+            </w:pPr>
+            <w:r>
+              <w:rPr>
+                <w:rFonts w:ascii="Microsoft YaHei" w:hAnsi="Microsoft YaHei" w:eastAsia="Microsoft YaHei"/>
+                <w:b w:val="0"/>
+                <w:sz w:val="15"/>
+              </w:rPr>
+              <w:t>0.893 / 2</w:t>
             </w:r>
           </w:p>
         </w:tc>
@@ -4663,17 +4575,15 @@
           </w:tcPr>
           <w:p>
             <w:pPr>
-              <w:spacing w:before="0" w:after="0" w:line="259" w:lineRule="auto"/>
-              <w:jc w:val="center"/>
-            </w:pPr>
-            <w:r/>
-            <w:r>
-              <w:rPr>
-                <w:rFonts w:ascii="Microsoft YaHei" w:hAnsi="Microsoft YaHei" w:eastAsia="Microsoft YaHei"/>
-                <w:b w:val="0"/>
-                <w:sz w:val="16"/>
-              </w:rPr>
-              <w:t>0.668</w:t>
+              <w:spacing w:before="0" w:after="0"/>
+            </w:pPr>
+            <w:r>
+              <w:rPr>
+                <w:rFonts w:ascii="Microsoft YaHei" w:hAnsi="Microsoft YaHei" w:eastAsia="Microsoft YaHei"/>
+                <w:b w:val="0"/>
+                <w:sz w:val="15"/>
+              </w:rPr>
+              <w:t>0.668 / 1</w:t>
             </w:r>
           </w:p>
         </w:tc>
@@ -4857,17 +4767,15 @@
           </w:tcPr>
           <w:p>
             <w:pPr>
-              <w:spacing w:before="0" w:after="0" w:line="259" w:lineRule="auto"/>
-              <w:jc w:val="center"/>
-            </w:pPr>
-            <w:r/>
-            <w:r>
-              <w:rPr>
-                <w:rFonts w:ascii="Microsoft YaHei" w:hAnsi="Microsoft YaHei" w:eastAsia="Microsoft YaHei"/>
-                <w:b w:val="0"/>
-                <w:sz w:val="16"/>
-              </w:rPr>
-              <w:t>0.754</w:t>
+              <w:spacing w:before="0" w:after="0"/>
+            </w:pPr>
+            <w:r>
+              <w:rPr>
+                <w:rFonts w:ascii="Microsoft YaHei" w:hAnsi="Microsoft YaHei" w:eastAsia="Microsoft YaHei"/>
+                <w:b w:val="0"/>
+                <w:sz w:val="15"/>
+              </w:rPr>
+              <w:t>0.754 / 4</w:t>
             </w:r>
           </w:p>
         </w:tc>
@@ -5051,17 +4959,15 @@
           </w:tcPr>
           <w:p>
             <w:pPr>
-              <w:spacing w:before="0" w:after="0" w:line="259" w:lineRule="auto"/>
-              <w:jc w:val="center"/>
-            </w:pPr>
-            <w:r/>
-            <w:r>
-              <w:rPr>
-                <w:rFonts w:ascii="Microsoft YaHei" w:hAnsi="Microsoft YaHei" w:eastAsia="Microsoft YaHei"/>
-                <w:b w:val="0"/>
-                <w:sz w:val="16"/>
-              </w:rPr>
-              <w:t>0.668</w:t>
+              <w:spacing w:before="0" w:after="0"/>
+            </w:pPr>
+            <w:r>
+              <w:rPr>
+                <w:rFonts w:ascii="Microsoft YaHei" w:hAnsi="Microsoft YaHei" w:eastAsia="Microsoft YaHei"/>
+                <w:b w:val="0"/>
+                <w:sz w:val="15"/>
+              </w:rPr>
+              <w:t>0.668 / 6</w:t>
             </w:r>
           </w:p>
         </w:tc>
@@ -5245,17 +5151,15 @@
           </w:tcPr>
           <w:p>
             <w:pPr>
-              <w:spacing w:before="0" w:after="0" w:line="259" w:lineRule="auto"/>
-              <w:jc w:val="center"/>
-            </w:pPr>
-            <w:r/>
-            <w:r>
-              <w:rPr>
-                <w:rFonts w:ascii="Microsoft YaHei" w:hAnsi="Microsoft YaHei" w:eastAsia="Microsoft YaHei"/>
-                <w:b w:val="0"/>
-                <w:sz w:val="16"/>
-              </w:rPr>
-              <w:t>0.754</w:t>
+              <w:spacing w:before="0" w:after="0"/>
+            </w:pPr>
+            <w:r>
+              <w:rPr>
+                <w:rFonts w:ascii="Microsoft YaHei" w:hAnsi="Microsoft YaHei" w:eastAsia="Microsoft YaHei"/>
+                <w:b w:val="0"/>
+                <w:sz w:val="15"/>
+              </w:rPr>
+              <w:t>0.754 / 3</w:t>
             </w:r>
           </w:p>
         </w:tc>
@@ -5439,17 +5343,15 @@
           </w:tcPr>
           <w:p>
             <w:pPr>
-              <w:spacing w:before="0" w:after="0" w:line="259" w:lineRule="auto"/>
-              <w:jc w:val="center"/>
-            </w:pPr>
-            <w:r/>
-            <w:r>
-              <w:rPr>
-                <w:rFonts w:ascii="Microsoft YaHei" w:hAnsi="Microsoft YaHei" w:eastAsia="Microsoft YaHei"/>
-                <w:b w:val="0"/>
-                <w:sz w:val="16"/>
-              </w:rPr>
-              <w:t>0.668</w:t>
+              <w:spacing w:before="0" w:after="0"/>
+            </w:pPr>
+            <w:r>
+              <w:rPr>
+                <w:rFonts w:ascii="Microsoft YaHei" w:hAnsi="Microsoft YaHei" w:eastAsia="Microsoft YaHei"/>
+                <w:b w:val="0"/>
+                <w:sz w:val="15"/>
+              </w:rPr>
+              <w:t>0.668 / 7</w:t>
             </w:r>
           </w:p>
         </w:tc>
@@ -5633,17 +5535,15 @@
           </w:tcPr>
           <w:p>
             <w:pPr>
-              <w:spacing w:before="0" w:after="0" w:line="259" w:lineRule="auto"/>
-              <w:jc w:val="center"/>
-            </w:pPr>
-            <w:r/>
-            <w:r>
-              <w:rPr>
-                <w:rFonts w:ascii="Microsoft YaHei" w:hAnsi="Microsoft YaHei" w:eastAsia="Microsoft YaHei"/>
-                <w:b w:val="0"/>
-                <w:sz w:val="16"/>
-              </w:rPr>
-              <w:t>0.668</w:t>
+              <w:spacing w:before="0" w:after="0"/>
+            </w:pPr>
+            <w:r>
+              <w:rPr>
+                <w:rFonts w:ascii="Microsoft YaHei" w:hAnsi="Microsoft YaHei" w:eastAsia="Microsoft YaHei"/>
+                <w:b w:val="0"/>
+                <w:sz w:val="15"/>
+              </w:rPr>
+              <w:t>0.668 / 8</w:t>
             </w:r>
           </w:p>
         </w:tc>
@@ -5827,17 +5727,15 @@
           </w:tcPr>
           <w:p>
             <w:pPr>
-              <w:spacing w:before="0" w:after="0" w:line="259" w:lineRule="auto"/>
-              <w:jc w:val="center"/>
-            </w:pPr>
-            <w:r/>
-            <w:r>
-              <w:rPr>
-                <w:rFonts w:ascii="Microsoft YaHei" w:hAnsi="Microsoft YaHei" w:eastAsia="Microsoft YaHei"/>
-                <w:b w:val="0"/>
-                <w:sz w:val="16"/>
-              </w:rPr>
-              <w:t>0.754</w:t>
+              <w:spacing w:before="0" w:after="0"/>
+            </w:pPr>
+            <w:r>
+              <w:rPr>
+                <w:rFonts w:ascii="Microsoft YaHei" w:hAnsi="Microsoft YaHei" w:eastAsia="Microsoft YaHei"/>
+                <w:b w:val="0"/>
+                <w:sz w:val="15"/>
+              </w:rPr>
+              <w:t>0.754 / 5</w:t>
             </w:r>
           </w:p>
         </w:tc>
@@ -5942,28 +5840,19 @@
               <w:bottom w:w="80" w:type="dxa"/>
               <w:end w:w="120" w:type="dxa"/>
             </w:tcMar>
-          </w:tcPr>
-          <w:p>
-            <w:pPr>
-              <w:spacing w:after="0"/>
-            </w:pPr>
-            <w:r/>
-            <w:r>
-              <w:rPr>
-                <w:rFonts w:ascii="Microsoft YaHei" w:hAnsi="Microsoft YaHei" w:eastAsia="Microsoft YaHei"/>
-                <w:b/>
-                <w:color w:val="17365D"/>
-                <w:sz w:val="21"/>
-              </w:rPr>
-              <w:t xml:space="preserve">统计结论  </w:t>
-            </w:r>
-            <w:r>
-              <w:rPr>
-                <w:rFonts w:ascii="Microsoft YaHei" w:hAnsi="Microsoft YaHei" w:eastAsia="Microsoft YaHei"/>
-                <w:color w:val="17365D"/>
-                <w:sz w:val="21"/>
-              </w:rPr>
-              <w:t>九体质整体调整检验P=0.562；痰湿质相对平和质OR=0.748，95%CI 0.465–1.203，P=0.231，FDR q=0.668。九个连续积分分别调整的敏感性分析同样无FDR显著项，因此不作贡献排名。</w:t>
+            <w:vAlign w:val="center"/>
+          </w:tcPr>
+          <w:p>
+            <w:pPr>
+              <w:spacing w:before="0" w:after="0"/>
+            </w:pPr>
+            <w:r>
+              <w:rPr>
+                <w:rFonts w:ascii="Microsoft YaHei" w:hAnsi="Microsoft YaHei" w:eastAsia="Microsoft YaHei"/>
+                <w:b w:val="0"/>
+                <w:sz w:val="18"/>
+              </w:rPr>
+              <w:t>统计结论  九体质整体调整检验P=0.562。阳虚质调整OR点估计最高（1.537），500次Bootstrap首位频率71.2%，但95%CI跨1、FDR不显著，故仅作探索性排序。</w:t>
             </w:r>
           </w:p>
         </w:tc>
@@ -5979,7 +5868,7 @@
         <w:pStyle w:val="Heading1"/>
       </w:pPr>
       <w:r>
-        <w:t>5 问题二：关联筛查与规则管理分层</w:t>
+        <w:t>5 问题二：关联筛查、统计分层与CART解释</w:t>
       </w:r>
     </w:p>
     <w:p>
@@ -5987,7 +5876,7 @@
         <w:pStyle w:val="Heading2"/>
       </w:pPr>
       <w:r>
-        <w:t>5.1 三类输出严格分离</w:t>
+        <w:t>5.1 四类输出严格分离</w:t>
       </w:r>
     </w:p>
     <w:p>
@@ -5999,7 +5888,7 @@
           <w:rFonts w:ascii="Microsoft YaHei" w:hAnsi="Microsoft YaHei" w:eastAsia="Microsoft YaHei"/>
           <w:sz w:val="22"/>
         </w:rPr>
-        <w:t>问题二同时输出三个含义不同的量：当前诊断状态由四项血脂阈值确定；非血脂关联概率由体质、活动、代谢和基础信息模型给出；最终低、中、高管理等级由题面特征规则唯一生成。三者分别回答“当前是否异常”“非血脂特征与异常的关联强弱”和“应采用何种管理优先级”，不再混用。</w:t>
+        <w:t>问题二同时分列四类结果：当前诊断状态由四项血脂阈值确定；非血脂关联概率由体质、活动、代谢和基础信息模型给出；低、中、高统计等级由训练集折外概率切点确定；题面示例规则形成独立临床管理提示。四者分别回答当前状态、关联强弱、筛查分数层级和管理关注条件，不能混为同一口径。</w:t>
       </w:r>
     </w:p>
     <w:tbl>
@@ -6025,28 +5914,19 @@
               <w:bottom w:w="80" w:type="dxa"/>
               <w:end w:w="120" w:type="dxa"/>
             </w:tcMar>
-          </w:tcPr>
-          <w:p>
-            <w:pPr>
-              <w:spacing w:after="0"/>
-            </w:pPr>
-            <w:r/>
-            <w:r>
-              <w:rPr>
-                <w:rFonts w:ascii="Microsoft YaHei" w:hAnsi="Microsoft YaHei" w:eastAsia="Microsoft YaHei"/>
-                <w:b/>
-                <w:color w:val="17365D"/>
-                <w:sz w:val="21"/>
-              </w:rPr>
-              <w:t xml:space="preserve">横断面限制  </w:t>
-            </w:r>
-            <w:r>
-              <w:rPr>
-                <w:rFonts w:ascii="Microsoft YaHei" w:hAnsi="Microsoft YaHei" w:eastAsia="Microsoft YaHei"/>
-                <w:color w:val="17365D"/>
-                <w:sz w:val="21"/>
-              </w:rPr>
-              <w:t>附件没有随访结局，非血脂概率不能解释为未来发病概率；三级管理规则包含当前血脂状态，其当前异常率只用于规则一致性核查，不能作为独立预测性能。</w:t>
+            <w:vAlign w:val="center"/>
+          </w:tcPr>
+          <w:p>
+            <w:pPr>
+              <w:spacing w:before="0" w:after="0"/>
+            </w:pPr>
+            <w:r>
+              <w:rPr>
+                <w:rFonts w:ascii="Microsoft YaHei" w:hAnsi="Microsoft YaHei" w:eastAsia="Microsoft YaHei"/>
+                <w:b w:val="0"/>
+                <w:sz w:val="18"/>
+              </w:rPr>
+              <w:t>横断面限制  附件没有随访结局，非血脂概率和三级统计等级不能解释为未来发病概率；CART阈值只解释模型分层结构，不是临床诊断界值。</w:t>
             </w:r>
           </w:p>
         </w:tc>
@@ -6098,16 +5978,13 @@
           </w:tcPr>
           <w:p>
             <w:pPr>
-              <w:spacing w:before="0" w:after="0" w:line="259" w:lineRule="auto"/>
-              <w:jc w:val="center"/>
-            </w:pPr>
-            <w:r/>
+              <w:spacing w:before="0" w:after="0"/>
+            </w:pPr>
             <w:r>
               <w:rPr>
                 <w:rFonts w:ascii="Microsoft YaHei" w:hAnsi="Microsoft YaHei" w:eastAsia="Microsoft YaHei"/>
                 <w:b/>
-                <w:color w:val="17365D"/>
-                <w:sz w:val="18"/>
+                <w:sz w:val="17"/>
               </w:rPr>
               <w:t>候选模型</w:t>
             </w:r>
@@ -6127,16 +6004,13 @@
           </w:tcPr>
           <w:p>
             <w:pPr>
-              <w:spacing w:before="0" w:after="0" w:line="259" w:lineRule="auto"/>
-              <w:jc w:val="center"/>
-            </w:pPr>
-            <w:r/>
+              <w:spacing w:before="0" w:after="0"/>
+            </w:pPr>
             <w:r>
               <w:rPr>
                 <w:rFonts w:ascii="Microsoft YaHei" w:hAnsi="Microsoft YaHei" w:eastAsia="Microsoft YaHei"/>
                 <w:b/>
-                <w:color w:val="17365D"/>
-                <w:sz w:val="18"/>
+                <w:sz w:val="17"/>
               </w:rPr>
               <w:t>五折CV AUC均值</w:t>
             </w:r>
@@ -6156,16 +6030,13 @@
           </w:tcPr>
           <w:p>
             <w:pPr>
-              <w:spacing w:before="0" w:after="0" w:line="259" w:lineRule="auto"/>
-              <w:jc w:val="center"/>
-            </w:pPr>
-            <w:r/>
+              <w:spacing w:before="0" w:after="0"/>
+            </w:pPr>
             <w:r>
               <w:rPr>
                 <w:rFonts w:ascii="Microsoft YaHei" w:hAnsi="Microsoft YaHei" w:eastAsia="Microsoft YaHei"/>
                 <w:b/>
-                <w:color w:val="17365D"/>
-                <w:sz w:val="18"/>
+                <w:sz w:val="17"/>
               </w:rPr>
               <w:t>标准差</w:t>
             </w:r>
@@ -6189,15 +6060,13 @@
           </w:tcPr>
           <w:p>
             <w:pPr>
-              <w:spacing w:before="0" w:after="0" w:line="259" w:lineRule="auto"/>
-              <w:jc w:val="left"/>
-            </w:pPr>
-            <w:r/>
-            <w:r>
-              <w:rPr>
-                <w:rFonts w:ascii="Microsoft YaHei" w:hAnsi="Microsoft YaHei" w:eastAsia="Microsoft YaHei"/>
-                <w:b w:val="0"/>
-                <w:sz w:val="18"/>
+              <w:spacing w:before="0" w:after="0"/>
+            </w:pPr>
+            <w:r>
+              <w:rPr>
+                <w:rFonts w:ascii="Microsoft YaHei" w:hAnsi="Microsoft YaHei" w:eastAsia="Microsoft YaHei"/>
+                <w:b w:val="0"/>
+                <w:sz w:val="17"/>
               </w:rPr>
               <w:t>随机森林</w:t>
             </w:r>
@@ -6216,15 +6085,13 @@
           </w:tcPr>
           <w:p>
             <w:pPr>
-              <w:spacing w:before="0" w:after="0" w:line="259" w:lineRule="auto"/>
-              <w:jc w:val="center"/>
-            </w:pPr>
-            <w:r/>
-            <w:r>
-              <w:rPr>
-                <w:rFonts w:ascii="Microsoft YaHei" w:hAnsi="Microsoft YaHei" w:eastAsia="Microsoft YaHei"/>
-                <w:b w:val="0"/>
-                <w:sz w:val="18"/>
+              <w:spacing w:before="0" w:after="0"/>
+            </w:pPr>
+            <w:r>
+              <w:rPr>
+                <w:rFonts w:ascii="Microsoft YaHei" w:hAnsi="Microsoft YaHei" w:eastAsia="Microsoft YaHei"/>
+                <w:b w:val="0"/>
+                <w:sz w:val="17"/>
               </w:rPr>
               <w:t>0.865</w:t>
             </w:r>
@@ -6243,15 +6110,13 @@
           </w:tcPr>
           <w:p>
             <w:pPr>
-              <w:spacing w:before="0" w:after="0" w:line="259" w:lineRule="auto"/>
-              <w:jc w:val="center"/>
-            </w:pPr>
-            <w:r/>
-            <w:r>
-              <w:rPr>
-                <w:rFonts w:ascii="Microsoft YaHei" w:hAnsi="Microsoft YaHei" w:eastAsia="Microsoft YaHei"/>
-                <w:b w:val="0"/>
-                <w:sz w:val="18"/>
+              <w:spacing w:before="0" w:after="0"/>
+            </w:pPr>
+            <w:r>
+              <w:rPr>
+                <w:rFonts w:ascii="Microsoft YaHei" w:hAnsi="Microsoft YaHei" w:eastAsia="Microsoft YaHei"/>
+                <w:b w:val="0"/>
+                <w:sz w:val="17"/>
               </w:rPr>
               <w:t>0.030</w:t>
             </w:r>
@@ -6275,15 +6140,84 @@
           </w:tcPr>
           <w:p>
             <w:pPr>
-              <w:spacing w:before="0" w:after="0" w:line="259" w:lineRule="auto"/>
-              <w:jc w:val="left"/>
-            </w:pPr>
-            <w:r/>
-            <w:r>
-              <w:rPr>
-                <w:rFonts w:ascii="Microsoft YaHei" w:hAnsi="Microsoft YaHei" w:eastAsia="Microsoft YaHei"/>
-                <w:b w:val="0"/>
-                <w:sz w:val="18"/>
+              <w:spacing w:before="0" w:after="0"/>
+            </w:pPr>
+            <w:r>
+              <w:rPr>
+                <w:rFonts w:ascii="Microsoft YaHei" w:hAnsi="Microsoft YaHei" w:eastAsia="Microsoft YaHei"/>
+                <w:b w:val="0"/>
+                <w:sz w:val="17"/>
+              </w:rPr>
+              <w:t>浅层CART</w:t>
+            </w:r>
+          </w:p>
+        </w:tc>
+        <w:tc>
+          <w:tcPr>
+            <w:tcW w:type="dxa" w:w="2800"/>
+            <w:vAlign w:val="center"/>
+            <w:tcMar>
+              <w:top w:w="80" w:type="dxa"/>
+              <w:start w:w="120" w:type="dxa"/>
+              <w:bottom w:w="80" w:type="dxa"/>
+              <w:end w:w="120" w:type="dxa"/>
+            </w:tcMar>
+          </w:tcPr>
+          <w:p>
+            <w:pPr>
+              <w:spacing w:before="0" w:after="0"/>
+            </w:pPr>
+            <w:r>
+              <w:rPr>
+                <w:rFonts w:ascii="Microsoft YaHei" w:hAnsi="Microsoft YaHei" w:eastAsia="Microsoft YaHei"/>
+                <w:b w:val="0"/>
+                <w:sz w:val="17"/>
+              </w:rPr>
+              <w:t>0.842</w:t>
+            </w:r>
+          </w:p>
+        </w:tc>
+        <w:tc>
+          <w:tcPr>
+            <w:tcW w:type="dxa" w:w="2670"/>
+            <w:vAlign w:val="center"/>
+            <w:tcMar>
+              <w:top w:w="80" w:type="dxa"/>
+              <w:start w:w="120" w:type="dxa"/>
+              <w:bottom w:w="80" w:type="dxa"/>
+              <w:end w:w="120" w:type="dxa"/>
+            </w:tcMar>
+          </w:tcPr>
+          <w:p>
+            <w:pPr>
+              <w:spacing w:before="0" w:after="0"/>
+            </w:pPr>
+            <w:r>
+              <w:rPr>
+                <w:rFonts w:ascii="Microsoft YaHei" w:hAnsi="Microsoft YaHei" w:eastAsia="Microsoft YaHei"/>
+                <w:b w:val="0"/>
+                <w:sz w:val="17"/>
+              </w:rPr>
+              <w:t>0.041</w:t>
+            </w:r>
+          </w:p>
+        </w:tc>
+      </w:tr>
+      <w:tr>
+        <w:tc>
+          <w:tcPr>
+            <w:tcW w:type="dxa" w:w="3600"/>
+            <w:vAlign w:val="center"/>
+          </w:tcPr>
+          <w:p>
+            <w:pPr>
+              <w:spacing w:before="0" w:after="0"/>
+            </w:pPr>
+            <w:r>
+              <w:rPr>
+                <w:rFonts w:ascii="Microsoft YaHei" w:hAnsi="Microsoft YaHei" w:eastAsia="Microsoft YaHei"/>
+                <w:b w:val="0"/>
+                <w:sz w:val="17"/>
               </w:rPr>
               <w:t>加权Logistic</w:t>
             </w:r>
@@ -6293,24 +6227,16 @@
           <w:tcPr>
             <w:tcW w:type="dxa" w:w="2800"/>
             <w:vAlign w:val="center"/>
-            <w:tcMar>
-              <w:top w:w="80" w:type="dxa"/>
-              <w:start w:w="120" w:type="dxa"/>
-              <w:bottom w:w="80" w:type="dxa"/>
-              <w:end w:w="120" w:type="dxa"/>
-            </w:tcMar>
-          </w:tcPr>
-          <w:p>
-            <w:pPr>
-              <w:spacing w:before="0" w:after="0" w:line="259" w:lineRule="auto"/>
-              <w:jc w:val="center"/>
-            </w:pPr>
-            <w:r/>
-            <w:r>
-              <w:rPr>
-                <w:rFonts w:ascii="Microsoft YaHei" w:hAnsi="Microsoft YaHei" w:eastAsia="Microsoft YaHei"/>
-                <w:b w:val="0"/>
-                <w:sz w:val="18"/>
+          </w:tcPr>
+          <w:p>
+            <w:pPr>
+              <w:spacing w:before="0" w:after="0"/>
+            </w:pPr>
+            <w:r>
+              <w:rPr>
+                <w:rFonts w:ascii="Microsoft YaHei" w:hAnsi="Microsoft YaHei" w:eastAsia="Microsoft YaHei"/>
+                <w:b w:val="0"/>
+                <w:sz w:val="17"/>
               </w:rPr>
               <w:t>0.635</w:t>
             </w:r>
@@ -6320,24 +6246,16 @@
           <w:tcPr>
             <w:tcW w:type="dxa" w:w="2670"/>
             <w:vAlign w:val="center"/>
-            <w:tcMar>
-              <w:top w:w="80" w:type="dxa"/>
-              <w:start w:w="120" w:type="dxa"/>
-              <w:bottom w:w="80" w:type="dxa"/>
-              <w:end w:w="120" w:type="dxa"/>
-            </w:tcMar>
-          </w:tcPr>
-          <w:p>
-            <w:pPr>
-              <w:spacing w:before="0" w:after="0" w:line="259" w:lineRule="auto"/>
-              <w:jc w:val="center"/>
-            </w:pPr>
-            <w:r/>
-            <w:r>
-              <w:rPr>
-                <w:rFonts w:ascii="Microsoft YaHei" w:hAnsi="Microsoft YaHei" w:eastAsia="Microsoft YaHei"/>
-                <w:b w:val="0"/>
-                <w:sz w:val="18"/>
+          </w:tcPr>
+          <w:p>
+            <w:pPr>
+              <w:spacing w:before="0" w:after="0"/>
+            </w:pPr>
+            <w:r>
+              <w:rPr>
+                <w:rFonts w:ascii="Microsoft YaHei" w:hAnsi="Microsoft YaHei" w:eastAsia="Microsoft YaHei"/>
+                <w:b w:val="0"/>
+                <w:sz w:val="17"/>
               </w:rPr>
               <w:t>0.078</w:t>
             </w:r>
@@ -6373,7 +6291,7 @@
           <w:rFonts w:ascii="Microsoft YaHei" w:hAnsi="Microsoft YaHei" w:eastAsia="Microsoft YaHei"/>
           <w:sz w:val="22"/>
         </w:rPr>
-        <w:t>随机森林使用类别平衡抽样、最小叶节点约束和Platt概率校准。训练/测试按7:3分层划分，候选模型比较与校准均在训练集完成。独立测试集只用于一次最终评价，模型特征中不存在四项诊断血脂及其异常派生量。</w:t>
+        <w:t>随机森林使用类别平衡抽样、最小叶节点约束和Platt概率校准。训练/测试按7:3分层划分；训练集再以外层五折、内层三折生成折外校准概率。模型比较、校准与切点搜索均不接触测试集，模型特征中不存在四项诊断血脂及其异常派生量。</w:t>
       </w:r>
     </w:p>
     <w:p>
@@ -6442,7 +6360,7 @@
           <w:rFonts w:ascii="Microsoft YaHei" w:hAnsi="Microsoft YaHei" w:eastAsia="Microsoft YaHei"/>
           <w:sz w:val="22"/>
         </w:rPr>
-        <w:t>随机森林独立测试AUC=0.821、AP=0.953、Brier=0.135。该指标评价的是对当前血脂异常的关联筛查能力，而非未来发病预测。</w:t>
+        <w:t>随机森林独立测试AUC=0.821、AP=0.953、Brier=0.135。该指标评价的是对当前血脂异常的横断面关联筛查能力，而非未来发病预测。浅层CART作为解释代理，测试集与统计等级一致率为71.0%。</w:t>
       </w:r>
     </w:p>
     <w:p>
@@ -6450,7 +6368,7 @@
         <w:pStyle w:val="Heading2"/>
       </w:pPr>
       <w:r>
-        <w:t>5.3 可追溯三级管理规则</w:t>
+        <w:t>5.3 训练内统计切点与CART阈值</w:t>
       </w:r>
     </w:p>
     <w:p>
@@ -6462,7 +6380,7 @@
           <w:rFonts w:ascii="Microsoft YaHei" w:hAnsi="Microsoft YaHei" w:eastAsia="Microsoft YaHei"/>
           <w:sz w:val="21"/>
         </w:rPr>
-        <w:t>高危：血脂异常且痰湿积分≥60；或血脂正常、痰湿积分≥80且活动总分&lt;40；或痰湿质、痰湿积分≥60且尿酸异常。</w:t>
+        <w:t>低危：非血脂筛查概率 p&lt;0.7588。训练折外层患病率54.3%，独立测试层患病率55.9%。</w:t>
       </w:r>
     </w:p>
     <w:p>
@@ -6474,7 +6392,7 @@
           <w:rFonts w:ascii="Microsoft YaHei" w:hAnsi="Microsoft YaHei" w:eastAsia="Microsoft YaHei"/>
           <w:sz w:val="21"/>
         </w:rPr>
-        <w:t>中危：不满足高危，但存在血脂异常、痰湿积分≥60、活动总分&lt;40或至少一项血糖、尿酸、BMI异常。</w:t>
+        <w:t>中危：0.7588≤p&lt;0.8717。训练折外层患病率86.9%，独立测试层患病率78.8%。</w:t>
       </w:r>
     </w:p>
     <w:p>
@@ -6486,7 +6404,7 @@
           <w:rFonts w:ascii="Microsoft YaHei" w:hAnsi="Microsoft YaHei" w:eastAsia="Microsoft YaHei"/>
           <w:sz w:val="21"/>
         </w:rPr>
-        <w:t>低危：未触发上述高危或中危规则。</w:t>
+        <w:t>高危：p≥0.8717。训练折外层患病率99.0%，独立测试层患病率96.2%。</w:t>
       </w:r>
     </w:p>
     <w:p>
@@ -6501,7 +6419,7 @@
           <w:color w:val="17365D"/>
           <w:sz w:val="22"/>
         </w:rPr>
-        <w:t>G(x)=3（触发任一高危规则）；G(x)=2（未高危且触发任一中危条件）；否则G(x)=1    (3)</w:t>
+        <w:t>R(p)=1（p&lt;0.7588）；R(p)=2（0.7588≤p&lt;0.8717）；R(p)=3（p≥0.8717）。切点搜索要求训练集各层不少于15%且患病率单调。CART仅作为特征阈值代理，题面规则另列为临床提示。    (3)</w:t>
       </w:r>
     </w:p>
     <w:tbl>
@@ -6539,18 +6457,15 @@
           </w:tcPr>
           <w:p>
             <w:pPr>
-              <w:spacing w:before="0" w:after="0" w:line="259" w:lineRule="auto"/>
-              <w:jc w:val="center"/>
-            </w:pPr>
-            <w:r/>
+              <w:spacing w:before="0" w:after="0"/>
+            </w:pPr>
             <w:r>
               <w:rPr>
                 <w:rFonts w:ascii="Microsoft YaHei" w:hAnsi="Microsoft YaHei" w:eastAsia="Microsoft YaHei"/>
                 <w:b/>
-                <w:color w:val="17365D"/>
-                <w:sz w:val="18"/>
-              </w:rPr>
-              <w:t>管理等级</w:t>
+                <w:sz w:val="16"/>
+              </w:rPr>
+              <w:t>统计等级</w:t>
             </w:r>
           </w:p>
         </w:tc>
@@ -6568,16 +6483,13 @@
           </w:tcPr>
           <w:p>
             <w:pPr>
-              <w:spacing w:before="0" w:after="0" w:line="259" w:lineRule="auto"/>
-              <w:jc w:val="center"/>
-            </w:pPr>
-            <w:r/>
+              <w:spacing w:before="0" w:after="0"/>
+            </w:pPr>
             <w:r>
               <w:rPr>
                 <w:rFonts w:ascii="Microsoft YaHei" w:hAnsi="Microsoft YaHei" w:eastAsia="Microsoft YaHei"/>
                 <w:b/>
-                <w:color w:val="17365D"/>
-                <w:sz w:val="18"/>
+                <w:sz w:val="16"/>
               </w:rPr>
               <w:t>人数</w:t>
             </w:r>
@@ -6597,16 +6509,13 @@
           </w:tcPr>
           <w:p>
             <w:pPr>
-              <w:spacing w:before="0" w:after="0" w:line="259" w:lineRule="auto"/>
-              <w:jc w:val="center"/>
-            </w:pPr>
-            <w:r/>
+              <w:spacing w:before="0" w:after="0"/>
+            </w:pPr>
             <w:r>
               <w:rPr>
                 <w:rFonts w:ascii="Microsoft YaHei" w:hAnsi="Microsoft YaHei" w:eastAsia="Microsoft YaHei"/>
                 <w:b/>
-                <w:color w:val="17365D"/>
-                <w:sz w:val="18"/>
+                <w:sz w:val="16"/>
               </w:rPr>
               <w:t>占比</w:t>
             </w:r>
@@ -6626,16 +6535,13 @@
           </w:tcPr>
           <w:p>
             <w:pPr>
-              <w:spacing w:before="0" w:after="0" w:line="259" w:lineRule="auto"/>
-              <w:jc w:val="center"/>
-            </w:pPr>
-            <w:r/>
+              <w:spacing w:before="0" w:after="0"/>
+            </w:pPr>
             <w:r>
               <w:rPr>
                 <w:rFonts w:ascii="Microsoft YaHei" w:hAnsi="Microsoft YaHei" w:eastAsia="Microsoft YaHei"/>
                 <w:b/>
-                <w:color w:val="17365D"/>
-                <w:sz w:val="18"/>
+                <w:sz w:val="16"/>
               </w:rPr>
               <w:t>当前异常率</w:t>
             </w:r>
@@ -6655,16 +6561,13 @@
           </w:tcPr>
           <w:p>
             <w:pPr>
-              <w:spacing w:before="0" w:after="0" w:line="259" w:lineRule="auto"/>
-              <w:jc w:val="center"/>
-            </w:pPr>
-            <w:r/>
+              <w:spacing w:before="0" w:after="0"/>
+            </w:pPr>
             <w:r>
               <w:rPr>
                 <w:rFonts w:ascii="Microsoft YaHei" w:hAnsi="Microsoft YaHei" w:eastAsia="Microsoft YaHei"/>
                 <w:b/>
-                <w:color w:val="17365D"/>
-                <w:sz w:val="18"/>
+                <w:sz w:val="16"/>
               </w:rPr>
               <w:t>异常率95%CI</w:t>
             </w:r>
@@ -6688,15 +6591,13 @@
           </w:tcPr>
           <w:p>
             <w:pPr>
-              <w:spacing w:before="0" w:after="0" w:line="259" w:lineRule="auto"/>
-              <w:jc w:val="center"/>
-            </w:pPr>
-            <w:r/>
-            <w:r>
-              <w:rPr>
-                <w:rFonts w:ascii="Microsoft YaHei" w:hAnsi="Microsoft YaHei" w:eastAsia="Microsoft YaHei"/>
-                <w:b w:val="0"/>
-                <w:sz w:val="18"/>
+              <w:spacing w:before="0" w:after="0"/>
+            </w:pPr>
+            <w:r>
+              <w:rPr>
+                <w:rFonts w:ascii="Microsoft YaHei" w:hAnsi="Microsoft YaHei" w:eastAsia="Microsoft YaHei"/>
+                <w:b w:val="0"/>
+                <w:sz w:val="16"/>
               </w:rPr>
               <w:t>低危</w:t>
             </w:r>
@@ -6715,17 +6616,15 @@
           </w:tcPr>
           <w:p>
             <w:pPr>
-              <w:spacing w:before="0" w:after="0" w:line="259" w:lineRule="auto"/>
-              <w:jc w:val="center"/>
-            </w:pPr>
-            <w:r/>
-            <w:r>
-              <w:rPr>
-                <w:rFonts w:ascii="Microsoft YaHei" w:hAnsi="Microsoft YaHei" w:eastAsia="Microsoft YaHei"/>
-                <w:b w:val="0"/>
-                <w:sz w:val="18"/>
-              </w:rPr>
-              <w:t>21</w:t>
+              <w:spacing w:before="0" w:after="0"/>
+            </w:pPr>
+            <w:r>
+              <w:rPr>
+                <w:rFonts w:ascii="Microsoft YaHei" w:hAnsi="Microsoft YaHei" w:eastAsia="Microsoft YaHei"/>
+                <w:b w:val="0"/>
+                <w:sz w:val="16"/>
+              </w:rPr>
+              <w:t>111</w:t>
             </w:r>
           </w:p>
         </w:tc>
@@ -6742,17 +6641,15 @@
           </w:tcPr>
           <w:p>
             <w:pPr>
-              <w:spacing w:before="0" w:after="0" w:line="259" w:lineRule="auto"/>
-              <w:jc w:val="center"/>
-            </w:pPr>
-            <w:r/>
-            <w:r>
-              <w:rPr>
-                <w:rFonts w:ascii="Microsoft YaHei" w:hAnsi="Microsoft YaHei" w:eastAsia="Microsoft YaHei"/>
-                <w:b w:val="0"/>
-                <w:sz w:val="18"/>
-              </w:rPr>
-              <w:t>7.0%</w:t>
+              <w:spacing w:before="0" w:after="0"/>
+            </w:pPr>
+            <w:r>
+              <w:rPr>
+                <w:rFonts w:ascii="Microsoft YaHei" w:hAnsi="Microsoft YaHei" w:eastAsia="Microsoft YaHei"/>
+                <w:b w:val="0"/>
+                <w:sz w:val="16"/>
+              </w:rPr>
+              <w:t>37.0%</w:t>
             </w:r>
           </w:p>
         </w:tc>
@@ -6769,17 +6666,15 @@
           </w:tcPr>
           <w:p>
             <w:pPr>
-              <w:spacing w:before="0" w:after="0" w:line="259" w:lineRule="auto"/>
-              <w:jc w:val="center"/>
-            </w:pPr>
-            <w:r/>
-            <w:r>
-              <w:rPr>
-                <w:rFonts w:ascii="Microsoft YaHei" w:hAnsi="Microsoft YaHei" w:eastAsia="Microsoft YaHei"/>
-                <w:b w:val="0"/>
-                <w:sz w:val="18"/>
-              </w:rPr>
-              <w:t>0.0%</w:t>
+              <w:spacing w:before="0" w:after="0"/>
+            </w:pPr>
+            <w:r>
+              <w:rPr>
+                <w:rFonts w:ascii="Microsoft YaHei" w:hAnsi="Microsoft YaHei" w:eastAsia="Microsoft YaHei"/>
+                <w:b w:val="0"/>
+                <w:sz w:val="16"/>
+              </w:rPr>
+              <w:t>55.9%</w:t>
             </w:r>
           </w:p>
         </w:tc>
@@ -6796,17 +6691,15 @@
           </w:tcPr>
           <w:p>
             <w:pPr>
-              <w:spacing w:before="0" w:after="0" w:line="259" w:lineRule="auto"/>
-              <w:jc w:val="center"/>
-            </w:pPr>
-            <w:r/>
-            <w:r>
-              <w:rPr>
-                <w:rFonts w:ascii="Microsoft YaHei" w:hAnsi="Microsoft YaHei" w:eastAsia="Microsoft YaHei"/>
-                <w:b w:val="0"/>
-                <w:sz w:val="18"/>
-              </w:rPr>
-              <w:t>0.0%–11.1%</w:t>
+              <w:spacing w:before="0" w:after="0"/>
+            </w:pPr>
+            <w:r>
+              <w:rPr>
+                <w:rFonts w:ascii="Microsoft YaHei" w:hAnsi="Microsoft YaHei" w:eastAsia="Microsoft YaHei"/>
+                <w:b w:val="0"/>
+                <w:sz w:val="16"/>
+              </w:rPr>
+              <w:t>46.6%–64.8%</w:t>
             </w:r>
           </w:p>
         </w:tc>
@@ -6828,15 +6721,13 @@
           </w:tcPr>
           <w:p>
             <w:pPr>
-              <w:spacing w:before="0" w:after="0" w:line="259" w:lineRule="auto"/>
-              <w:jc w:val="center"/>
-            </w:pPr>
-            <w:r/>
-            <w:r>
-              <w:rPr>
-                <w:rFonts w:ascii="Microsoft YaHei" w:hAnsi="Microsoft YaHei" w:eastAsia="Microsoft YaHei"/>
-                <w:b w:val="0"/>
-                <w:sz w:val="18"/>
+              <w:spacing w:before="0" w:after="0"/>
+            </w:pPr>
+            <w:r>
+              <w:rPr>
+                <w:rFonts w:ascii="Microsoft YaHei" w:hAnsi="Microsoft YaHei" w:eastAsia="Microsoft YaHei"/>
+                <w:b w:val="0"/>
+                <w:sz w:val="16"/>
               </w:rPr>
               <w:t>中危</w:t>
             </w:r>
@@ -6855,17 +6746,15 @@
           </w:tcPr>
           <w:p>
             <w:pPr>
-              <w:spacing w:before="0" w:after="0" w:line="259" w:lineRule="auto"/>
-              <w:jc w:val="center"/>
-            </w:pPr>
-            <w:r/>
-            <w:r>
-              <w:rPr>
-                <w:rFonts w:ascii="Microsoft YaHei" w:hAnsi="Microsoft YaHei" w:eastAsia="Microsoft YaHei"/>
-                <w:b w:val="0"/>
-                <w:sz w:val="18"/>
-              </w:rPr>
-              <w:t>247</w:t>
+              <w:spacing w:before="0" w:after="0"/>
+            </w:pPr>
+            <w:r>
+              <w:rPr>
+                <w:rFonts w:ascii="Microsoft YaHei" w:hAnsi="Microsoft YaHei" w:eastAsia="Microsoft YaHei"/>
+                <w:b w:val="0"/>
+                <w:sz w:val="16"/>
+              </w:rPr>
+              <w:t>33</w:t>
             </w:r>
           </w:p>
         </w:tc>
@@ -6882,17 +6771,15 @@
           </w:tcPr>
           <w:p>
             <w:pPr>
-              <w:spacing w:before="0" w:after="0" w:line="259" w:lineRule="auto"/>
-              <w:jc w:val="center"/>
-            </w:pPr>
-            <w:r/>
-            <w:r>
-              <w:rPr>
-                <w:rFonts w:ascii="Microsoft YaHei" w:hAnsi="Microsoft YaHei" w:eastAsia="Microsoft YaHei"/>
-                <w:b w:val="0"/>
-                <w:sz w:val="18"/>
-              </w:rPr>
-              <w:t>82.3%</w:t>
+              <w:spacing w:before="0" w:after="0"/>
+            </w:pPr>
+            <w:r>
+              <w:rPr>
+                <w:rFonts w:ascii="Microsoft YaHei" w:hAnsi="Microsoft YaHei" w:eastAsia="Microsoft YaHei"/>
+                <w:b w:val="0"/>
+                <w:sz w:val="16"/>
+              </w:rPr>
+              <w:t>11.0%</w:t>
             </w:r>
           </w:p>
         </w:tc>
@@ -6909,17 +6796,15 @@
           </w:tcPr>
           <w:p>
             <w:pPr>
-              <w:spacing w:before="0" w:after="0" w:line="259" w:lineRule="auto"/>
-              <w:jc w:val="center"/>
-            </w:pPr>
-            <w:r/>
-            <w:r>
-              <w:rPr>
-                <w:rFonts w:ascii="Microsoft YaHei" w:hAnsi="Microsoft YaHei" w:eastAsia="Microsoft YaHei"/>
-                <w:b w:val="0"/>
-                <w:sz w:val="18"/>
-              </w:rPr>
-              <w:t>83.4%</w:t>
+              <w:spacing w:before="0" w:after="0"/>
+            </w:pPr>
+            <w:r>
+              <w:rPr>
+                <w:rFonts w:ascii="Microsoft YaHei" w:hAnsi="Microsoft YaHei" w:eastAsia="Microsoft YaHei"/>
+                <w:b w:val="0"/>
+                <w:sz w:val="16"/>
+              </w:rPr>
+              <w:t>78.8%</w:t>
             </w:r>
           </w:p>
         </w:tc>
@@ -6936,17 +6821,15 @@
           </w:tcPr>
           <w:p>
             <w:pPr>
-              <w:spacing w:before="0" w:after="0" w:line="259" w:lineRule="auto"/>
-              <w:jc w:val="center"/>
-            </w:pPr>
-            <w:r/>
-            <w:r>
-              <w:rPr>
-                <w:rFonts w:ascii="Microsoft YaHei" w:hAnsi="Microsoft YaHei" w:eastAsia="Microsoft YaHei"/>
-                <w:b w:val="0"/>
-                <w:sz w:val="18"/>
-              </w:rPr>
-              <w:t>78.4%–87.6%</w:t>
+              <w:spacing w:before="0" w:after="0"/>
+            </w:pPr>
+            <w:r>
+              <w:rPr>
+                <w:rFonts w:ascii="Microsoft YaHei" w:hAnsi="Microsoft YaHei" w:eastAsia="Microsoft YaHei"/>
+                <w:b w:val="0"/>
+                <w:sz w:val="16"/>
+              </w:rPr>
+              <w:t>62.8%–90.0%</w:t>
             </w:r>
           </w:p>
         </w:tc>
@@ -6968,15 +6851,13 @@
           </w:tcPr>
           <w:p>
             <w:pPr>
-              <w:spacing w:before="0" w:after="0" w:line="259" w:lineRule="auto"/>
-              <w:jc w:val="center"/>
-            </w:pPr>
-            <w:r/>
-            <w:r>
-              <w:rPr>
-                <w:rFonts w:ascii="Microsoft YaHei" w:hAnsi="Microsoft YaHei" w:eastAsia="Microsoft YaHei"/>
-                <w:b w:val="0"/>
-                <w:sz w:val="18"/>
+              <w:spacing w:before="0" w:after="0"/>
+            </w:pPr>
+            <w:r>
+              <w:rPr>
+                <w:rFonts w:ascii="Microsoft YaHei" w:hAnsi="Microsoft YaHei" w:eastAsia="Microsoft YaHei"/>
+                <w:b w:val="0"/>
+                <w:sz w:val="16"/>
               </w:rPr>
               <w:t>高危</w:t>
             </w:r>
@@ -6995,17 +6876,15 @@
           </w:tcPr>
           <w:p>
             <w:pPr>
-              <w:spacing w:before="0" w:after="0" w:line="259" w:lineRule="auto"/>
-              <w:jc w:val="center"/>
-            </w:pPr>
-            <w:r/>
-            <w:r>
-              <w:rPr>
-                <w:rFonts w:ascii="Microsoft YaHei" w:hAnsi="Microsoft YaHei" w:eastAsia="Microsoft YaHei"/>
-                <w:b w:val="0"/>
-                <w:sz w:val="18"/>
-              </w:rPr>
-              <w:t>32</w:t>
+              <w:spacing w:before="0" w:after="0"/>
+            </w:pPr>
+            <w:r>
+              <w:rPr>
+                <w:rFonts w:ascii="Microsoft YaHei" w:hAnsi="Microsoft YaHei" w:eastAsia="Microsoft YaHei"/>
+                <w:b w:val="0"/>
+                <w:sz w:val="16"/>
+              </w:rPr>
+              <w:t>156</w:t>
             </w:r>
           </w:p>
         </w:tc>
@@ -7022,17 +6901,15 @@
           </w:tcPr>
           <w:p>
             <w:pPr>
-              <w:spacing w:before="0" w:after="0" w:line="259" w:lineRule="auto"/>
-              <w:jc w:val="center"/>
-            </w:pPr>
-            <w:r/>
-            <w:r>
-              <w:rPr>
-                <w:rFonts w:ascii="Microsoft YaHei" w:hAnsi="Microsoft YaHei" w:eastAsia="Microsoft YaHei"/>
-                <w:b w:val="0"/>
-                <w:sz w:val="18"/>
-              </w:rPr>
-              <w:t>10.7%</w:t>
+              <w:spacing w:before="0" w:after="0"/>
+            </w:pPr>
+            <w:r>
+              <w:rPr>
+                <w:rFonts w:ascii="Microsoft YaHei" w:hAnsi="Microsoft YaHei" w:eastAsia="Microsoft YaHei"/>
+                <w:b w:val="0"/>
+                <w:sz w:val="16"/>
+              </w:rPr>
+              <w:t>52.0%</w:t>
             </w:r>
           </w:p>
         </w:tc>
@@ -7049,17 +6926,15 @@
           </w:tcPr>
           <w:p>
             <w:pPr>
-              <w:spacing w:before="0" w:after="0" w:line="259" w:lineRule="auto"/>
-              <w:jc w:val="center"/>
-            </w:pPr>
-            <w:r/>
-            <w:r>
-              <w:rPr>
-                <w:rFonts w:ascii="Microsoft YaHei" w:hAnsi="Microsoft YaHei" w:eastAsia="Microsoft YaHei"/>
-                <w:b w:val="0"/>
-                <w:sz w:val="18"/>
-              </w:rPr>
-              <w:t>100.0%</w:t>
+              <w:spacing w:before="0" w:after="0"/>
+            </w:pPr>
+            <w:r>
+              <w:rPr>
+                <w:rFonts w:ascii="Microsoft YaHei" w:hAnsi="Microsoft YaHei" w:eastAsia="Microsoft YaHei"/>
+                <w:b w:val="0"/>
+                <w:sz w:val="16"/>
+              </w:rPr>
+              <w:t>96.2%</w:t>
             </w:r>
           </w:p>
         </w:tc>
@@ -7076,17 +6951,15 @@
           </w:tcPr>
           <w:p>
             <w:pPr>
-              <w:spacing w:before="0" w:after="0" w:line="259" w:lineRule="auto"/>
-              <w:jc w:val="center"/>
-            </w:pPr>
-            <w:r/>
-            <w:r>
-              <w:rPr>
-                <w:rFonts w:ascii="Microsoft YaHei" w:hAnsi="Microsoft YaHei" w:eastAsia="Microsoft YaHei"/>
-                <w:b w:val="0"/>
-                <w:sz w:val="18"/>
-              </w:rPr>
-              <w:t>92.5%–100.0%</w:t>
+              <w:spacing w:before="0" w:after="0"/>
+            </w:pPr>
+            <w:r>
+              <w:rPr>
+                <w:rFonts w:ascii="Microsoft YaHei" w:hAnsi="Microsoft YaHei" w:eastAsia="Microsoft YaHei"/>
+                <w:b w:val="0"/>
+                <w:sz w:val="16"/>
+              </w:rPr>
+              <w:t>92.2%–98.4%</w:t>
             </w:r>
           </w:p>
         </w:tc>
@@ -7177,7 +7050,7 @@
           <w:rFonts w:ascii="Microsoft YaHei" w:hAnsi="Microsoft YaHei" w:eastAsia="Microsoft YaHei"/>
           <w:sz w:val="22"/>
         </w:rPr>
-        <w:t>低危与中危Fisher精确检验P≈2.15e-15，中危与高危P=0.0068。每名患者只保留一个最终管理等级和全部触发规则，已异常者不再出现低危输出。</w:t>
+        <w:t>低危与中危Fisher精确检验P=0.0244，中危与高危P=0.00214。测试集三层异常率依次为55.9%、78.8%和96.2%；由于附件没有随访结局，三级应称为筛查分数层级，而非已验证的未来风险群。</w:t>
       </w:r>
     </w:p>
     <w:p>
@@ -7254,7 +7127,7 @@
           <w:rFonts w:ascii="Microsoft YaHei" w:hAnsi="Microsoft YaHei" w:eastAsia="Microsoft YaHei"/>
           <w:sz w:val="22"/>
         </w:rPr>
-        <w:t>在独立测试集内固定“体质标签=5”，再组合当前血脂状态、痰湿积分、低活动量、BMI、血糖、尿酸、年龄与烟酒阈值，计算组合相对于最终高危管理层的支持度、置信度、Jeffreys 95%CI和提升度。</w:t>
+        <w:t>在独立测试集内固定“体质标签=5”，以统计高危层为结局，再组合痰湿积分、低活动量、BMI、血糖、尿酸、年龄与烟酒阈值。规则前件排除四项诊断血脂及其异常标记，报告支持度、置信度、Jeffreys 95%CI和提升度。</w:t>
       </w:r>
     </w:p>
     <w:p>
@@ -7446,17 +7319,15 @@
           </w:tcPr>
           <w:p>
             <w:pPr>
-              <w:spacing w:before="0" w:after="0" w:line="259" w:lineRule="auto"/>
-              <w:jc w:val="left"/>
-            </w:pPr>
-            <w:r/>
-            <w:r>
-              <w:rPr>
-                <w:rFonts w:ascii="Microsoft YaHei" w:hAnsi="Microsoft YaHei" w:eastAsia="Microsoft YaHei"/>
-                <w:b w:val="0"/>
-                <w:sz w:val="16"/>
-              </w:rPr>
-              <w:t>痰湿体质 + 血脂异常 + 痰湿积分≥60</w:t>
+              <w:spacing w:before="0" w:after="0"/>
+            </w:pPr>
+            <w:r>
+              <w:rPr>
+                <w:rFonts w:ascii="Microsoft YaHei" w:hAnsi="Microsoft YaHei" w:eastAsia="Microsoft YaHei"/>
+                <w:b w:val="0"/>
+                <w:sz w:val="15"/>
+              </w:rPr>
+              <w:t>痰湿体质 + 痰湿积分≥60 + 尿酸异常</w:t>
             </w:r>
           </w:p>
         </w:tc>
@@ -7473,17 +7344,15 @@
           </w:tcPr>
           <w:p>
             <w:pPr>
-              <w:spacing w:before="0" w:after="0" w:line="259" w:lineRule="auto"/>
-              <w:jc w:val="center"/>
-            </w:pPr>
-            <w:r/>
-            <w:r>
-              <w:rPr>
-                <w:rFonts w:ascii="Microsoft YaHei" w:hAnsi="Microsoft YaHei" w:eastAsia="Microsoft YaHei"/>
-                <w:b w:val="0"/>
-                <w:sz w:val="16"/>
-              </w:rPr>
-              <w:t>32</w:t>
+              <w:spacing w:before="0" w:after="0"/>
+            </w:pPr>
+            <w:r>
+              <w:rPr>
+                <w:rFonts w:ascii="Microsoft YaHei" w:hAnsi="Microsoft YaHei" w:eastAsia="Microsoft YaHei"/>
+                <w:b w:val="0"/>
+                <w:sz w:val="15"/>
+              </w:rPr>
+              <w:t>27</w:t>
             </w:r>
           </w:p>
         </w:tc>
@@ -7500,17 +7369,15 @@
           </w:tcPr>
           <w:p>
             <w:pPr>
-              <w:spacing w:before="0" w:after="0" w:line="259" w:lineRule="auto"/>
-              <w:jc w:val="center"/>
-            </w:pPr>
-            <w:r/>
-            <w:r>
-              <w:rPr>
-                <w:rFonts w:ascii="Microsoft YaHei" w:hAnsi="Microsoft YaHei" w:eastAsia="Microsoft YaHei"/>
-                <w:b w:val="0"/>
-                <w:sz w:val="16"/>
-              </w:rPr>
-              <w:t>32</w:t>
+              <w:spacing w:before="0" w:after="0"/>
+            </w:pPr>
+            <w:r>
+              <w:rPr>
+                <w:rFonts w:ascii="Microsoft YaHei" w:hAnsi="Microsoft YaHei" w:eastAsia="Microsoft YaHei"/>
+                <w:b w:val="0"/>
+                <w:sz w:val="15"/>
+              </w:rPr>
+              <w:t>24</w:t>
             </w:r>
           </w:p>
         </w:tc>
@@ -7527,17 +7394,15 @@
           </w:tcPr>
           <w:p>
             <w:pPr>
-              <w:spacing w:before="0" w:after="0" w:line="259" w:lineRule="auto"/>
-              <w:jc w:val="center"/>
-            </w:pPr>
-            <w:r/>
-            <w:r>
-              <w:rPr>
-                <w:rFonts w:ascii="Microsoft YaHei" w:hAnsi="Microsoft YaHei" w:eastAsia="Microsoft YaHei"/>
-                <w:b w:val="0"/>
-                <w:sz w:val="16"/>
-              </w:rPr>
-              <w:t>100.0%（92.5%–100.0%）</w:t>
+              <w:spacing w:before="0" w:after="0"/>
+            </w:pPr>
+            <w:r>
+              <w:rPr>
+                <w:rFonts w:ascii="Microsoft YaHei" w:hAnsi="Microsoft YaHei" w:eastAsia="Microsoft YaHei"/>
+                <w:b w:val="0"/>
+                <w:sz w:val="15"/>
+              </w:rPr>
+              <w:t>88.9%（73.2%–96.8%）</w:t>
             </w:r>
           </w:p>
         </w:tc>
@@ -7554,17 +7419,15 @@
           </w:tcPr>
           <w:p>
             <w:pPr>
-              <w:spacing w:before="0" w:after="0" w:line="259" w:lineRule="auto"/>
-              <w:jc w:val="center"/>
-            </w:pPr>
-            <w:r/>
-            <w:r>
-              <w:rPr>
-                <w:rFonts w:ascii="Microsoft YaHei" w:hAnsi="Microsoft YaHei" w:eastAsia="Microsoft YaHei"/>
-                <w:b w:val="0"/>
-                <w:sz w:val="16"/>
-              </w:rPr>
-              <w:t>2.62</w:t>
+              <w:spacing w:before="0" w:after="0"/>
+            </w:pPr>
+            <w:r>
+              <w:rPr>
+                <w:rFonts w:ascii="Microsoft YaHei" w:hAnsi="Microsoft YaHei" w:eastAsia="Microsoft YaHei"/>
+                <w:b w:val="0"/>
+                <w:sz w:val="15"/>
+              </w:rPr>
+              <w:t>1.46</w:t>
             </w:r>
           </w:p>
         </w:tc>
@@ -7586,17 +7449,15 @@
           </w:tcPr>
           <w:p>
             <w:pPr>
-              <w:spacing w:before="0" w:after="0" w:line="259" w:lineRule="auto"/>
-              <w:jc w:val="left"/>
-            </w:pPr>
-            <w:r/>
-            <w:r>
-              <w:rPr>
-                <w:rFonts w:ascii="Microsoft YaHei" w:hAnsi="Microsoft YaHei" w:eastAsia="Microsoft YaHei"/>
-                <w:b w:val="0"/>
-                <w:sz w:val="16"/>
-              </w:rPr>
-              <w:t>痰湿体质 + 痰湿积分≥60 + 尿酸异常</w:t>
+              <w:spacing w:before="0" w:after="0"/>
+            </w:pPr>
+            <w:r>
+              <w:rPr>
+                <w:rFonts w:ascii="Microsoft YaHei" w:hAnsi="Microsoft YaHei" w:eastAsia="Microsoft YaHei"/>
+                <w:b w:val="0"/>
+                <w:sz w:val="15"/>
+              </w:rPr>
+              <w:t>痰湿体质 + 活动总分&lt;40 + 尿酸异常</w:t>
             </w:r>
           </w:p>
         </w:tc>
@@ -7613,17 +7474,15 @@
           </w:tcPr>
           <w:p>
             <w:pPr>
-              <w:spacing w:before="0" w:after="0" w:line="259" w:lineRule="auto"/>
-              <w:jc w:val="center"/>
-            </w:pPr>
-            <w:r/>
-            <w:r>
-              <w:rPr>
-                <w:rFonts w:ascii="Microsoft YaHei" w:hAnsi="Microsoft YaHei" w:eastAsia="Microsoft YaHei"/>
-                <w:b w:val="0"/>
-                <w:sz w:val="16"/>
-              </w:rPr>
-              <w:t>27</w:t>
+              <w:spacing w:before="0" w:after="0"/>
+            </w:pPr>
+            <w:r>
+              <w:rPr>
+                <w:rFonts w:ascii="Microsoft YaHei" w:hAnsi="Microsoft YaHei" w:eastAsia="Microsoft YaHei"/>
+                <w:b w:val="0"/>
+                <w:sz w:val="15"/>
+              </w:rPr>
+              <w:t>14</w:t>
             </w:r>
           </w:p>
         </w:tc>
@@ -7640,17 +7499,15 @@
           </w:tcPr>
           <w:p>
             <w:pPr>
-              <w:spacing w:before="0" w:after="0" w:line="259" w:lineRule="auto"/>
-              <w:jc w:val="center"/>
-            </w:pPr>
-            <w:r/>
-            <w:r>
-              <w:rPr>
-                <w:rFonts w:ascii="Microsoft YaHei" w:hAnsi="Microsoft YaHei" w:eastAsia="Microsoft YaHei"/>
-                <w:b w:val="0"/>
-                <w:sz w:val="16"/>
-              </w:rPr>
-              <w:t>27</w:t>
+              <w:spacing w:before="0" w:after="0"/>
+            </w:pPr>
+            <w:r>
+              <w:rPr>
+                <w:rFonts w:ascii="Microsoft YaHei" w:hAnsi="Microsoft YaHei" w:eastAsia="Microsoft YaHei"/>
+                <w:b w:val="0"/>
+                <w:sz w:val="15"/>
+              </w:rPr>
+              <w:t>12</w:t>
             </w:r>
           </w:p>
         </w:tc>
@@ -7667,17 +7524,15 @@
           </w:tcPr>
           <w:p>
             <w:pPr>
-              <w:spacing w:before="0" w:after="0" w:line="259" w:lineRule="auto"/>
-              <w:jc w:val="center"/>
-            </w:pPr>
-            <w:r/>
-            <w:r>
-              <w:rPr>
-                <w:rFonts w:ascii="Microsoft YaHei" w:hAnsi="Microsoft YaHei" w:eastAsia="Microsoft YaHei"/>
-                <w:b w:val="0"/>
-                <w:sz w:val="16"/>
-              </w:rPr>
-              <w:t>100.0%（91.2%–100.0%）</w:t>
+              <w:spacing w:before="0" w:after="0"/>
+            </w:pPr>
+            <w:r>
+              <w:rPr>
+                <w:rFonts w:ascii="Microsoft YaHei" w:hAnsi="Microsoft YaHei" w:eastAsia="Microsoft YaHei"/>
+                <w:b w:val="0"/>
+                <w:sz w:val="15"/>
+              </w:rPr>
+              <w:t>85.7%（61.5%–96.9%）</w:t>
             </w:r>
           </w:p>
         </w:tc>
@@ -7694,17 +7549,15 @@
           </w:tcPr>
           <w:p>
             <w:pPr>
-              <w:spacing w:before="0" w:after="0" w:line="259" w:lineRule="auto"/>
-              <w:jc w:val="center"/>
-            </w:pPr>
-            <w:r/>
-            <w:r>
-              <w:rPr>
-                <w:rFonts w:ascii="Microsoft YaHei" w:hAnsi="Microsoft YaHei" w:eastAsia="Microsoft YaHei"/>
-                <w:b w:val="0"/>
-                <w:sz w:val="16"/>
-              </w:rPr>
-              <w:t>2.62</w:t>
+              <w:spacing w:before="0" w:after="0"/>
+            </w:pPr>
+            <w:r>
+              <w:rPr>
+                <w:rFonts w:ascii="Microsoft YaHei" w:hAnsi="Microsoft YaHei" w:eastAsia="Microsoft YaHei"/>
+                <w:b w:val="0"/>
+                <w:sz w:val="15"/>
+              </w:rPr>
+              <w:t>1.41</w:t>
             </w:r>
           </w:p>
         </w:tc>
@@ -7726,17 +7579,15 @@
           </w:tcPr>
           <w:p>
             <w:pPr>
-              <w:spacing w:before="0" w:after="0" w:line="259" w:lineRule="auto"/>
-              <w:jc w:val="left"/>
-            </w:pPr>
-            <w:r/>
-            <w:r>
-              <w:rPr>
-                <w:rFonts w:ascii="Microsoft YaHei" w:hAnsi="Microsoft YaHei" w:eastAsia="Microsoft YaHei"/>
-                <w:b w:val="0"/>
-                <w:sz w:val="16"/>
-              </w:rPr>
-              <w:t>痰湿体质 + 痰湿积分≥60 + 活动总分&lt;40</w:t>
+              <w:spacing w:before="0" w:after="0"/>
+            </w:pPr>
+            <w:r>
+              <w:rPr>
+                <w:rFonts w:ascii="Microsoft YaHei" w:hAnsi="Microsoft YaHei" w:eastAsia="Microsoft YaHei"/>
+                <w:b w:val="0"/>
+                <w:sz w:val="15"/>
+              </w:rPr>
+              <w:t>痰湿体质 + 尿酸异常</w:t>
             </w:r>
           </w:p>
         </w:tc>
@@ -7753,17 +7604,15 @@
           </w:tcPr>
           <w:p>
             <w:pPr>
-              <w:spacing w:before="0" w:after="0" w:line="259" w:lineRule="auto"/>
-              <w:jc w:val="center"/>
-            </w:pPr>
-            <w:r/>
-            <w:r>
-              <w:rPr>
-                <w:rFonts w:ascii="Microsoft YaHei" w:hAnsi="Microsoft YaHei" w:eastAsia="Microsoft YaHei"/>
-                <w:b w:val="0"/>
-                <w:sz w:val="16"/>
-              </w:rPr>
-              <w:t>9</w:t>
+              <w:spacing w:before="0" w:after="0"/>
+            </w:pPr>
+            <w:r>
+              <w:rPr>
+                <w:rFonts w:ascii="Microsoft YaHei" w:hAnsi="Microsoft YaHei" w:eastAsia="Microsoft YaHei"/>
+                <w:b w:val="0"/>
+                <w:sz w:val="15"/>
+              </w:rPr>
+              <w:t>55</w:t>
             </w:r>
           </w:p>
         </w:tc>
@@ -7780,17 +7629,15 @@
           </w:tcPr>
           <w:p>
             <w:pPr>
-              <w:spacing w:before="0" w:after="0" w:line="259" w:lineRule="auto"/>
-              <w:jc w:val="center"/>
-            </w:pPr>
-            <w:r/>
-            <w:r>
-              <w:rPr>
-                <w:rFonts w:ascii="Microsoft YaHei" w:hAnsi="Microsoft YaHei" w:eastAsia="Microsoft YaHei"/>
-                <w:b w:val="0"/>
-                <w:sz w:val="16"/>
-              </w:rPr>
-              <w:t>8</w:t>
+              <w:spacing w:before="0" w:after="0"/>
+            </w:pPr>
+            <w:r>
+              <w:rPr>
+                <w:rFonts w:ascii="Microsoft YaHei" w:hAnsi="Microsoft YaHei" w:eastAsia="Microsoft YaHei"/>
+                <w:b w:val="0"/>
+                <w:sz w:val="15"/>
+              </w:rPr>
+              <w:t>47</w:t>
             </w:r>
           </w:p>
         </w:tc>
@@ -7807,17 +7654,15 @@
           </w:tcPr>
           <w:p>
             <w:pPr>
-              <w:spacing w:before="0" w:after="0" w:line="259" w:lineRule="auto"/>
-              <w:jc w:val="center"/>
-            </w:pPr>
-            <w:r/>
-            <w:r>
-              <w:rPr>
-                <w:rFonts w:ascii="Microsoft YaHei" w:hAnsi="Microsoft YaHei" w:eastAsia="Microsoft YaHei"/>
-                <w:b w:val="0"/>
-                <w:sz w:val="16"/>
-              </w:rPr>
-              <w:t>88.9%（58.6%–98.8%）</w:t>
+              <w:spacing w:before="0" w:after="0"/>
+            </w:pPr>
+            <w:r>
+              <w:rPr>
+                <w:rFonts w:ascii="Microsoft YaHei" w:hAnsi="Microsoft YaHei" w:eastAsia="Microsoft YaHei"/>
+                <w:b w:val="0"/>
+                <w:sz w:val="15"/>
+              </w:rPr>
+              <w:t>85.5%（74.4%–92.9%）</w:t>
             </w:r>
           </w:p>
         </w:tc>
@@ -7834,17 +7679,15 @@
           </w:tcPr>
           <w:p>
             <w:pPr>
-              <w:spacing w:before="0" w:after="0" w:line="259" w:lineRule="auto"/>
-              <w:jc w:val="center"/>
-            </w:pPr>
-            <w:r/>
-            <w:r>
-              <w:rPr>
-                <w:rFonts w:ascii="Microsoft YaHei" w:hAnsi="Microsoft YaHei" w:eastAsia="Microsoft YaHei"/>
-                <w:b w:val="0"/>
-                <w:sz w:val="16"/>
-              </w:rPr>
-              <w:t>2.33</w:t>
+              <w:spacing w:before="0" w:after="0"/>
+            </w:pPr>
+            <w:r>
+              <w:rPr>
+                <w:rFonts w:ascii="Microsoft YaHei" w:hAnsi="Microsoft YaHei" w:eastAsia="Microsoft YaHei"/>
+                <w:b w:val="0"/>
+                <w:sz w:val="15"/>
+              </w:rPr>
+              <w:t>1.41</w:t>
             </w:r>
           </w:p>
         </w:tc>
@@ -7866,17 +7709,15 @@
           </w:tcPr>
           <w:p>
             <w:pPr>
-              <w:spacing w:before="0" w:after="0" w:line="259" w:lineRule="auto"/>
-              <w:jc w:val="left"/>
-            </w:pPr>
-            <w:r/>
-            <w:r>
-              <w:rPr>
-                <w:rFonts w:ascii="Microsoft YaHei" w:hAnsi="Microsoft YaHei" w:eastAsia="Microsoft YaHei"/>
-                <w:b w:val="0"/>
-                <w:sz w:val="16"/>
-              </w:rPr>
-              <w:t>痰湿体质 + 痰湿积分≥60 + 血糖异常</w:t>
+              <w:spacing w:before="0" w:after="0"/>
+            </w:pPr>
+            <w:r>
+              <w:rPr>
+                <w:rFonts w:ascii="Microsoft YaHei" w:hAnsi="Microsoft YaHei" w:eastAsia="Microsoft YaHei"/>
+                <w:b w:val="0"/>
+                <w:sz w:val="15"/>
+              </w:rPr>
+              <w:t>痰湿体质 + 血糖异常 + 尿酸异常</w:t>
             </w:r>
           </w:p>
         </w:tc>
@@ -7893,17 +7734,15 @@
           </w:tcPr>
           <w:p>
             <w:pPr>
-              <w:spacing w:before="0" w:after="0" w:line="259" w:lineRule="auto"/>
-              <w:jc w:val="center"/>
-            </w:pPr>
-            <w:r/>
-            <w:r>
-              <w:rPr>
-                <w:rFonts w:ascii="Microsoft YaHei" w:hAnsi="Microsoft YaHei" w:eastAsia="Microsoft YaHei"/>
-                <w:b w:val="0"/>
-                <w:sz w:val="16"/>
-              </w:rPr>
-              <w:t>18</w:t>
+              <w:spacing w:before="0" w:after="0"/>
+            </w:pPr>
+            <w:r>
+              <w:rPr>
+                <w:rFonts w:ascii="Microsoft YaHei" w:hAnsi="Microsoft YaHei" w:eastAsia="Microsoft YaHei"/>
+                <w:b w:val="0"/>
+                <w:sz w:val="15"/>
+              </w:rPr>
+              <w:t>17</w:t>
             </w:r>
           </w:p>
         </w:tc>
@@ -7920,15 +7759,13 @@
           </w:tcPr>
           <w:p>
             <w:pPr>
-              <w:spacing w:before="0" w:after="0" w:line="259" w:lineRule="auto"/>
-              <w:jc w:val="center"/>
-            </w:pPr>
-            <w:r/>
-            <w:r>
-              <w:rPr>
-                <w:rFonts w:ascii="Microsoft YaHei" w:hAnsi="Microsoft YaHei" w:eastAsia="Microsoft YaHei"/>
-                <w:b w:val="0"/>
-                <w:sz w:val="16"/>
+              <w:spacing w:before="0" w:after="0"/>
+            </w:pPr>
+            <w:r>
+              <w:rPr>
+                <w:rFonts w:ascii="Microsoft YaHei" w:hAnsi="Microsoft YaHei" w:eastAsia="Microsoft YaHei"/>
+                <w:b w:val="0"/>
+                <w:sz w:val="15"/>
               </w:rPr>
               <w:t>14</w:t>
             </w:r>
@@ -7947,17 +7784,15 @@
           </w:tcPr>
           <w:p>
             <w:pPr>
-              <w:spacing w:before="0" w:after="0" w:line="259" w:lineRule="auto"/>
-              <w:jc w:val="center"/>
-            </w:pPr>
-            <w:r/>
-            <w:r>
-              <w:rPr>
-                <w:rFonts w:ascii="Microsoft YaHei" w:hAnsi="Microsoft YaHei" w:eastAsia="Microsoft YaHei"/>
-                <w:b w:val="0"/>
-                <w:sz w:val="16"/>
-              </w:rPr>
-              <w:t>77.8%（55.4%–92.0%）</w:t>
+              <w:spacing w:before="0" w:after="0"/>
+            </w:pPr>
+            <w:r>
+              <w:rPr>
+                <w:rFonts w:ascii="Microsoft YaHei" w:hAnsi="Microsoft YaHei" w:eastAsia="Microsoft YaHei"/>
+                <w:b w:val="0"/>
+                <w:sz w:val="15"/>
+              </w:rPr>
+              <w:t>82.4%（60.0%–94.8%）</w:t>
             </w:r>
           </w:p>
         </w:tc>
@@ -7974,17 +7809,15 @@
           </w:tcPr>
           <w:p>
             <w:pPr>
-              <w:spacing w:before="0" w:after="0" w:line="259" w:lineRule="auto"/>
-              <w:jc w:val="center"/>
-            </w:pPr>
-            <w:r/>
-            <w:r>
-              <w:rPr>
-                <w:rFonts w:ascii="Microsoft YaHei" w:hAnsi="Microsoft YaHei" w:eastAsia="Microsoft YaHei"/>
-                <w:b w:val="0"/>
-                <w:sz w:val="16"/>
-              </w:rPr>
-              <w:t>2.04</w:t>
+              <w:spacing w:before="0" w:after="0"/>
+            </w:pPr>
+            <w:r>
+              <w:rPr>
+                <w:rFonts w:ascii="Microsoft YaHei" w:hAnsi="Microsoft YaHei" w:eastAsia="Microsoft YaHei"/>
+                <w:b w:val="0"/>
+                <w:sz w:val="15"/>
+              </w:rPr>
+              <w:t>1.36</w:t>
             </w:r>
           </w:p>
         </w:tc>
@@ -8006,17 +7839,15 @@
           </w:tcPr>
           <w:p>
             <w:pPr>
-              <w:spacing w:before="0" w:after="0" w:line="259" w:lineRule="auto"/>
-              <w:jc w:val="left"/>
-            </w:pPr>
-            <w:r/>
-            <w:r>
-              <w:rPr>
-                <w:rFonts w:ascii="Microsoft YaHei" w:hAnsi="Microsoft YaHei" w:eastAsia="Microsoft YaHei"/>
-                <w:b w:val="0"/>
-                <w:sz w:val="16"/>
-              </w:rPr>
-              <w:t>痰湿体质 + 痰湿积分≥60 + 吸烟史</w:t>
+              <w:spacing w:before="0" w:after="0"/>
+            </w:pPr>
+            <w:r>
+              <w:rPr>
+                <w:rFonts w:ascii="Microsoft YaHei" w:hAnsi="Microsoft YaHei" w:eastAsia="Microsoft YaHei"/>
+                <w:b w:val="0"/>
+                <w:sz w:val="15"/>
+              </w:rPr>
+              <w:t>痰湿体质 + 尿酸异常 + 饮酒史</w:t>
             </w:r>
           </w:p>
         </w:tc>
@@ -8033,17 +7864,15 @@
           </w:tcPr>
           <w:p>
             <w:pPr>
-              <w:spacing w:before="0" w:after="0" w:line="259" w:lineRule="auto"/>
-              <w:jc w:val="center"/>
-            </w:pPr>
-            <w:r/>
-            <w:r>
-              <w:rPr>
-                <w:rFonts w:ascii="Microsoft YaHei" w:hAnsi="Microsoft YaHei" w:eastAsia="Microsoft YaHei"/>
-                <w:b w:val="0"/>
-                <w:sz w:val="16"/>
-              </w:rPr>
-              <w:t>24</w:t>
+              <w:spacing w:before="0" w:after="0"/>
+            </w:pPr>
+            <w:r>
+              <w:rPr>
+                <w:rFonts w:ascii="Microsoft YaHei" w:hAnsi="Microsoft YaHei" w:eastAsia="Microsoft YaHei"/>
+                <w:b w:val="0"/>
+                <w:sz w:val="15"/>
+              </w:rPr>
+              <w:t>32</w:t>
             </w:r>
           </w:p>
         </w:tc>
@@ -8060,17 +7889,15 @@
           </w:tcPr>
           <w:p>
             <w:pPr>
-              <w:spacing w:before="0" w:after="0" w:line="259" w:lineRule="auto"/>
-              <w:jc w:val="center"/>
-            </w:pPr>
-            <w:r/>
-            <w:r>
-              <w:rPr>
-                <w:rFonts w:ascii="Microsoft YaHei" w:hAnsi="Microsoft YaHei" w:eastAsia="Microsoft YaHei"/>
-                <w:b w:val="0"/>
-                <w:sz w:val="16"/>
-              </w:rPr>
-              <w:t>18</w:t>
+              <w:spacing w:before="0" w:after="0"/>
+            </w:pPr>
+            <w:r>
+              <w:rPr>
+                <w:rFonts w:ascii="Microsoft YaHei" w:hAnsi="Microsoft YaHei" w:eastAsia="Microsoft YaHei"/>
+                <w:b w:val="0"/>
+                <w:sz w:val="15"/>
+              </w:rPr>
+              <w:t>26</w:t>
             </w:r>
           </w:p>
         </w:tc>
@@ -8087,17 +7914,15 @@
           </w:tcPr>
           <w:p>
             <w:pPr>
-              <w:spacing w:before="0" w:after="0" w:line="259" w:lineRule="auto"/>
-              <w:jc w:val="center"/>
-            </w:pPr>
-            <w:r/>
-            <w:r>
-              <w:rPr>
-                <w:rFonts w:ascii="Microsoft YaHei" w:hAnsi="Microsoft YaHei" w:eastAsia="Microsoft YaHei"/>
-                <w:b w:val="0"/>
-                <w:sz w:val="16"/>
-              </w:rPr>
-              <w:t>75.0%（55.5%–88.8%）</w:t>
+              <w:spacing w:before="0" w:after="0"/>
+            </w:pPr>
+            <w:r>
+              <w:rPr>
+                <w:rFonts w:ascii="Microsoft YaHei" w:hAnsi="Microsoft YaHei" w:eastAsia="Microsoft YaHei"/>
+                <w:b w:val="0"/>
+                <w:sz w:val="15"/>
+              </w:rPr>
+              <w:t>81.2%（65.4%–91.8%）</w:t>
             </w:r>
           </w:p>
         </w:tc>
@@ -8114,17 +7939,15 @@
           </w:tcPr>
           <w:p>
             <w:pPr>
-              <w:spacing w:before="0" w:after="0" w:line="259" w:lineRule="auto"/>
-              <w:jc w:val="center"/>
-            </w:pPr>
-            <w:r/>
-            <w:r>
-              <w:rPr>
-                <w:rFonts w:ascii="Microsoft YaHei" w:hAnsi="Microsoft YaHei" w:eastAsia="Microsoft YaHei"/>
-                <w:b w:val="0"/>
-                <w:sz w:val="16"/>
-              </w:rPr>
-              <w:t>1.97</w:t>
+              <w:spacing w:before="0" w:after="0"/>
+            </w:pPr>
+            <w:r>
+              <w:rPr>
+                <w:rFonts w:ascii="Microsoft YaHei" w:hAnsi="Microsoft YaHei" w:eastAsia="Microsoft YaHei"/>
+                <w:b w:val="0"/>
+                <w:sz w:val="15"/>
+              </w:rPr>
+              <w:t>1.34</w:t>
             </w:r>
           </w:p>
         </w:tc>
@@ -8172,28 +7995,19 @@
               <w:bottom w:w="80" w:type="dxa"/>
               <w:end w:w="120" w:type="dxa"/>
             </w:tcMar>
-          </w:tcPr>
-          <w:p>
-            <w:pPr>
-              <w:spacing w:after="0"/>
-            </w:pPr>
-            <w:r/>
-            <w:r>
-              <w:rPr>
-                <w:rFonts w:ascii="Microsoft YaHei" w:hAnsi="Microsoft YaHei" w:eastAsia="Microsoft YaHei"/>
-                <w:b/>
-                <w:color w:val="17365D"/>
-                <w:sz w:val="21"/>
-              </w:rPr>
-              <w:t xml:space="preserve">首位组合  </w:t>
-            </w:r>
-            <w:r>
-              <w:rPr>
-                <w:rFonts w:ascii="Microsoft YaHei" w:hAnsi="Microsoft YaHei" w:eastAsia="Microsoft YaHei"/>
-                <w:color w:val="17365D"/>
-                <w:sz w:val="21"/>
-              </w:rPr>
-              <w:t>“痰湿体质 + 血脂异常 + 痰湿积分≥60”覆盖32人，其中高危32人，置信度100.0%，95%CI 92.5%–100.0%。该组合直接反映管理规则，不作为独立因果发现。</w:t>
+            <w:vAlign w:val="center"/>
+          </w:tcPr>
+          <w:p>
+            <w:pPr>
+              <w:spacing w:before="0" w:after="0"/>
+            </w:pPr>
+            <w:r>
+              <w:rPr>
+                <w:rFonts w:ascii="Microsoft YaHei" w:hAnsi="Microsoft YaHei" w:eastAsia="Microsoft YaHei"/>
+                <w:b w:val="0"/>
+                <w:sz w:val="18"/>
+              </w:rPr>
+              <w:t>首位组合  “痰湿体质 + 痰湿积分≥60 + 尿酸异常”覆盖27人，其中统计高危24人，置信度88.9%（95%CI 73.2%–96.8%），提升度1.46；前件不含诊断血脂。</w:t>
             </w:r>
           </w:p>
         </w:tc>
@@ -8367,28 +8181,19 @@
               <w:bottom w:w="80" w:type="dxa"/>
               <w:end w:w="120" w:type="dxa"/>
             </w:tcMar>
-          </w:tcPr>
-          <w:p>
-            <w:pPr>
-              <w:spacing w:after="0"/>
-            </w:pPr>
-            <w:r/>
-            <w:r>
-              <w:rPr>
-                <w:rFonts w:ascii="Microsoft YaHei" w:hAnsi="Microsoft YaHei" w:eastAsia="Microsoft YaHei"/>
-                <w:b/>
-                <w:color w:val="17365D"/>
-                <w:sz w:val="21"/>
-              </w:rPr>
-              <w:t xml:space="preserve">方案含义  </w:t>
-            </w:r>
-            <w:r>
-              <w:rPr>
-                <w:rFonts w:ascii="Microsoft YaHei" w:hAnsi="Microsoft YaHei" w:eastAsia="Microsoft YaHei"/>
-                <w:color w:val="17365D"/>
-                <w:sz w:val="21"/>
-              </w:rPr>
-              <w:t>推荐方案不是绝对最大降幅方案，而是在保留至少90%最大效果的前提下节省成本；因此不同患者的总成本可能明显低于2000元。</w:t>
+            <w:vAlign w:val="center"/>
+          </w:tcPr>
+          <w:p>
+            <w:pPr>
+              <w:spacing w:before="0" w:after="0"/>
+            </w:pPr>
+            <w:r>
+              <w:rPr>
+                <w:rFonts w:ascii="Microsoft YaHei" w:hAnsi="Microsoft YaHei" w:eastAsia="Microsoft YaHei"/>
+                <w:b w:val="0"/>
+                <w:sz w:val="18"/>
+              </w:rPr>
+              <w:t>方案含义  推荐点在对应Pareto前沿上，是达到最大可降幅90%以上后的最低成本方案，而非机械耗尽2000元预算。</w:t>
             </w:r>
           </w:p>
         </w:tc>
@@ -9413,7 +9218,7 @@
           <w:rFonts w:ascii="Microsoft YaHei" w:hAnsi="Microsoft YaHei" w:eastAsia="Microsoft YaHei"/>
           <w:sz w:val="22"/>
         </w:rPr>
-        <w:t>样本1活动总分38，只允许1级强度，因此主要依靠频率提高，最终由64分降至48.5分；样本2活动总分40，可用2级强度，在1240元成本下由58分降至37分；样本3活动总分63且年龄组1，可耐受3级强度，由59分降至33分，但成本相应提高至1674元。</w:t>
+        <w:t>样本1活动总分38，只允许1级强度，最终由64分降至48.5分；样本2活动总分40，可用2级强度，在1240元成本下由58分降至37分；样本3活动总分63且年龄组1，可耐受3级强度，由59分降至33分。三个ε-约束选择点均位于对应成本—积分降幅Pareto前沿。</w:t>
       </w:r>
     </w:p>
     <w:p>
@@ -9475,6 +9280,54 @@
     </w:p>
     <w:p>
       <w:pPr>
+        <w:jc w:val="center"/>
+      </w:pPr>
+      <w:r>
+        <w:drawing>
+          <wp:inline xmlns:a="http://schemas.openxmlformats.org/drawingml/2006/main" xmlns:pic="http://schemas.openxmlformats.org/drawingml/2006/picture">
+            <wp:extent cx="5623560" cy="3715994"/>
+            <wp:docPr id="9" name="Picture 9"/>
+            <wp:cNvGraphicFramePr>
+              <a:graphicFrameLocks noChangeAspect="1"/>
+            </wp:cNvGraphicFramePr>
+            <a:graphic>
+              <a:graphicData uri="http://schemas.openxmlformats.org/drawingml/2006/picture">
+                <pic:pic>
+                  <pic:nvPicPr>
+                    <pic:cNvPr id="0" name="_word_pareto.png"/>
+                    <pic:cNvPicPr/>
+                  </pic:nvPicPr>
+                  <pic:blipFill>
+                    <a:blip r:embed="rId19"/>
+                    <a:stretch>
+                      <a:fillRect/>
+                    </a:stretch>
+                  </pic:blipFill>
+                  <pic:spPr>
+                    <a:xfrm>
+                      <a:off x="0" y="0"/>
+                      <a:ext cx="5623560" cy="3715994"/>
+                    </a:xfrm>
+                    <a:prstGeom prst="rect"/>
+                  </pic:spPr>
+                </pic:pic>
+              </a:graphicData>
+            </a:graphic>
+          </wp:inline>
+        </w:drawing>
+      </w:r>
+    </w:p>
+    <w:p>
+      <w:pPr>
+        <w:pStyle w:val="Caption"/>
+        <w:jc w:val="center"/>
+      </w:pPr>
+      <w:r>
+        <w:t>图9  三位患者成本—痰湿积分降幅Pareto前沿与ε-约束选择点</w:t>
+      </w:r>
+    </w:p>
+    <w:p>
+      <w:pPr>
         <w:pStyle w:val="Heading2"/>
       </w:pPr>
       <w:r>
@@ -11499,7 +11352,7 @@
         <w:pStyle w:val="Heading2"/>
       </w:pPr>
       <w:r>
-        <w:t>7.1 问题二规则敏感性</w:t>
+        <w:t>7.1 问题二阈值与CART代理稳定性</w:t>
       </w:r>
     </w:p>
     <w:p>
@@ -11511,7 +11364,7 @@
           <w:rFonts w:ascii="Microsoft YaHei" w:hAnsi="Microsoft YaHei" w:eastAsia="Microsoft YaHei"/>
           <w:sz w:val="22"/>
         </w:rPr>
-        <w:t>在独立测试集上分别将痰湿高阈值、痰湿极高阈值和低活动阈值上下扰动5分，考察规则分层人数与当前血脂异常率的变化。该检验用于判断管理规则对题面示例阈值的敏感程度，不把随机森林概率重新转化为分层切点。</w:t>
+        <w:t>三级切点只在700例训练样本的折外概率上搜索，低、中、高层人数为280、107、313，观察异常率依次为54.3%、86.9%、99.0%。独立测试集不参与切点优化。CART在深度2—4、最小叶节点比例5%/10%的网格内以宏平均F1和一致率选择。</w:t>
       </w:r>
     </w:p>
     <w:tbl>
@@ -11548,18 +11401,15 @@
           </w:tcPr>
           <w:p>
             <w:pPr>
-              <w:spacing w:before="0" w:after="0" w:line="259" w:lineRule="auto"/>
-              <w:jc w:val="center"/>
-            </w:pPr>
-            <w:r/>
+              <w:spacing w:before="0" w:after="0"/>
+            </w:pPr>
             <w:r>
               <w:rPr>
                 <w:rFonts w:ascii="Microsoft YaHei" w:hAnsi="Microsoft YaHei" w:eastAsia="Microsoft YaHei"/>
                 <w:b/>
-                <w:color w:val="17365D"/>
-                <w:sz w:val="18"/>
-              </w:rPr>
-              <w:t>管理等级</w:t>
+                <w:sz w:val="15"/>
+              </w:rPr>
+              <w:t>CART叶节点规则</w:t>
             </w:r>
           </w:p>
         </w:tc>
@@ -11577,18 +11427,15 @@
           </w:tcPr>
           <w:p>
             <w:pPr>
-              <w:spacing w:before="0" w:after="0" w:line="259" w:lineRule="auto"/>
-              <w:jc w:val="center"/>
-            </w:pPr>
-            <w:r/>
+              <w:spacing w:before="0" w:after="0"/>
+            </w:pPr>
             <w:r>
               <w:rPr>
                 <w:rFonts w:ascii="Microsoft YaHei" w:hAnsi="Microsoft YaHei" w:eastAsia="Microsoft YaHei"/>
                 <w:b/>
-                <w:color w:val="17365D"/>
-                <w:sz w:val="18"/>
-              </w:rPr>
-              <w:t>人数范围</w:t>
+                <w:sz w:val="15"/>
+              </w:rPr>
+              <w:t>代理等级</w:t>
             </w:r>
           </w:p>
         </w:tc>
@@ -11606,18 +11453,15 @@
           </w:tcPr>
           <w:p>
             <w:pPr>
-              <w:spacing w:before="0" w:after="0" w:line="259" w:lineRule="auto"/>
-              <w:jc w:val="center"/>
-            </w:pPr>
-            <w:r/>
+              <w:spacing w:before="0" w:after="0"/>
+            </w:pPr>
             <w:r>
               <w:rPr>
                 <w:rFonts w:ascii="Microsoft YaHei" w:hAnsi="Microsoft YaHei" w:eastAsia="Microsoft YaHei"/>
                 <w:b/>
-                <w:color w:val="17365D"/>
-                <w:sz w:val="18"/>
-              </w:rPr>
-              <w:t>占比范围</w:t>
+                <w:sz w:val="15"/>
+              </w:rPr>
+              <w:t>训练样本数</w:t>
             </w:r>
           </w:p>
         </w:tc>
@@ -11635,18 +11479,15 @@
           </w:tcPr>
           <w:p>
             <w:pPr>
-              <w:spacing w:before="0" w:after="0" w:line="259" w:lineRule="auto"/>
-              <w:jc w:val="center"/>
-            </w:pPr>
-            <w:r/>
+              <w:spacing w:before="0" w:after="0"/>
+            </w:pPr>
             <w:r>
               <w:rPr>
                 <w:rFonts w:ascii="Microsoft YaHei" w:hAnsi="Microsoft YaHei" w:eastAsia="Microsoft YaHei"/>
                 <w:b/>
-                <w:color w:val="17365D"/>
-                <w:sz w:val="18"/>
-              </w:rPr>
-              <w:t>当前异常率范围</w:t>
+                <w:sz w:val="15"/>
+              </w:rPr>
+              <w:t>训练异常率</w:t>
             </w:r>
           </w:p>
         </w:tc>
@@ -11668,17 +11509,15 @@
           </w:tcPr>
           <w:p>
             <w:pPr>
-              <w:spacing w:before="0" w:after="0" w:line="259" w:lineRule="auto"/>
-              <w:jc w:val="center"/>
-            </w:pPr>
-            <w:r/>
-            <w:r>
-              <w:rPr>
-                <w:rFonts w:ascii="Microsoft YaHei" w:hAnsi="Microsoft YaHei" w:eastAsia="Microsoft YaHei"/>
-                <w:b w:val="0"/>
-                <w:sz w:val="18"/>
-              </w:rPr>
-              <w:t>低危</w:t>
+              <w:spacing w:before="0" w:after="0"/>
+            </w:pPr>
+            <w:r>
+              <w:rPr>
+                <w:rFonts w:ascii="Microsoft YaHei" w:hAnsi="Microsoft YaHei" w:eastAsia="Microsoft YaHei"/>
+                <w:b w:val="0"/>
+                <w:sz w:val="14"/>
+              </w:rPr>
+              <w:t>血尿酸≤424.500 且 血尿酸≤167.500 → 叶节点3</w:t>
             </w:r>
           </w:p>
         </w:tc>
@@ -11695,17 +11534,15 @@
           </w:tcPr>
           <w:p>
             <w:pPr>
-              <w:spacing w:before="0" w:after="0" w:line="259" w:lineRule="auto"/>
-              <w:jc w:val="center"/>
-            </w:pPr>
-            <w:r/>
-            <w:r>
-              <w:rPr>
-                <w:rFonts w:ascii="Microsoft YaHei" w:hAnsi="Microsoft YaHei" w:eastAsia="Microsoft YaHei"/>
-                <w:b w:val="0"/>
-                <w:sz w:val="18"/>
-              </w:rPr>
-              <w:t>16–25</w:t>
+              <w:spacing w:before="0" w:after="0"/>
+            </w:pPr>
+            <w:r>
+              <w:rPr>
+                <w:rFonts w:ascii="Microsoft YaHei" w:hAnsi="Microsoft YaHei" w:eastAsia="Microsoft YaHei"/>
+                <w:b w:val="0"/>
+                <w:sz w:val="14"/>
+              </w:rPr>
+              <w:t>中危</w:t>
             </w:r>
           </w:p>
         </w:tc>
@@ -11722,17 +11559,15 @@
           </w:tcPr>
           <w:p>
             <w:pPr>
-              <w:spacing w:before="0" w:after="0" w:line="259" w:lineRule="auto"/>
-              <w:jc w:val="center"/>
-            </w:pPr>
-            <w:r/>
-            <w:r>
-              <w:rPr>
-                <w:rFonts w:ascii="Microsoft YaHei" w:hAnsi="Microsoft YaHei" w:eastAsia="Microsoft YaHei"/>
-                <w:b w:val="0"/>
-                <w:sz w:val="18"/>
-              </w:rPr>
-              <w:t>5.3%–8.3%</w:t>
+              <w:spacing w:before="0" w:after="0"/>
+            </w:pPr>
+            <w:r>
+              <w:rPr>
+                <w:rFonts w:ascii="Microsoft YaHei" w:hAnsi="Microsoft YaHei" w:eastAsia="Microsoft YaHei"/>
+                <w:b w:val="0"/>
+                <w:sz w:val="14"/>
+              </w:rPr>
+              <w:t>121</w:t>
             </w:r>
           </w:p>
         </w:tc>
@@ -11749,17 +11584,15 @@
           </w:tcPr>
           <w:p>
             <w:pPr>
-              <w:spacing w:before="0" w:after="0" w:line="259" w:lineRule="auto"/>
-              <w:jc w:val="center"/>
-            </w:pPr>
-            <w:r/>
-            <w:r>
-              <w:rPr>
-                <w:rFonts w:ascii="Microsoft YaHei" w:hAnsi="Microsoft YaHei" w:eastAsia="Microsoft YaHei"/>
-                <w:b w:val="0"/>
-                <w:sz w:val="18"/>
-              </w:rPr>
-              <w:t>0.0%–0.0%</w:t>
+              <w:spacing w:before="0" w:after="0"/>
+            </w:pPr>
+            <w:r>
+              <w:rPr>
+                <w:rFonts w:ascii="Microsoft YaHei" w:hAnsi="Microsoft YaHei" w:eastAsia="Microsoft YaHei"/>
+                <w:b w:val="0"/>
+                <w:sz w:val="14"/>
+              </w:rPr>
+              <w:t>96.7%</w:t>
             </w:r>
           </w:p>
         </w:tc>
@@ -11781,17 +11614,15 @@
           </w:tcPr>
           <w:p>
             <w:pPr>
-              <w:spacing w:before="0" w:after="0" w:line="259" w:lineRule="auto"/>
-              <w:jc w:val="center"/>
-            </w:pPr>
-            <w:r/>
-            <w:r>
-              <w:rPr>
-                <w:rFonts w:ascii="Microsoft YaHei" w:hAnsi="Microsoft YaHei" w:eastAsia="Microsoft YaHei"/>
-                <w:b w:val="0"/>
-                <w:sz w:val="18"/>
-              </w:rPr>
-              <w:t>中危</w:t>
+              <w:spacing w:before="0" w:after="0"/>
+            </w:pPr>
+            <w:r>
+              <w:rPr>
+                <w:rFonts w:ascii="Microsoft YaHei" w:hAnsi="Microsoft YaHei" w:eastAsia="Microsoft YaHei"/>
+                <w:b w:val="0"/>
+                <w:sz w:val="14"/>
+              </w:rPr>
+              <w:t>血尿酸≤424.500 且 血尿酸&gt;167.500 且 血尿酸≤352.500 → 叶节点5</w:t>
             </w:r>
           </w:p>
         </w:tc>
@@ -11808,17 +11639,15 @@
           </w:tcPr>
           <w:p>
             <w:pPr>
-              <w:spacing w:before="0" w:after="0" w:line="259" w:lineRule="auto"/>
-              <w:jc w:val="center"/>
-            </w:pPr>
-            <w:r/>
-            <w:r>
-              <w:rPr>
-                <w:rFonts w:ascii="Microsoft YaHei" w:hAnsi="Microsoft YaHei" w:eastAsia="Microsoft YaHei"/>
-                <w:b w:val="0"/>
-                <w:sz w:val="18"/>
-              </w:rPr>
-              <w:t>218–272</w:t>
+              <w:spacing w:before="0" w:after="0"/>
+            </w:pPr>
+            <w:r>
+              <w:rPr>
+                <w:rFonts w:ascii="Microsoft YaHei" w:hAnsi="Microsoft YaHei" w:eastAsia="Microsoft YaHei"/>
+                <w:b w:val="0"/>
+                <w:sz w:val="14"/>
+              </w:rPr>
+              <w:t>低危</w:t>
             </w:r>
           </w:p>
         </w:tc>
@@ -11835,17 +11664,15 @@
           </w:tcPr>
           <w:p>
             <w:pPr>
-              <w:spacing w:before="0" w:after="0" w:line="259" w:lineRule="auto"/>
-              <w:jc w:val="center"/>
-            </w:pPr>
-            <w:r/>
-            <w:r>
-              <w:rPr>
-                <w:rFonts w:ascii="Microsoft YaHei" w:hAnsi="Microsoft YaHei" w:eastAsia="Microsoft YaHei"/>
-                <w:b w:val="0"/>
-                <w:sz w:val="18"/>
-              </w:rPr>
-              <w:t>72.7%–90.7%</w:t>
+              <w:spacing w:before="0" w:after="0"/>
+            </w:pPr>
+            <w:r>
+              <w:rPr>
+                <w:rFonts w:ascii="Microsoft YaHei" w:hAnsi="Microsoft YaHei" w:eastAsia="Microsoft YaHei"/>
+                <w:b w:val="0"/>
+                <w:sz w:val="14"/>
+              </w:rPr>
+              <w:t>221</w:t>
             </w:r>
           </w:p>
         </w:tc>
@@ -11862,17 +11689,15 @@
           </w:tcPr>
           <w:p>
             <w:pPr>
-              <w:spacing w:before="0" w:after="0" w:line="259" w:lineRule="auto"/>
-              <w:jc w:val="center"/>
-            </w:pPr>
-            <w:r/>
-            <w:r>
-              <w:rPr>
-                <w:rFonts w:ascii="Microsoft YaHei" w:hAnsi="Microsoft YaHei" w:eastAsia="Microsoft YaHei"/>
-                <w:b w:val="0"/>
-                <w:sz w:val="18"/>
-              </w:rPr>
-              <w:t>79.4%–86.4%</w:t>
+              <w:spacing w:before="0" w:after="0"/>
+            </w:pPr>
+            <w:r>
+              <w:rPr>
+                <w:rFonts w:ascii="Microsoft YaHei" w:hAnsi="Microsoft YaHei" w:eastAsia="Microsoft YaHei"/>
+                <w:b w:val="0"/>
+                <w:sz w:val="14"/>
+              </w:rPr>
+              <w:t>48.9%</w:t>
             </w:r>
           </w:p>
         </w:tc>
@@ -11894,15 +11719,128 @@
           </w:tcPr>
           <w:p>
             <w:pPr>
-              <w:spacing w:before="0" w:after="0" w:line="259" w:lineRule="auto"/>
-              <w:jc w:val="center"/>
-            </w:pPr>
-            <w:r/>
-            <w:r>
-              <w:rPr>
-                <w:rFonts w:ascii="Microsoft YaHei" w:hAnsi="Microsoft YaHei" w:eastAsia="Microsoft YaHei"/>
-                <w:b w:val="0"/>
-                <w:sz w:val="18"/>
+              <w:spacing w:before="0" w:after="0"/>
+            </w:pPr>
+            <w:r>
+              <w:rPr>
+                <w:rFonts w:ascii="Microsoft YaHei" w:hAnsi="Microsoft YaHei" w:eastAsia="Microsoft YaHei"/>
+                <w:b w:val="0"/>
+                <w:sz w:val="14"/>
+              </w:rPr>
+              <w:t>血尿酸≤424.500 且 血尿酸&gt;167.500 且 血尿酸&gt;352.500 → 叶节点6</w:t>
+            </w:r>
+          </w:p>
+        </w:tc>
+        <w:tc>
+          <w:tcPr>
+            <w:tcW w:type="dxa" w:w="1900"/>
+            <w:vAlign w:val="center"/>
+            <w:tcMar>
+              <w:top w:w="80" w:type="dxa"/>
+              <w:start w:w="120" w:type="dxa"/>
+              <w:bottom w:w="80" w:type="dxa"/>
+              <w:end w:w="120" w:type="dxa"/>
+            </w:tcMar>
+          </w:tcPr>
+          <w:p>
+            <w:pPr>
+              <w:spacing w:before="0" w:after="0"/>
+            </w:pPr>
+            <w:r>
+              <w:rPr>
+                <w:rFonts w:ascii="Microsoft YaHei" w:hAnsi="Microsoft YaHei" w:eastAsia="Microsoft YaHei"/>
+                <w:b w:val="0"/>
+                <w:sz w:val="14"/>
+              </w:rPr>
+              <w:t>中危</w:t>
+            </w:r>
+          </w:p>
+        </w:tc>
+        <w:tc>
+          <w:tcPr>
+            <w:tcW w:type="dxa" w:w="2400"/>
+            <w:vAlign w:val="center"/>
+            <w:tcMar>
+              <w:top w:w="80" w:type="dxa"/>
+              <w:start w:w="120" w:type="dxa"/>
+              <w:bottom w:w="80" w:type="dxa"/>
+              <w:end w:w="120" w:type="dxa"/>
+            </w:tcMar>
+          </w:tcPr>
+          <w:p>
+            <w:pPr>
+              <w:spacing w:before="0" w:after="0"/>
+            </w:pPr>
+            <w:r>
+              <w:rPr>
+                <w:rFonts w:ascii="Microsoft YaHei" w:hAnsi="Microsoft YaHei" w:eastAsia="Microsoft YaHei"/>
+                <w:b w:val="0"/>
+                <w:sz w:val="14"/>
+              </w:rPr>
+              <w:t>116</w:t>
+            </w:r>
+          </w:p>
+        </w:tc>
+        <w:tc>
+          <w:tcPr>
+            <w:tcW w:type="dxa" w:w="3070"/>
+            <w:vAlign w:val="center"/>
+            <w:tcMar>
+              <w:top w:w="80" w:type="dxa"/>
+              <w:start w:w="120" w:type="dxa"/>
+              <w:bottom w:w="80" w:type="dxa"/>
+              <w:end w:w="120" w:type="dxa"/>
+            </w:tcMar>
+          </w:tcPr>
+          <w:p>
+            <w:pPr>
+              <w:spacing w:before="0" w:after="0"/>
+            </w:pPr>
+            <w:r>
+              <w:rPr>
+                <w:rFonts w:ascii="Microsoft YaHei" w:hAnsi="Microsoft YaHei" w:eastAsia="Microsoft YaHei"/>
+                <w:b w:val="0"/>
+                <w:sz w:val="14"/>
+              </w:rPr>
+              <w:t>76.7%</w:t>
+            </w:r>
+          </w:p>
+        </w:tc>
+      </w:tr>
+      <w:tr>
+        <w:tc>
+          <w:tcPr>
+            <w:tcW w:type="dxa" w:w="1700"/>
+            <w:vAlign w:val="center"/>
+          </w:tcPr>
+          <w:p>
+            <w:pPr>
+              <w:spacing w:before="0" w:after="0"/>
+            </w:pPr>
+            <w:r>
+              <w:rPr>
+                <w:rFonts w:ascii="Microsoft YaHei" w:hAnsi="Microsoft YaHei" w:eastAsia="Microsoft YaHei"/>
+                <w:b w:val="0"/>
+                <w:sz w:val="14"/>
+              </w:rPr>
+              <w:t>血尿酸&gt;424.500 且 血糖≤4.368 → 叶节点7</w:t>
+            </w:r>
+          </w:p>
+        </w:tc>
+        <w:tc>
+          <w:tcPr>
+            <w:tcW w:type="dxa" w:w="1900"/>
+            <w:vAlign w:val="center"/>
+          </w:tcPr>
+          <w:p>
+            <w:pPr>
+              <w:spacing w:before="0" w:after="0"/>
+            </w:pPr>
+            <w:r>
+              <w:rPr>
+                <w:rFonts w:ascii="Microsoft YaHei" w:hAnsi="Microsoft YaHei" w:eastAsia="Microsoft YaHei"/>
+                <w:b w:val="0"/>
+                <w:sz w:val="14"/>
               </w:rPr>
               <w:t>高危</w:t>
             </w:r>
@@ -11910,28 +11848,79 @@
         </w:tc>
         <w:tc>
           <w:tcPr>
+            <w:tcW w:type="dxa" w:w="2400"/>
+            <w:vAlign w:val="center"/>
+          </w:tcPr>
+          <w:p>
+            <w:pPr>
+              <w:spacing w:before="0" w:after="0"/>
+            </w:pPr>
+            <w:r>
+              <w:rPr>
+                <w:rFonts w:ascii="Microsoft YaHei" w:hAnsi="Microsoft YaHei" w:eastAsia="Microsoft YaHei"/>
+                <w:b w:val="0"/>
+                <w:sz w:val="14"/>
+              </w:rPr>
+              <w:t>70</w:t>
+            </w:r>
+          </w:p>
+        </w:tc>
+        <w:tc>
+          <w:tcPr>
+            <w:tcW w:type="dxa" w:w="3070"/>
+            <w:vAlign w:val="center"/>
+          </w:tcPr>
+          <w:p>
+            <w:pPr>
+              <w:spacing w:before="0" w:after="0"/>
+            </w:pPr>
+            <w:r>
+              <w:rPr>
+                <w:rFonts w:ascii="Microsoft YaHei" w:hAnsi="Microsoft YaHei" w:eastAsia="Microsoft YaHei"/>
+                <w:b w:val="0"/>
+                <w:sz w:val="14"/>
+              </w:rPr>
+              <w:t>98.6%</w:t>
+            </w:r>
+          </w:p>
+        </w:tc>
+      </w:tr>
+      <w:tr>
+        <w:tc>
+          <w:tcPr>
+            <w:tcW w:type="dxa" w:w="1700"/>
+            <w:vAlign w:val="center"/>
+          </w:tcPr>
+          <w:p>
+            <w:pPr>
+              <w:spacing w:before="0" w:after="0"/>
+            </w:pPr>
+            <w:r>
+              <w:rPr>
+                <w:rFonts w:ascii="Microsoft YaHei" w:hAnsi="Microsoft YaHei" w:eastAsia="Microsoft YaHei"/>
+                <w:b w:val="0"/>
+                <w:sz w:val="14"/>
+              </w:rPr>
+              <w:t>血尿酸&gt;424.500 且 血糖&gt;4.368 → 叶节点8</w:t>
+            </w:r>
+          </w:p>
+        </w:tc>
+        <w:tc>
+          <w:tcPr>
             <w:tcW w:type="dxa" w:w="1900"/>
             <w:vAlign w:val="center"/>
-            <w:tcMar>
-              <w:top w:w="80" w:type="dxa"/>
-              <w:start w:w="120" w:type="dxa"/>
-              <w:bottom w:w="80" w:type="dxa"/>
-              <w:end w:w="120" w:type="dxa"/>
-            </w:tcMar>
-          </w:tcPr>
-          <w:p>
-            <w:pPr>
-              <w:spacing w:before="0" w:after="0" w:line="259" w:lineRule="auto"/>
-              <w:jc w:val="center"/>
-            </w:pPr>
-            <w:r/>
-            <w:r>
-              <w:rPr>
-                <w:rFonts w:ascii="Microsoft YaHei" w:hAnsi="Microsoft YaHei" w:eastAsia="Microsoft YaHei"/>
-                <w:b w:val="0"/>
-                <w:sz w:val="18"/>
-              </w:rPr>
-              <w:t>3–65</w:t>
+          </w:tcPr>
+          <w:p>
+            <w:pPr>
+              <w:spacing w:before="0" w:after="0"/>
+            </w:pPr>
+            <w:r>
+              <w:rPr>
+                <w:rFonts w:ascii="Microsoft YaHei" w:hAnsi="Microsoft YaHei" w:eastAsia="Microsoft YaHei"/>
+                <w:b w:val="0"/>
+                <w:sz w:val="14"/>
+              </w:rPr>
+              <w:t>高危</w:t>
             </w:r>
           </w:p>
         </w:tc>
@@ -11939,26 +11928,18 @@
           <w:tcPr>
             <w:tcW w:type="dxa" w:w="2400"/>
             <w:vAlign w:val="center"/>
-            <w:tcMar>
-              <w:top w:w="80" w:type="dxa"/>
-              <w:start w:w="120" w:type="dxa"/>
-              <w:bottom w:w="80" w:type="dxa"/>
-              <w:end w:w="120" w:type="dxa"/>
-            </w:tcMar>
-          </w:tcPr>
-          <w:p>
-            <w:pPr>
-              <w:spacing w:before="0" w:after="0" w:line="259" w:lineRule="auto"/>
-              <w:jc w:val="center"/>
-            </w:pPr>
-            <w:r/>
-            <w:r>
-              <w:rPr>
-                <w:rFonts w:ascii="Microsoft YaHei" w:hAnsi="Microsoft YaHei" w:eastAsia="Microsoft YaHei"/>
-                <w:b w:val="0"/>
-                <w:sz w:val="18"/>
-              </w:rPr>
-              <w:t>1.0%–21.7%</w:t>
+          </w:tcPr>
+          <w:p>
+            <w:pPr>
+              <w:spacing w:before="0" w:after="0"/>
+            </w:pPr>
+            <w:r>
+              <w:rPr>
+                <w:rFonts w:ascii="Microsoft YaHei" w:hAnsi="Microsoft YaHei" w:eastAsia="Microsoft YaHei"/>
+                <w:b w:val="0"/>
+                <w:sz w:val="14"/>
+              </w:rPr>
+              <w:t>172</w:t>
             </w:r>
           </w:p>
         </w:tc>
@@ -11966,26 +11947,18 @@
           <w:tcPr>
             <w:tcW w:type="dxa" w:w="3070"/>
             <w:vAlign w:val="center"/>
-            <w:tcMar>
-              <w:top w:w="80" w:type="dxa"/>
-              <w:start w:w="120" w:type="dxa"/>
-              <w:bottom w:w="80" w:type="dxa"/>
-              <w:end w:w="120" w:type="dxa"/>
-            </w:tcMar>
-          </w:tcPr>
-          <w:p>
-            <w:pPr>
-              <w:spacing w:before="0" w:after="0" w:line="259" w:lineRule="auto"/>
-              <w:jc w:val="center"/>
-            </w:pPr>
-            <w:r/>
-            <w:r>
-              <w:rPr>
-                <w:rFonts w:ascii="Microsoft YaHei" w:hAnsi="Microsoft YaHei" w:eastAsia="Microsoft YaHei"/>
-                <w:b w:val="0"/>
-                <w:sz w:val="18"/>
-              </w:rPr>
-              <w:t>100.0%–100.0%</w:t>
+          </w:tcPr>
+          <w:p>
+            <w:pPr>
+              <w:spacing w:before="0" w:after="0"/>
+            </w:pPr>
+            <w:r>
+              <w:rPr>
+                <w:rFonts w:ascii="Microsoft YaHei" w:hAnsi="Microsoft YaHei" w:eastAsia="Microsoft YaHei"/>
+                <w:b w:val="0"/>
+                <w:sz w:val="14"/>
+              </w:rPr>
+              <w:t>100.0%</w:t>
             </w:r>
           </w:p>
         </w:tc>
@@ -12007,7 +11980,7 @@
           <w:color w:val="666666"/>
           <w:sz w:val="16"/>
         </w:rPr>
-        <w:t>表8  题面特征阈值±5分的独立测试集敏感性结果。</w:t>
+        <w:t>表8  浅层CART叶节点特征阈值。代理模型用于解释统计分层，不替代随机森林。</w:t>
       </w:r>
     </w:p>
     <w:p>
@@ -12019,7 +11992,7 @@
           <w:rFonts w:ascii="Microsoft YaHei" w:hAnsi="Microsoft YaHei" w:eastAsia="Microsoft YaHei"/>
           <w:sz w:val="22"/>
         </w:rPr>
-        <w:t>痰湿高阈值对高危人数最敏感：由60分降至55分时高危增至65人，升至65分时降为3人；但各情景高危组当前异常率均为100%。痰湿极高阈值在本测试集内不改变分层，低活动阈值仅小幅改变低、中危人数。因此三级结果应称为管理优先级，外部应用时需结合临床共识校准阈值。</w:t>
+        <w:t>最终CART最大深度3、最小叶节点比例10%，训练交叉验证宏平均F1为0.728、一致率为0.760，独立测试一致率为0.710。主要切点来自血尿酸424.5、167.5、352.5及血糖4.368；这些阈值解释随机森林分层结构，不是新的临床诊断界值。</w:t>
       </w:r>
     </w:p>
     <w:p>
@@ -13584,7 +13557,7 @@
           <w:rFonts w:ascii="Microsoft YaHei" w:hAnsi="Microsoft YaHei" w:eastAsia="Microsoft YaHei"/>
           <w:sz w:val="21"/>
         </w:rPr>
-        <w:t>问题一高血脂关联模型和问题二非血脂模型均不含TC、TG、LDL-C、HDL-C及其异常派生变量；痰湿端允许无指标入选。</w:t>
+        <w:t>问题一高血脂关联模型和问题二非血脂模型均不含TC、TG、LDL-C、HDL-C及其异常派生变量；痰湿端允许无指标入选，探索性Pareto不改变验证性结论。</w:t>
       </w:r>
     </w:p>
     <w:p>
@@ -13596,7 +13569,7 @@
           <w:rFonts w:ascii="Microsoft YaHei" w:hAnsi="Microsoft YaHei" w:eastAsia="Microsoft YaHei"/>
           <w:sz w:val="21"/>
         </w:rPr>
-        <w:t>问题一分类体质模型明确以平和质为参照，报告整体似然比检验、OR、95%CI、P值与FDR。</w:t>
+        <w:t>问题一分类体质模型明确以平和质为参照，报告整体似然比检验、OR、95%CI、P值、FDR及500次Bootstrap排名稳定性。</w:t>
       </w:r>
     </w:p>
     <w:p>
@@ -13608,7 +13581,7 @@
           <w:rFonts w:ascii="Microsoft YaHei" w:hAnsi="Microsoft YaHei" w:eastAsia="Microsoft YaHei"/>
           <w:sz w:val="21"/>
         </w:rPr>
-        <w:t>问题二模型训练与校准均与测试集隔离；最终管理等级由预先给定的特征规则生成，每人恰好一个等级且触发原因可回溯。</w:t>
+        <w:t>问题二模型训练、校准、折外概率和切点搜索均与测试集隔离；每人恰好一个统计风险等级，CART路径与临床管理提示分别保存。</w:t>
       </w:r>
     </w:p>
     <w:p>
@@ -13620,7 +13593,7 @@
           <w:rFonts w:ascii="Microsoft YaHei" w:hAnsi="Microsoft YaHei" w:eastAsia="Microsoft YaHei"/>
           <w:sz w:val="21"/>
         </w:rPr>
-        <w:t>全部278名痰湿质患者的年龄、活动评分、强度、频率、月份和预算约束逐条回代通过。</w:t>
+        <w:t>全部278名痰湿质患者的年龄、活动评分、强度、频率、月份和预算约束逐条回代通过；样本1—3推荐点均属于对应非支配解集合。</w:t>
       </w:r>
     </w:p>
     <w:p>
@@ -13644,7 +13617,7 @@
           <w:rFonts w:ascii="Microsoft YaHei" w:hAnsi="Microsoft YaHei" w:eastAsia="Microsoft YaHei"/>
           <w:sz w:val="21"/>
         </w:rPr>
-        <w:t>所有关键数值保存为CSV/JSON，数据图同时保存PNG与PDF，可从代码完整复现。</w:t>
+        <w:t>所有关键数值保存为CSV/JSON，论文数据图统一保存为矢量PDF，可从唯一建模代码完整复现。</w:t>
       </w:r>
     </w:p>
     <w:p>
@@ -13672,7 +13645,7 @@
           <w:rFonts w:ascii="Microsoft YaHei" w:hAnsi="Microsoft YaHei" w:eastAsia="Microsoft YaHei"/>
           <w:sz w:val="21"/>
         </w:rPr>
-        <w:t>逻辑闭环：从分终点证据审查、规则管理分层到个体化优化，三个问题之间具有明确依赖关系。</w:t>
+        <w:t>逻辑闭环：从分终点证据审查、训练内统计分层和CART解释到个体化优化，三个问题之间具有明确依赖关系。</w:t>
       </w:r>
     </w:p>
     <w:p>
@@ -13696,7 +13669,7 @@
           <w:rFonts w:ascii="Microsoft YaHei" w:hAnsi="Microsoft YaHei" w:eastAsia="Microsoft YaHei"/>
           <w:sz w:val="21"/>
         </w:rPr>
-        <w:t>统计表达完整：体质贡献以平和质为分类参照，同时报告整体检验、OR、95%CI、P值和FDR，不以排序替代显著性。</w:t>
+        <w:t>统计表达完整：体质贡献以平和质为分类参照，同时报告整体检验、区间、FDR和Bootstrap排名稳定性，不以点估计排名替代显著性。</w:t>
       </w:r>
     </w:p>
     <w:p>
@@ -13752,7 +13725,7 @@
           <w:rFonts w:ascii="Microsoft YaHei" w:hAnsi="Microsoft YaHei" w:eastAsia="Microsoft YaHei"/>
           <w:sz w:val="21"/>
         </w:rPr>
-        <w:t>最终等级包含当前诊断状态，其组间异常率不能视为独立预测验证；三级规则目前只能解释为管理优先级。</w:t>
+        <w:t>统计等级不直接包含当前诊断血脂，但仍由横断面标签训练，不能解释为未来发病概率；题面规则仅作为临床管理提示。</w:t>
       </w:r>
     </w:p>
     <w:p>
@@ -13808,7 +13781,7 @@
           <w:rFonts w:ascii="Microsoft YaHei" w:hAnsi="Microsoft YaHei" w:eastAsia="Microsoft YaHei"/>
           <w:sz w:val="21"/>
         </w:rPr>
-        <w:t>痰湿严重度模型平均折外R²为-0.056，没有指标通过痰湿端证据门槛；高血脂关联端仅血尿酸入选，因此附件数据未发现可靠共同指标。</w:t>
+        <w:t>痰湿严重度模型平均折外R²为-0.056，没有指标通过痰湿端证据门槛；高血脂关联端仅血尿酸入选，因此验证性共同指标为空。血尿酸和BMI仅作为探索性Pareto候选。</w:t>
       </w:r>
     </w:p>
     <w:p>
@@ -13820,7 +13793,7 @@
           <w:rFonts w:ascii="Microsoft YaHei" w:hAnsi="Microsoft YaHei" w:eastAsia="Microsoft YaHei"/>
           <w:sz w:val="21"/>
         </w:rPr>
-        <w:t>九体质分类自变量整体调整检验P=0.562；痰湿质相对平和质调整OR=0.748，95%CI 0.465–1.203，FDR q=0.668，不能宣称某种体质贡献首位。</w:t>
+        <w:t>九体质分类自变量整体调整检验P=0.562；阳虚质调整OR点估计最高且Bootstrap首位频率71.2%，但其95%CI跨1、整体检验与FDR不显著，不能宣称存在统计或因果意义上的贡献首位。</w:t>
       </w:r>
     </w:p>
     <w:p>
@@ -13832,7 +13805,7 @@
           <w:rFonts w:ascii="Microsoft YaHei" w:hAnsi="Microsoft YaHei" w:eastAsia="Microsoft YaHei"/>
           <w:sz w:val="21"/>
         </w:rPr>
-        <w:t>非血脂随机森林关联筛查模型测试AUC为0.821；独立测试集规则管理低、中、高级分别为21、247、32人，每人只有一个等级和可追溯触发规则。</w:t>
+        <w:t>非血脂随机森林关联筛查模型测试AUC为0.821；训练内切点0.7588和0.8717应用于测试集后，低、中、高层为111、33、156人，异常率55.9%、78.8%、96.2%，每人只有一个统计等级。</w:t>
       </w:r>
     </w:p>
     <w:p>
@@ -13844,7 +13817,7 @@
           <w:rFonts w:ascii="Microsoft YaHei" w:hAnsi="Microsoft YaHei" w:eastAsia="Microsoft YaHei"/>
           <w:sz w:val="21"/>
         </w:rPr>
-        <w:t>痰湿质核心组合相对于最终管理等级重新计算，并同时报告支持度、置信度、提升度和样本量；结果用于管理线索，不作未来发病因果解释。</w:t>
+        <w:t>痰湿质核心组合相对于统计高危层重新计算并排除诊断血脂；首位为“痰湿体质+痰湿积分≥60+尿酸异常”，覆盖27人、高危24人、置信度88.9%、提升度1.46。</w:t>
       </w:r>
     </w:p>
     <w:p>
@@ -17635,7 +17608,7 @@
           <w:rFonts w:ascii="Microsoft YaHei" w:hAnsi="Microsoft YaHei" w:eastAsia="Microsoft YaHei"/>
           <w:sz w:val="22"/>
         </w:rPr>
-        <w:t>分析程序可从题目原始附件一键重建预处理数据、统计结果、患者级结果、图表和执行记录。随机种子固定为42，模型选择、概率校准、折外重要性、规则分层和动态规划均由同一条可复现流程完成。</w:t>
+        <w:t>分析程序可从题目原始附件一键重建统计结果、患者级结果、图表和执行记录。随机种子固定为42，模型选择、嵌套折外校准、训练内切点、CART代理和动态规划均由同一条可复现流程完成。</w:t>
       </w:r>
     </w:p>
     <w:p>

--- a/reports/中老年人群高血脂症风险预警及干预优化_建模方案报告_最终版.docx
+++ b/reports/中老年人群高血脂症风险预警及干预优化_建模方案报告_最终版.docx
@@ -132,11 +132,7 @@
         <w:keepLines w:val="0"/>
       </w:pPr>
       <w:r>
-        <w:rPr>
-          <w:rFonts w:ascii="Microsoft YaHei" w:hAnsi="Microsoft YaHei" w:eastAsia="Microsoft YaHei"/>
-          <w:sz w:val="22"/>
-        </w:rPr>
-        <w:t>针对中老年人群高血脂症筛查维度单一、痰湿体质高危人群识别不足以及个体化干预难以兼顾效果与成本的问题，本文基于附件中1000例个案，构建“分终点证据审查—训练内统计分层—方案优化”的递进式模型。问题一将痰湿严重度与高血脂关联筛查拆成两个终点，采用重复五折折外置换重要性、关联检验与FDR联合筛选，并补充非诊断指标的探索性Pareto候选；九体质以平和质为参照建立调整Logistic模型，再用500次分层Bootstrap评价点估计排名稳定性。问题二使用非血脂随机森林得到横断面筛查分数，两个三级切点只由训练集折外概率推导，浅层CART提供可读的特征阈值，题面示例规则另列为临床管理提示。问题三采用六阶段动态规划与ε-约束，在至少保留90%最大降幅的前提下最小化成本。</w:t>
+        <w:t>针对中老年人群高血脂症筛查维度单一、痰湿体质高危人群识别不足以及个体化干预难以兼顾效果与成本的问题，本文基于附件中1000例个案，构建“分终点证据审查—训练内统计分层—方案优化”的递进式模型。问题一将痰湿严重度与高血脂关联筛查拆成两个终点，采用重复五折折外置换重要性、关联检验与FDR联合筛选，并补充非诊断指标的探索性Pareto候选；九体质以平和质为参照建立调整Logistic模型，再用500次分层Bootstrap评价点估计排名稳定性。问题二使用非血脂随机森林得到横断面筛查分数，两个三级切点只由训练集折外概率推导，浅层CART提供可读的特征阈值，题面示例规则另列为临床管理提示。问题三采用六阶段动态规划与ε-约束，在至少保留90%最大降幅的前提下最小化成本，并以九类硬约束分层和受限多输出CART提炼患者特征—首月方案规律。</w:t>
       </w:r>
     </w:p>
     <w:p>
@@ -144,11 +140,7 @@
         <w:keepLines w:val="0"/>
       </w:pPr>
       <w:r>
-        <w:rPr>
-          <w:rFonts w:ascii="Microsoft YaHei" w:hAnsi="Microsoft YaHei" w:eastAsia="Microsoft YaHei"/>
-          <w:sz w:val="22"/>
-        </w:rPr>
-        <w:t>结果表明，痰湿严重度模型平均折外R²为-0.056，没有指标通过痰湿端门槛；排除TC、TG、LDL-C和HDL-C后，高血脂关联端仅血尿酸入选，因此验证性共同指标为空，探索性Pareto候选为血尿酸和BMI。九体质整体调整检验P=0.562；阳虚质调整OR点估计最高，500次Bootstrap首位频率为71.2%，但区间、FDR与整体检验均不支持显著“贡献首位”。问题二非血脂随机森林独立测试AUC为0.821；训练折外概率切点为0.7588和0.8717，测试集低、中、高层分别为111、33和156人，当前异常率为55.9%、78.8%和96.2%。CART代理测试一致率为71.0%。问题三中样本1—3分别降至48.5、37.0和33.0分，成本为1014、1240和1674元，三个选择点均位于对应Pareto前沿。所有概率均为横断面关联筛查证据，不解释为未来发病概率。</w:t>
+        <w:t>结果表明，痰湿严重度模型平均折外R²为-0.056，没有指标通过痰湿端门槛；排除TC、TG、LDL-C和HDL-C后，高血脂关联端仅血尿酸入选，因此验证性共同指标为空，探索性Pareto候选为血尿酸和BMI。九体质整体调整检验P=0.562；阳虚质调整OR点估计最高，500次Bootstrap首位频率为71.2%，但区间、FDR与整体检验均不支持显著“贡献首位”。问题二非血脂随机森林独立测试AUC为0.821；训练折外概率切点为0.7588和0.8717，测试集低、中、高层分别为111、33和156人，当前异常率为55.9%、78.8%和96.2%。问题二CART代理测试一致率为71.0%。问题三九类规则覆盖全部278名患者；首月处方CART五折联合一致率为78.5%、训练内一致率为83.1%，仅作解释代理。样本1—3分别降至48.5、37.0和33.0分，成本为1014、1240和1674元，三个选择点均位于对应Pareto前沿。所有概率均为横断面关联筛查证据，不解释为未来发病概率。</w:t>
       </w:r>
     </w:p>
     <w:tbl>
@@ -223,7 +215,7 @@
         <w:jc w:val="left"/>
         <w:tblLayout w:type="fixed"/>
         <w:tblLook w:firstColumn="1" w:firstRow="1" w:lastColumn="0" w:lastRow="0" w:noHBand="0" w:noVBand="1" w:val="04A0"/>
-        <w:tblInd w:w="120" w:type="dxa"/>
+        <w:tblInd w:w="80" w:type="dxa"/>
       </w:tblPr>
       <w:tblGrid>
         <w:gridCol w:w="4535"/>
@@ -526,11 +518,7 @@
         <w:keepLines w:val="0"/>
       </w:pPr>
       <w:r>
-        <w:rPr>
-          <w:rFonts w:ascii="Microsoft YaHei" w:hAnsi="Microsoft YaHei" w:eastAsia="Microsoft YaHei"/>
-          <w:sz w:val="22"/>
-        </w:rPr>
-        <w:t>总体路线为：原始附件校验 → 诊断泄漏识别 → 分终点折外筛选与探索性Pareto → 分类体质调整OR与Bootstrap排名 → 非血脂关联概率 → 训练内概率切点 → CART代理阈值 → 痰湿核心组合 → 六阶段Pareto动态规划 → ε-约束推荐 → 灵敏度与约束回代。</w:t>
+        <w:t>总体路线为：原始附件校验 → 诊断泄漏识别 → 分终点折外筛选与探索性Pareto → 分类体质调整OR与Bootstrap排名 → 非血脂关联概率 → 训练内概率切点 → CART代理阈值 → 痰湿核心组合 → 六阶段Pareto动态规划 → ε-约束推荐 → 九类硬约束匹配 → 首月处方CART代理 → 灵敏度与约束回代。</w:t>
       </w:r>
     </w:p>
     <w:tbl>
@@ -9334,1980 +9322,6 @@
         <w:t>6.5 患者特征—最优方案匹配规律</w:t>
       </w:r>
     </w:p>
-    <w:tbl>
-      <w:tblPr>
-        <w:tblStyle w:val="TableGrid"/>
-        <w:tblW w:type="dxa" w:w="9070"/>
-        <w:jc w:val="left"/>
-        <w:tblLayout w:type="fixed"/>
-        <w:tblLook w:firstColumn="1" w:firstRow="1" w:lastColumn="0" w:lastRow="0" w:noHBand="0" w:noVBand="1" w:val="04A0"/>
-        <w:tblInd w:w="120" w:type="dxa"/>
-      </w:tblPr>
-      <w:tblGrid>
-        <w:gridCol w:w="1900"/>
-        <w:gridCol w:w="950"/>
-        <w:gridCol w:w="850"/>
-        <w:gridCol w:w="1600"/>
-        <w:gridCol w:w="1300"/>
-        <w:gridCol w:w="1200"/>
-        <w:gridCol w:w="1270"/>
-      </w:tblGrid>
-      <w:tr>
-        <w:trPr>
-          <w:tblHeader w:val="true"/>
-          <w:cantSplit/>
-        </w:trPr>
-        <w:tc>
-          <w:tcPr>
-            <w:tcW w:type="dxa" w:w="1900"/>
-            <w:vAlign w:val="center"/>
-            <w:shd w:fill="E8EEF5"/>
-            <w:tcMar>
-              <w:top w:w="80" w:type="dxa"/>
-              <w:start w:w="120" w:type="dxa"/>
-              <w:bottom w:w="80" w:type="dxa"/>
-              <w:end w:w="120" w:type="dxa"/>
-            </w:tcMar>
-          </w:tcPr>
-          <w:p>
-            <w:pPr>
-              <w:spacing w:before="0" w:after="0" w:line="259" w:lineRule="auto"/>
-              <w:jc w:val="center"/>
-            </w:pPr>
-            <w:r/>
-            <w:r>
-              <w:rPr>
-                <w:rFonts w:ascii="Microsoft YaHei" w:hAnsi="Microsoft YaHei" w:eastAsia="Microsoft YaHei"/>
-                <w:b/>
-                <w:color w:val="17365D"/>
-                <w:sz w:val="16"/>
-              </w:rPr>
-              <w:t>初始分层</w:t>
-            </w:r>
-          </w:p>
-        </w:tc>
-        <w:tc>
-          <w:tcPr>
-            <w:tcW w:type="dxa" w:w="950"/>
-            <w:vAlign w:val="center"/>
-            <w:shd w:fill="E8EEF5"/>
-            <w:tcMar>
-              <w:top w:w="80" w:type="dxa"/>
-              <w:start w:w="120" w:type="dxa"/>
-              <w:bottom w:w="80" w:type="dxa"/>
-              <w:end w:w="120" w:type="dxa"/>
-            </w:tcMar>
-          </w:tcPr>
-          <w:p>
-            <w:pPr>
-              <w:spacing w:before="0" w:after="0" w:line="259" w:lineRule="auto"/>
-              <w:jc w:val="center"/>
-            </w:pPr>
-            <w:r/>
-            <w:r>
-              <w:rPr>
-                <w:rFonts w:ascii="Microsoft YaHei" w:hAnsi="Microsoft YaHei" w:eastAsia="Microsoft YaHei"/>
-                <w:b/>
-                <w:color w:val="17365D"/>
-                <w:sz w:val="16"/>
-              </w:rPr>
-              <w:t>耐受上限</w:t>
-            </w:r>
-          </w:p>
-        </w:tc>
-        <w:tc>
-          <w:tcPr>
-            <w:tcW w:type="dxa" w:w="850"/>
-            <w:vAlign w:val="center"/>
-            <w:shd w:fill="E8EEF5"/>
-            <w:tcMar>
-              <w:top w:w="80" w:type="dxa"/>
-              <w:start w:w="120" w:type="dxa"/>
-              <w:bottom w:w="80" w:type="dxa"/>
-              <w:end w:w="120" w:type="dxa"/>
-            </w:tcMar>
-          </w:tcPr>
-          <w:p>
-            <w:pPr>
-              <w:spacing w:before="0" w:after="0" w:line="259" w:lineRule="auto"/>
-              <w:jc w:val="center"/>
-            </w:pPr>
-            <w:r/>
-            <w:r>
-              <w:rPr>
-                <w:rFonts w:ascii="Microsoft YaHei" w:hAnsi="Microsoft YaHei" w:eastAsia="Microsoft YaHei"/>
-                <w:b/>
-                <w:color w:val="17365D"/>
-                <w:sz w:val="16"/>
-              </w:rPr>
-              <w:t>人数</w:t>
-            </w:r>
-          </w:p>
-        </w:tc>
-        <w:tc>
-          <w:tcPr>
-            <w:tcW w:type="dxa" w:w="1600"/>
-            <w:vAlign w:val="center"/>
-            <w:shd w:fill="E8EEF5"/>
-            <w:tcMar>
-              <w:top w:w="80" w:type="dxa"/>
-              <w:start w:w="120" w:type="dxa"/>
-              <w:bottom w:w="80" w:type="dxa"/>
-              <w:end w:w="120" w:type="dxa"/>
-            </w:tcMar>
-          </w:tcPr>
-          <w:p>
-            <w:pPr>
-              <w:spacing w:before="0" w:after="0" w:line="259" w:lineRule="auto"/>
-              <w:jc w:val="center"/>
-            </w:pPr>
-            <w:r/>
-            <w:r>
-              <w:rPr>
-                <w:rFonts w:ascii="Microsoft YaHei" w:hAnsi="Microsoft YaHei" w:eastAsia="Microsoft YaHei"/>
-                <w:b/>
-                <w:color w:val="17365D"/>
-                <w:sz w:val="16"/>
-              </w:rPr>
-              <w:t>典型首月方案</w:t>
-            </w:r>
-          </w:p>
-        </w:tc>
-        <w:tc>
-          <w:tcPr>
-            <w:tcW w:type="dxa" w:w="1300"/>
-            <w:vAlign w:val="center"/>
-            <w:shd w:fill="E8EEF5"/>
-            <w:tcMar>
-              <w:top w:w="80" w:type="dxa"/>
-              <w:start w:w="120" w:type="dxa"/>
-              <w:bottom w:w="80" w:type="dxa"/>
-              <w:end w:w="120" w:type="dxa"/>
-            </w:tcMar>
-          </w:tcPr>
-          <w:p>
-            <w:pPr>
-              <w:spacing w:before="0" w:after="0" w:line="259" w:lineRule="auto"/>
-              <w:jc w:val="center"/>
-            </w:pPr>
-            <w:r/>
-            <w:r>
-              <w:rPr>
-                <w:rFonts w:ascii="Microsoft YaHei" w:hAnsi="Microsoft YaHei" w:eastAsia="Microsoft YaHei"/>
-                <w:b/>
-                <w:color w:val="17365D"/>
-                <w:sz w:val="16"/>
-              </w:rPr>
-              <w:t>成本中位数</w:t>
-            </w:r>
-          </w:p>
-        </w:tc>
-        <w:tc>
-          <w:tcPr>
-            <w:tcW w:type="dxa" w:w="1200"/>
-            <w:vAlign w:val="center"/>
-            <w:shd w:fill="E8EEF5"/>
-            <w:tcMar>
-              <w:top w:w="80" w:type="dxa"/>
-              <w:start w:w="120" w:type="dxa"/>
-              <w:bottom w:w="80" w:type="dxa"/>
-              <w:end w:w="120" w:type="dxa"/>
-            </w:tcMar>
-          </w:tcPr>
-          <w:p>
-            <w:pPr>
-              <w:spacing w:before="0" w:after="0" w:line="259" w:lineRule="auto"/>
-              <w:jc w:val="center"/>
-            </w:pPr>
-            <w:r/>
-            <w:r>
-              <w:rPr>
-                <w:rFonts w:ascii="Microsoft YaHei" w:hAnsi="Microsoft YaHei" w:eastAsia="Microsoft YaHei"/>
-                <w:b/>
-                <w:color w:val="17365D"/>
-                <w:sz w:val="16"/>
-              </w:rPr>
-              <w:t>降分中位数</w:t>
-            </w:r>
-          </w:p>
-        </w:tc>
-        <w:tc>
-          <w:tcPr>
-            <w:tcW w:type="dxa" w:w="1270"/>
-            <w:vAlign w:val="center"/>
-            <w:shd w:fill="E8EEF5"/>
-            <w:tcMar>
-              <w:top w:w="80" w:type="dxa"/>
-              <w:start w:w="120" w:type="dxa"/>
-              <w:bottom w:w="80" w:type="dxa"/>
-              <w:end w:w="120" w:type="dxa"/>
-            </w:tcMar>
-          </w:tcPr>
-          <w:p>
-            <w:pPr>
-              <w:spacing w:before="0" w:after="0" w:line="259" w:lineRule="auto"/>
-              <w:jc w:val="center"/>
-            </w:pPr>
-            <w:r/>
-            <w:r>
-              <w:rPr>
-                <w:rFonts w:ascii="Microsoft YaHei" w:hAnsi="Microsoft YaHei" w:eastAsia="Microsoft YaHei"/>
-                <w:b/>
-                <w:color w:val="17365D"/>
-                <w:sz w:val="16"/>
-              </w:rPr>
-              <w:t>效果保留率</w:t>
-            </w:r>
-          </w:p>
-        </w:tc>
-      </w:tr>
-      <w:tr>
-        <w:trPr>
-          <w:cantSplit/>
-        </w:trPr>
-        <w:tc>
-          <w:tcPr>
-            <w:tcW w:type="dxa" w:w="1900"/>
-            <w:vAlign w:val="center"/>
-            <w:tcMar>
-              <w:top w:w="80" w:type="dxa"/>
-              <w:start w:w="120" w:type="dxa"/>
-              <w:bottom w:w="80" w:type="dxa"/>
-              <w:end w:w="120" w:type="dxa"/>
-            </w:tcMar>
-          </w:tcPr>
-          <w:p>
-            <w:pPr>
-              <w:spacing w:before="0" w:after="0" w:line="259" w:lineRule="auto"/>
-              <w:jc w:val="left"/>
-            </w:pPr>
-            <w:r/>
-            <w:r>
-              <w:rPr>
-                <w:rFonts w:ascii="Microsoft YaHei" w:hAnsi="Microsoft YaHei" w:eastAsia="Microsoft YaHei"/>
-                <w:b w:val="0"/>
-                <w:sz w:val="16"/>
-              </w:rPr>
-              <w:t>中度调理(59-61)</w:t>
-            </w:r>
-          </w:p>
-        </w:tc>
-        <w:tc>
-          <w:tcPr>
-            <w:tcW w:type="dxa" w:w="950"/>
-            <w:vAlign w:val="center"/>
-            <w:tcMar>
-              <w:top w:w="80" w:type="dxa"/>
-              <w:start w:w="120" w:type="dxa"/>
-              <w:bottom w:w="80" w:type="dxa"/>
-              <w:end w:w="120" w:type="dxa"/>
-            </w:tcMar>
-          </w:tcPr>
-          <w:p>
-            <w:pPr>
-              <w:spacing w:before="0" w:after="0" w:line="259" w:lineRule="auto"/>
-              <w:jc w:val="center"/>
-            </w:pPr>
-            <w:r/>
-            <w:r>
-              <w:rPr>
-                <w:rFonts w:ascii="Microsoft YaHei" w:hAnsi="Microsoft YaHei" w:eastAsia="Microsoft YaHei"/>
-                <w:b w:val="0"/>
-                <w:sz w:val="16"/>
-              </w:rPr>
-              <w:t>1</w:t>
-            </w:r>
-          </w:p>
-        </w:tc>
-        <w:tc>
-          <w:tcPr>
-            <w:tcW w:type="dxa" w:w="850"/>
-            <w:vAlign w:val="center"/>
-            <w:tcMar>
-              <w:top w:w="80" w:type="dxa"/>
-              <w:start w:w="120" w:type="dxa"/>
-              <w:bottom w:w="80" w:type="dxa"/>
-              <w:end w:w="120" w:type="dxa"/>
-            </w:tcMar>
-          </w:tcPr>
-          <w:p>
-            <w:pPr>
-              <w:spacing w:before="0" w:after="0" w:line="259" w:lineRule="auto"/>
-              <w:jc w:val="center"/>
-            </w:pPr>
-            <w:r/>
-            <w:r>
-              <w:rPr>
-                <w:rFonts w:ascii="Microsoft YaHei" w:hAnsi="Microsoft YaHei" w:eastAsia="Microsoft YaHei"/>
-                <w:b w:val="0"/>
-                <w:sz w:val="16"/>
-              </w:rPr>
-              <w:t>30</w:t>
-            </w:r>
-          </w:p>
-        </w:tc>
-        <w:tc>
-          <w:tcPr>
-            <w:tcW w:type="dxa" w:w="1600"/>
-            <w:vAlign w:val="center"/>
-            <w:tcMar>
-              <w:top w:w="80" w:type="dxa"/>
-              <w:start w:w="120" w:type="dxa"/>
-              <w:bottom w:w="80" w:type="dxa"/>
-              <w:end w:w="120" w:type="dxa"/>
-            </w:tcMar>
-          </w:tcPr>
-          <w:p>
-            <w:pPr>
-              <w:spacing w:before="0" w:after="0" w:line="259" w:lineRule="auto"/>
-              <w:jc w:val="center"/>
-            </w:pPr>
-            <w:r/>
-            <w:r>
-              <w:rPr>
-                <w:rFonts w:ascii="Microsoft YaHei" w:hAnsi="Microsoft YaHei" w:eastAsia="Microsoft YaHei"/>
-                <w:b w:val="0"/>
-                <w:sz w:val="16"/>
-              </w:rPr>
-              <w:t>1级/10次</w:t>
-            </w:r>
-          </w:p>
-        </w:tc>
-        <w:tc>
-          <w:tcPr>
-            <w:tcW w:type="dxa" w:w="1300"/>
-            <w:vAlign w:val="center"/>
-            <w:tcMar>
-              <w:top w:w="80" w:type="dxa"/>
-              <w:start w:w="120" w:type="dxa"/>
-              <w:bottom w:w="80" w:type="dxa"/>
-              <w:end w:w="120" w:type="dxa"/>
-            </w:tcMar>
-          </w:tcPr>
-          <w:p>
-            <w:pPr>
-              <w:spacing w:before="0" w:after="0" w:line="259" w:lineRule="auto"/>
-              <w:jc w:val="center"/>
-            </w:pPr>
-            <w:r/>
-            <w:r>
-              <w:rPr>
-                <w:rFonts w:ascii="Microsoft YaHei" w:hAnsi="Microsoft YaHei" w:eastAsia="Microsoft YaHei"/>
-                <w:b w:val="0"/>
-                <w:sz w:val="16"/>
-              </w:rPr>
-              <w:t>914</w:t>
-            </w:r>
-          </w:p>
-        </w:tc>
-        <w:tc>
-          <w:tcPr>
-            <w:tcW w:type="dxa" w:w="1200"/>
-            <w:vAlign w:val="center"/>
-            <w:tcMar>
-              <w:top w:w="80" w:type="dxa"/>
-              <w:start w:w="120" w:type="dxa"/>
-              <w:bottom w:w="80" w:type="dxa"/>
-              <w:end w:w="120" w:type="dxa"/>
-            </w:tcMar>
-          </w:tcPr>
-          <w:p>
-            <w:pPr>
-              <w:spacing w:before="0" w:after="0" w:line="259" w:lineRule="auto"/>
-              <w:jc w:val="center"/>
-            </w:pPr>
-            <w:r/>
-            <w:r>
-              <w:rPr>
-                <w:rFonts w:ascii="Microsoft YaHei" w:hAnsi="Microsoft YaHei" w:eastAsia="Microsoft YaHei"/>
-                <w:b w:val="0"/>
-                <w:sz w:val="16"/>
-              </w:rPr>
-              <w:t>14.5</w:t>
-            </w:r>
-          </w:p>
-        </w:tc>
-        <w:tc>
-          <w:tcPr>
-            <w:tcW w:type="dxa" w:w="1270"/>
-            <w:vAlign w:val="center"/>
-            <w:tcMar>
-              <w:top w:w="80" w:type="dxa"/>
-              <w:start w:w="120" w:type="dxa"/>
-              <w:bottom w:w="80" w:type="dxa"/>
-              <w:end w:w="120" w:type="dxa"/>
-            </w:tcMar>
-          </w:tcPr>
-          <w:p>
-            <w:pPr>
-              <w:spacing w:before="0" w:after="0" w:line="259" w:lineRule="auto"/>
-              <w:jc w:val="center"/>
-            </w:pPr>
-            <w:r/>
-            <w:r>
-              <w:rPr>
-                <w:rFonts w:ascii="Microsoft YaHei" w:hAnsi="Microsoft YaHei" w:eastAsia="Microsoft YaHei"/>
-                <w:b w:val="0"/>
-                <w:sz w:val="16"/>
-              </w:rPr>
-              <w:t>90.6%</w:t>
-            </w:r>
-          </w:p>
-        </w:tc>
-      </w:tr>
-      <w:tr>
-        <w:trPr>
-          <w:cantSplit/>
-        </w:trPr>
-        <w:tc>
-          <w:tcPr>
-            <w:tcW w:type="dxa" w:w="1900"/>
-            <w:vAlign w:val="center"/>
-            <w:tcMar>
-              <w:top w:w="80" w:type="dxa"/>
-              <w:start w:w="120" w:type="dxa"/>
-              <w:bottom w:w="80" w:type="dxa"/>
-              <w:end w:w="120" w:type="dxa"/>
-            </w:tcMar>
-          </w:tcPr>
-          <w:p>
-            <w:pPr>
-              <w:spacing w:before="0" w:after="0" w:line="259" w:lineRule="auto"/>
-              <w:jc w:val="left"/>
-            </w:pPr>
-            <w:r/>
-            <w:r>
-              <w:rPr>
-                <w:rFonts w:ascii="Microsoft YaHei" w:hAnsi="Microsoft YaHei" w:eastAsia="Microsoft YaHei"/>
-                <w:b w:val="0"/>
-                <w:sz w:val="16"/>
-              </w:rPr>
-              <w:t>基础调理(≤58)</w:t>
-            </w:r>
-          </w:p>
-        </w:tc>
-        <w:tc>
-          <w:tcPr>
-            <w:tcW w:type="dxa" w:w="950"/>
-            <w:vAlign w:val="center"/>
-            <w:tcMar>
-              <w:top w:w="80" w:type="dxa"/>
-              <w:start w:w="120" w:type="dxa"/>
-              <w:bottom w:w="80" w:type="dxa"/>
-              <w:end w:w="120" w:type="dxa"/>
-            </w:tcMar>
-          </w:tcPr>
-          <w:p>
-            <w:pPr>
-              <w:spacing w:before="0" w:after="0" w:line="259" w:lineRule="auto"/>
-              <w:jc w:val="center"/>
-            </w:pPr>
-            <w:r/>
-            <w:r>
-              <w:rPr>
-                <w:rFonts w:ascii="Microsoft YaHei" w:hAnsi="Microsoft YaHei" w:eastAsia="Microsoft YaHei"/>
-                <w:b w:val="0"/>
-                <w:sz w:val="16"/>
-              </w:rPr>
-              <w:t>1</w:t>
-            </w:r>
-          </w:p>
-        </w:tc>
-        <w:tc>
-          <w:tcPr>
-            <w:tcW w:type="dxa" w:w="850"/>
-            <w:vAlign w:val="center"/>
-            <w:tcMar>
-              <w:top w:w="80" w:type="dxa"/>
-              <w:start w:w="120" w:type="dxa"/>
-              <w:bottom w:w="80" w:type="dxa"/>
-              <w:end w:w="120" w:type="dxa"/>
-            </w:tcMar>
-          </w:tcPr>
-          <w:p>
-            <w:pPr>
-              <w:spacing w:before="0" w:after="0" w:line="259" w:lineRule="auto"/>
-              <w:jc w:val="center"/>
-            </w:pPr>
-            <w:r/>
-            <w:r>
-              <w:rPr>
-                <w:rFonts w:ascii="Microsoft YaHei" w:hAnsi="Microsoft YaHei" w:eastAsia="Microsoft YaHei"/>
-                <w:b w:val="0"/>
-                <w:sz w:val="16"/>
-              </w:rPr>
-              <w:t>29</w:t>
-            </w:r>
-          </w:p>
-        </w:tc>
-        <w:tc>
-          <w:tcPr>
-            <w:tcW w:type="dxa" w:w="1600"/>
-            <w:vAlign w:val="center"/>
-            <w:tcMar>
-              <w:top w:w="80" w:type="dxa"/>
-              <w:start w:w="120" w:type="dxa"/>
-              <w:bottom w:w="80" w:type="dxa"/>
-              <w:end w:w="120" w:type="dxa"/>
-            </w:tcMar>
-          </w:tcPr>
-          <w:p>
-            <w:pPr>
-              <w:spacing w:before="0" w:after="0" w:line="259" w:lineRule="auto"/>
-              <w:jc w:val="center"/>
-            </w:pPr>
-            <w:r/>
-            <w:r>
-              <w:rPr>
-                <w:rFonts w:ascii="Microsoft YaHei" w:hAnsi="Microsoft YaHei" w:eastAsia="Microsoft YaHei"/>
-                <w:b w:val="0"/>
-                <w:sz w:val="16"/>
-              </w:rPr>
-              <w:t>1级/10次</w:t>
-            </w:r>
-          </w:p>
-        </w:tc>
-        <w:tc>
-          <w:tcPr>
-            <w:tcW w:type="dxa" w:w="1300"/>
-            <w:vAlign w:val="center"/>
-            <w:tcMar>
-              <w:top w:w="80" w:type="dxa"/>
-              <w:start w:w="120" w:type="dxa"/>
-              <w:bottom w:w="80" w:type="dxa"/>
-              <w:end w:w="120" w:type="dxa"/>
-            </w:tcMar>
-          </w:tcPr>
-          <w:p>
-            <w:pPr>
-              <w:spacing w:before="0" w:after="0" w:line="259" w:lineRule="auto"/>
-              <w:jc w:val="center"/>
-            </w:pPr>
-            <w:r/>
-            <w:r>
-              <w:rPr>
-                <w:rFonts w:ascii="Microsoft YaHei" w:hAnsi="Microsoft YaHei" w:eastAsia="Microsoft YaHei"/>
-                <w:b w:val="0"/>
-                <w:sz w:val="16"/>
-              </w:rPr>
-              <w:t>852</w:t>
-            </w:r>
-          </w:p>
-        </w:tc>
-        <w:tc>
-          <w:tcPr>
-            <w:tcW w:type="dxa" w:w="1200"/>
-            <w:vAlign w:val="center"/>
-            <w:tcMar>
-              <w:top w:w="80" w:type="dxa"/>
-              <w:start w:w="120" w:type="dxa"/>
-              <w:bottom w:w="80" w:type="dxa"/>
-              <w:end w:w="120" w:type="dxa"/>
-            </w:tcMar>
-          </w:tcPr>
-          <w:p>
-            <w:pPr>
-              <w:spacing w:before="0" w:after="0" w:line="259" w:lineRule="auto"/>
-              <w:jc w:val="center"/>
-            </w:pPr>
-            <w:r/>
-            <w:r>
-              <w:rPr>
-                <w:rFonts w:ascii="Microsoft YaHei" w:hAnsi="Microsoft YaHei" w:eastAsia="Microsoft YaHei"/>
-                <w:b w:val="0"/>
-                <w:sz w:val="16"/>
-              </w:rPr>
-              <w:t>13.5</w:t>
-            </w:r>
-          </w:p>
-        </w:tc>
-        <w:tc>
-          <w:tcPr>
-            <w:tcW w:type="dxa" w:w="1270"/>
-            <w:vAlign w:val="center"/>
-            <w:tcMar>
-              <w:top w:w="80" w:type="dxa"/>
-              <w:start w:w="120" w:type="dxa"/>
-              <w:bottom w:w="80" w:type="dxa"/>
-              <w:end w:w="120" w:type="dxa"/>
-            </w:tcMar>
-          </w:tcPr>
-          <w:p>
-            <w:pPr>
-              <w:spacing w:before="0" w:after="0" w:line="259" w:lineRule="auto"/>
-              <w:jc w:val="center"/>
-            </w:pPr>
-            <w:r/>
-            <w:r>
-              <w:rPr>
-                <w:rFonts w:ascii="Microsoft YaHei" w:hAnsi="Microsoft YaHei" w:eastAsia="Microsoft YaHei"/>
-                <w:b w:val="0"/>
-                <w:sz w:val="16"/>
-              </w:rPr>
-              <w:t>90.3%</w:t>
-            </w:r>
-          </w:p>
-        </w:tc>
-      </w:tr>
-      <w:tr>
-        <w:trPr>
-          <w:cantSplit/>
-        </w:trPr>
-        <w:tc>
-          <w:tcPr>
-            <w:tcW w:type="dxa" w:w="1900"/>
-            <w:vAlign w:val="center"/>
-            <w:tcMar>
-              <w:top w:w="80" w:type="dxa"/>
-              <w:start w:w="120" w:type="dxa"/>
-              <w:bottom w:w="80" w:type="dxa"/>
-              <w:end w:w="120" w:type="dxa"/>
-            </w:tcMar>
-          </w:tcPr>
-          <w:p>
-            <w:pPr>
-              <w:spacing w:before="0" w:after="0" w:line="259" w:lineRule="auto"/>
-              <w:jc w:val="left"/>
-            </w:pPr>
-            <w:r/>
-            <w:r>
-              <w:rPr>
-                <w:rFonts w:ascii="Microsoft YaHei" w:hAnsi="Microsoft YaHei" w:eastAsia="Microsoft YaHei"/>
-                <w:b w:val="0"/>
-                <w:sz w:val="16"/>
-              </w:rPr>
-              <w:t>强化调理(≥62)</w:t>
-            </w:r>
-          </w:p>
-        </w:tc>
-        <w:tc>
-          <w:tcPr>
-            <w:tcW w:type="dxa" w:w="950"/>
-            <w:vAlign w:val="center"/>
-            <w:tcMar>
-              <w:top w:w="80" w:type="dxa"/>
-              <w:start w:w="120" w:type="dxa"/>
-              <w:bottom w:w="80" w:type="dxa"/>
-              <w:end w:w="120" w:type="dxa"/>
-            </w:tcMar>
-          </w:tcPr>
-          <w:p>
-            <w:pPr>
-              <w:spacing w:before="0" w:after="0" w:line="259" w:lineRule="auto"/>
-              <w:jc w:val="center"/>
-            </w:pPr>
-            <w:r/>
-            <w:r>
-              <w:rPr>
-                <w:rFonts w:ascii="Microsoft YaHei" w:hAnsi="Microsoft YaHei" w:eastAsia="Microsoft YaHei"/>
-                <w:b w:val="0"/>
-                <w:sz w:val="16"/>
-              </w:rPr>
-              <w:t>1</w:t>
-            </w:r>
-          </w:p>
-        </w:tc>
-        <w:tc>
-          <w:tcPr>
-            <w:tcW w:type="dxa" w:w="850"/>
-            <w:vAlign w:val="center"/>
-            <w:tcMar>
-              <w:top w:w="80" w:type="dxa"/>
-              <w:start w:w="120" w:type="dxa"/>
-              <w:bottom w:w="80" w:type="dxa"/>
-              <w:end w:w="120" w:type="dxa"/>
-            </w:tcMar>
-          </w:tcPr>
-          <w:p>
-            <w:pPr>
-              <w:spacing w:before="0" w:after="0" w:line="259" w:lineRule="auto"/>
-              <w:jc w:val="center"/>
-            </w:pPr>
-            <w:r/>
-            <w:r>
-              <w:rPr>
-                <w:rFonts w:ascii="Microsoft YaHei" w:hAnsi="Microsoft YaHei" w:eastAsia="Microsoft YaHei"/>
-                <w:b w:val="0"/>
-                <w:sz w:val="16"/>
-              </w:rPr>
-              <w:t>33</w:t>
-            </w:r>
-          </w:p>
-        </w:tc>
-        <w:tc>
-          <w:tcPr>
-            <w:tcW w:type="dxa" w:w="1600"/>
-            <w:vAlign w:val="center"/>
-            <w:tcMar>
-              <w:top w:w="80" w:type="dxa"/>
-              <w:start w:w="120" w:type="dxa"/>
-              <w:bottom w:w="80" w:type="dxa"/>
-              <w:end w:w="120" w:type="dxa"/>
-            </w:tcMar>
-          </w:tcPr>
-          <w:p>
-            <w:pPr>
-              <w:spacing w:before="0" w:after="0" w:line="259" w:lineRule="auto"/>
-              <w:jc w:val="center"/>
-            </w:pPr>
-            <w:r/>
-            <w:r>
-              <w:rPr>
-                <w:rFonts w:ascii="Microsoft YaHei" w:hAnsi="Microsoft YaHei" w:eastAsia="Microsoft YaHei"/>
-                <w:b w:val="0"/>
-                <w:sz w:val="16"/>
-              </w:rPr>
-              <w:t>1级/10次</w:t>
-            </w:r>
-          </w:p>
-        </w:tc>
-        <w:tc>
-          <w:tcPr>
-            <w:tcW w:type="dxa" w:w="1300"/>
-            <w:vAlign w:val="center"/>
-            <w:tcMar>
-              <w:top w:w="80" w:type="dxa"/>
-              <w:start w:w="120" w:type="dxa"/>
-              <w:bottom w:w="80" w:type="dxa"/>
-              <w:end w:w="120" w:type="dxa"/>
-            </w:tcMar>
-          </w:tcPr>
-          <w:p>
-            <w:pPr>
-              <w:spacing w:before="0" w:after="0" w:line="259" w:lineRule="auto"/>
-              <w:jc w:val="center"/>
-            </w:pPr>
-            <w:r/>
-            <w:r>
-              <w:rPr>
-                <w:rFonts w:ascii="Microsoft YaHei" w:hAnsi="Microsoft YaHei" w:eastAsia="Microsoft YaHei"/>
-                <w:b w:val="0"/>
-                <w:sz w:val="16"/>
-              </w:rPr>
-              <w:t>1002</w:t>
-            </w:r>
-          </w:p>
-        </w:tc>
-        <w:tc>
-          <w:tcPr>
-            <w:tcW w:type="dxa" w:w="1200"/>
-            <w:vAlign w:val="center"/>
-            <w:tcMar>
-              <w:top w:w="80" w:type="dxa"/>
-              <w:start w:w="120" w:type="dxa"/>
-              <w:bottom w:w="80" w:type="dxa"/>
-              <w:end w:w="120" w:type="dxa"/>
-            </w:tcMar>
-          </w:tcPr>
-          <w:p>
-            <w:pPr>
-              <w:spacing w:before="0" w:after="0" w:line="259" w:lineRule="auto"/>
-              <w:jc w:val="center"/>
-            </w:pPr>
-            <w:r/>
-            <w:r>
-              <w:rPr>
-                <w:rFonts w:ascii="Microsoft YaHei" w:hAnsi="Microsoft YaHei" w:eastAsia="Microsoft YaHei"/>
-                <w:b w:val="0"/>
-                <w:sz w:val="16"/>
-              </w:rPr>
-              <w:t>15.0</w:t>
-            </w:r>
-          </w:p>
-        </w:tc>
-        <w:tc>
-          <w:tcPr>
-            <w:tcW w:type="dxa" w:w="1270"/>
-            <w:vAlign w:val="center"/>
-            <w:tcMar>
-              <w:top w:w="80" w:type="dxa"/>
-              <w:start w:w="120" w:type="dxa"/>
-              <w:bottom w:w="80" w:type="dxa"/>
-              <w:end w:w="120" w:type="dxa"/>
-            </w:tcMar>
-          </w:tcPr>
-          <w:p>
-            <w:pPr>
-              <w:spacing w:before="0" w:after="0" w:line="259" w:lineRule="auto"/>
-              <w:jc w:val="center"/>
-            </w:pPr>
-            <w:r/>
-            <w:r>
-              <w:rPr>
-                <w:rFonts w:ascii="Microsoft YaHei" w:hAnsi="Microsoft YaHei" w:eastAsia="Microsoft YaHei"/>
-                <w:b w:val="0"/>
-                <w:sz w:val="16"/>
-              </w:rPr>
-              <w:t>90.9%</w:t>
-            </w:r>
-          </w:p>
-        </w:tc>
-      </w:tr>
-      <w:tr>
-        <w:trPr>
-          <w:cantSplit/>
-        </w:trPr>
-        <w:tc>
-          <w:tcPr>
-            <w:tcW w:type="dxa" w:w="1900"/>
-            <w:vAlign w:val="center"/>
-            <w:tcMar>
-              <w:top w:w="80" w:type="dxa"/>
-              <w:start w:w="120" w:type="dxa"/>
-              <w:bottom w:w="80" w:type="dxa"/>
-              <w:end w:w="120" w:type="dxa"/>
-            </w:tcMar>
-          </w:tcPr>
-          <w:p>
-            <w:pPr>
-              <w:spacing w:before="0" w:after="0" w:line="259" w:lineRule="auto"/>
-              <w:jc w:val="left"/>
-            </w:pPr>
-            <w:r/>
-            <w:r>
-              <w:rPr>
-                <w:rFonts w:ascii="Microsoft YaHei" w:hAnsi="Microsoft YaHei" w:eastAsia="Microsoft YaHei"/>
-                <w:b w:val="0"/>
-                <w:sz w:val="16"/>
-              </w:rPr>
-              <w:t>中度调理(59-61)</w:t>
-            </w:r>
-          </w:p>
-        </w:tc>
-        <w:tc>
-          <w:tcPr>
-            <w:tcW w:type="dxa" w:w="950"/>
-            <w:vAlign w:val="center"/>
-            <w:tcMar>
-              <w:top w:w="80" w:type="dxa"/>
-              <w:start w:w="120" w:type="dxa"/>
-              <w:bottom w:w="80" w:type="dxa"/>
-              <w:end w:w="120" w:type="dxa"/>
-            </w:tcMar>
-          </w:tcPr>
-          <w:p>
-            <w:pPr>
-              <w:spacing w:before="0" w:after="0" w:line="259" w:lineRule="auto"/>
-              <w:jc w:val="center"/>
-            </w:pPr>
-            <w:r/>
-            <w:r>
-              <w:rPr>
-                <w:rFonts w:ascii="Microsoft YaHei" w:hAnsi="Microsoft YaHei" w:eastAsia="Microsoft YaHei"/>
-                <w:b w:val="0"/>
-                <w:sz w:val="16"/>
-              </w:rPr>
-              <w:t>2</w:t>
-            </w:r>
-          </w:p>
-        </w:tc>
-        <w:tc>
-          <w:tcPr>
-            <w:tcW w:type="dxa" w:w="850"/>
-            <w:vAlign w:val="center"/>
-            <w:tcMar>
-              <w:top w:w="80" w:type="dxa"/>
-              <w:start w:w="120" w:type="dxa"/>
-              <w:bottom w:w="80" w:type="dxa"/>
-              <w:end w:w="120" w:type="dxa"/>
-            </w:tcMar>
-          </w:tcPr>
-          <w:p>
-            <w:pPr>
-              <w:spacing w:before="0" w:after="0" w:line="259" w:lineRule="auto"/>
-              <w:jc w:val="center"/>
-            </w:pPr>
-            <w:r/>
-            <w:r>
-              <w:rPr>
-                <w:rFonts w:ascii="Microsoft YaHei" w:hAnsi="Microsoft YaHei" w:eastAsia="Microsoft YaHei"/>
-                <w:b w:val="0"/>
-                <w:sz w:val="16"/>
-              </w:rPr>
-              <w:t>55</w:t>
-            </w:r>
-          </w:p>
-        </w:tc>
-        <w:tc>
-          <w:tcPr>
-            <w:tcW w:type="dxa" w:w="1600"/>
-            <w:vAlign w:val="center"/>
-            <w:tcMar>
-              <w:top w:w="80" w:type="dxa"/>
-              <w:start w:w="120" w:type="dxa"/>
-              <w:bottom w:w="80" w:type="dxa"/>
-              <w:end w:w="120" w:type="dxa"/>
-            </w:tcMar>
-          </w:tcPr>
-          <w:p>
-            <w:pPr>
-              <w:spacing w:before="0" w:after="0" w:line="259" w:lineRule="auto"/>
-              <w:jc w:val="center"/>
-            </w:pPr>
-            <w:r/>
-            <w:r>
-              <w:rPr>
-                <w:rFonts w:ascii="Microsoft YaHei" w:hAnsi="Microsoft YaHei" w:eastAsia="Microsoft YaHei"/>
-                <w:b w:val="0"/>
-                <w:sz w:val="16"/>
-              </w:rPr>
-              <w:t>2级/9次</w:t>
-            </w:r>
-          </w:p>
-        </w:tc>
-        <w:tc>
-          <w:tcPr>
-            <w:tcW w:type="dxa" w:w="1300"/>
-            <w:vAlign w:val="center"/>
-            <w:tcMar>
-              <w:top w:w="80" w:type="dxa"/>
-              <w:start w:w="120" w:type="dxa"/>
-              <w:bottom w:w="80" w:type="dxa"/>
-              <w:end w:w="120" w:type="dxa"/>
-            </w:tcMar>
-          </w:tcPr>
-          <w:p>
-            <w:pPr>
-              <w:spacing w:before="0" w:after="0" w:line="259" w:lineRule="auto"/>
-              <w:jc w:val="center"/>
-            </w:pPr>
-            <w:r/>
-            <w:r>
-              <w:rPr>
-                <w:rFonts w:ascii="Microsoft YaHei" w:hAnsi="Microsoft YaHei" w:eastAsia="Microsoft YaHei"/>
-                <w:b w:val="0"/>
-                <w:sz w:val="16"/>
-              </w:rPr>
-              <w:t>1258</w:t>
-            </w:r>
-          </w:p>
-        </w:tc>
-        <w:tc>
-          <w:tcPr>
-            <w:tcW w:type="dxa" w:w="1200"/>
-            <w:vAlign w:val="center"/>
-            <w:tcMar>
-              <w:top w:w="80" w:type="dxa"/>
-              <w:start w:w="120" w:type="dxa"/>
-              <w:bottom w:w="80" w:type="dxa"/>
-              <w:end w:w="120" w:type="dxa"/>
-            </w:tcMar>
-          </w:tcPr>
-          <w:p>
-            <w:pPr>
-              <w:spacing w:before="0" w:after="0" w:line="259" w:lineRule="auto"/>
-              <w:jc w:val="center"/>
-            </w:pPr>
-            <w:r/>
-            <w:r>
-              <w:rPr>
-                <w:rFonts w:ascii="Microsoft YaHei" w:hAnsi="Microsoft YaHei" w:eastAsia="Microsoft YaHei"/>
-                <w:b w:val="0"/>
-                <w:sz w:val="16"/>
-              </w:rPr>
-              <w:t>21.5</w:t>
-            </w:r>
-          </w:p>
-        </w:tc>
-        <w:tc>
-          <w:tcPr>
-            <w:tcW w:type="dxa" w:w="1270"/>
-            <w:vAlign w:val="center"/>
-            <w:tcMar>
-              <w:top w:w="80" w:type="dxa"/>
-              <w:start w:w="120" w:type="dxa"/>
-              <w:bottom w:w="80" w:type="dxa"/>
-              <w:end w:w="120" w:type="dxa"/>
-            </w:tcMar>
-          </w:tcPr>
-          <w:p>
-            <w:pPr>
-              <w:spacing w:before="0" w:after="0" w:line="259" w:lineRule="auto"/>
-              <w:jc w:val="center"/>
-            </w:pPr>
-            <w:r/>
-            <w:r>
-              <w:rPr>
-                <w:rFonts w:ascii="Microsoft YaHei" w:hAnsi="Microsoft YaHei" w:eastAsia="Microsoft YaHei"/>
-                <w:b w:val="0"/>
-                <w:sz w:val="16"/>
-              </w:rPr>
-              <w:t>91.5%</w:t>
-            </w:r>
-          </w:p>
-        </w:tc>
-      </w:tr>
-      <w:tr>
-        <w:trPr>
-          <w:cantSplit/>
-        </w:trPr>
-        <w:tc>
-          <w:tcPr>
-            <w:tcW w:type="dxa" w:w="1900"/>
-            <w:vAlign w:val="center"/>
-            <w:tcMar>
-              <w:top w:w="80" w:type="dxa"/>
-              <w:start w:w="120" w:type="dxa"/>
-              <w:bottom w:w="80" w:type="dxa"/>
-              <w:end w:w="120" w:type="dxa"/>
-            </w:tcMar>
-          </w:tcPr>
-          <w:p>
-            <w:pPr>
-              <w:spacing w:before="0" w:after="0" w:line="259" w:lineRule="auto"/>
-              <w:jc w:val="left"/>
-            </w:pPr>
-            <w:r/>
-            <w:r>
-              <w:rPr>
-                <w:rFonts w:ascii="Microsoft YaHei" w:hAnsi="Microsoft YaHei" w:eastAsia="Microsoft YaHei"/>
-                <w:b w:val="0"/>
-                <w:sz w:val="16"/>
-              </w:rPr>
-              <w:t>基础调理(≤58)</w:t>
-            </w:r>
-          </w:p>
-        </w:tc>
-        <w:tc>
-          <w:tcPr>
-            <w:tcW w:type="dxa" w:w="950"/>
-            <w:vAlign w:val="center"/>
-            <w:tcMar>
-              <w:top w:w="80" w:type="dxa"/>
-              <w:start w:w="120" w:type="dxa"/>
-              <w:bottom w:w="80" w:type="dxa"/>
-              <w:end w:w="120" w:type="dxa"/>
-            </w:tcMar>
-          </w:tcPr>
-          <w:p>
-            <w:pPr>
-              <w:spacing w:before="0" w:after="0" w:line="259" w:lineRule="auto"/>
-              <w:jc w:val="center"/>
-            </w:pPr>
-            <w:r/>
-            <w:r>
-              <w:rPr>
-                <w:rFonts w:ascii="Microsoft YaHei" w:hAnsi="Microsoft YaHei" w:eastAsia="Microsoft YaHei"/>
-                <w:b w:val="0"/>
-                <w:sz w:val="16"/>
-              </w:rPr>
-              <w:t>2</w:t>
-            </w:r>
-          </w:p>
-        </w:tc>
-        <w:tc>
-          <w:tcPr>
-            <w:tcW w:type="dxa" w:w="850"/>
-            <w:vAlign w:val="center"/>
-            <w:tcMar>
-              <w:top w:w="80" w:type="dxa"/>
-              <w:start w:w="120" w:type="dxa"/>
-              <w:bottom w:w="80" w:type="dxa"/>
-              <w:end w:w="120" w:type="dxa"/>
-            </w:tcMar>
-          </w:tcPr>
-          <w:p>
-            <w:pPr>
-              <w:spacing w:before="0" w:after="0" w:line="259" w:lineRule="auto"/>
-              <w:jc w:val="center"/>
-            </w:pPr>
-            <w:r/>
-            <w:r>
-              <w:rPr>
-                <w:rFonts w:ascii="Microsoft YaHei" w:hAnsi="Microsoft YaHei" w:eastAsia="Microsoft YaHei"/>
-                <w:b w:val="0"/>
-                <w:sz w:val="16"/>
-              </w:rPr>
-              <w:t>64</w:t>
-            </w:r>
-          </w:p>
-        </w:tc>
-        <w:tc>
-          <w:tcPr>
-            <w:tcW w:type="dxa" w:w="1600"/>
-            <w:vAlign w:val="center"/>
-            <w:tcMar>
-              <w:top w:w="80" w:type="dxa"/>
-              <w:start w:w="120" w:type="dxa"/>
-              <w:bottom w:w="80" w:type="dxa"/>
-              <w:end w:w="120" w:type="dxa"/>
-            </w:tcMar>
-          </w:tcPr>
-          <w:p>
-            <w:pPr>
-              <w:spacing w:before="0" w:after="0" w:line="259" w:lineRule="auto"/>
-              <w:jc w:val="center"/>
-            </w:pPr>
-            <w:r/>
-            <w:r>
-              <w:rPr>
-                <w:rFonts w:ascii="Microsoft YaHei" w:hAnsi="Microsoft YaHei" w:eastAsia="Microsoft YaHei"/>
-                <w:b w:val="0"/>
-                <w:sz w:val="16"/>
-              </w:rPr>
-              <w:t>2级/10次</w:t>
-            </w:r>
-          </w:p>
-        </w:tc>
-        <w:tc>
-          <w:tcPr>
-            <w:tcW w:type="dxa" w:w="1300"/>
-            <w:vAlign w:val="center"/>
-            <w:tcMar>
-              <w:top w:w="80" w:type="dxa"/>
-              <w:start w:w="120" w:type="dxa"/>
-              <w:bottom w:w="80" w:type="dxa"/>
-              <w:end w:w="120" w:type="dxa"/>
-            </w:tcMar>
-          </w:tcPr>
-          <w:p>
-            <w:pPr>
-              <w:spacing w:before="0" w:after="0" w:line="259" w:lineRule="auto"/>
-              <w:jc w:val="center"/>
-            </w:pPr>
-            <w:r/>
-            <w:r>
-              <w:rPr>
-                <w:rFonts w:ascii="Microsoft YaHei" w:hAnsi="Microsoft YaHei" w:eastAsia="Microsoft YaHei"/>
-                <w:b w:val="0"/>
-                <w:sz w:val="16"/>
-              </w:rPr>
-              <w:t>1220</w:t>
-            </w:r>
-          </w:p>
-        </w:tc>
-        <w:tc>
-          <w:tcPr>
-            <w:tcW w:type="dxa" w:w="1200"/>
-            <w:vAlign w:val="center"/>
-            <w:tcMar>
-              <w:top w:w="80" w:type="dxa"/>
-              <w:start w:w="120" w:type="dxa"/>
-              <w:bottom w:w="80" w:type="dxa"/>
-              <w:end w:w="120" w:type="dxa"/>
-            </w:tcMar>
-          </w:tcPr>
-          <w:p>
-            <w:pPr>
-              <w:spacing w:before="0" w:after="0" w:line="259" w:lineRule="auto"/>
-              <w:jc w:val="center"/>
-            </w:pPr>
-            <w:r/>
-            <w:r>
-              <w:rPr>
-                <w:rFonts w:ascii="Microsoft YaHei" w:hAnsi="Microsoft YaHei" w:eastAsia="Microsoft YaHei"/>
-                <w:b w:val="0"/>
-                <w:sz w:val="16"/>
-              </w:rPr>
-              <w:t>20.5</w:t>
-            </w:r>
-          </w:p>
-        </w:tc>
-        <w:tc>
-          <w:tcPr>
-            <w:tcW w:type="dxa" w:w="1270"/>
-            <w:vAlign w:val="center"/>
-            <w:tcMar>
-              <w:top w:w="80" w:type="dxa"/>
-              <w:start w:w="120" w:type="dxa"/>
-              <w:bottom w:w="80" w:type="dxa"/>
-              <w:end w:w="120" w:type="dxa"/>
-            </w:tcMar>
-          </w:tcPr>
-          <w:p>
-            <w:pPr>
-              <w:spacing w:before="0" w:after="0" w:line="259" w:lineRule="auto"/>
-              <w:jc w:val="center"/>
-            </w:pPr>
-            <w:r/>
-            <w:r>
-              <w:rPr>
-                <w:rFonts w:ascii="Microsoft YaHei" w:hAnsi="Microsoft YaHei" w:eastAsia="Microsoft YaHei"/>
-                <w:b w:val="0"/>
-                <w:sz w:val="16"/>
-              </w:rPr>
-              <w:t>91.1%</w:t>
-            </w:r>
-          </w:p>
-        </w:tc>
-      </w:tr>
-      <w:tr>
-        <w:trPr>
-          <w:cantSplit/>
-        </w:trPr>
-        <w:tc>
-          <w:tcPr>
-            <w:tcW w:type="dxa" w:w="1900"/>
-            <w:vAlign w:val="center"/>
-            <w:tcMar>
-              <w:top w:w="80" w:type="dxa"/>
-              <w:start w:w="120" w:type="dxa"/>
-              <w:bottom w:w="80" w:type="dxa"/>
-              <w:end w:w="120" w:type="dxa"/>
-            </w:tcMar>
-          </w:tcPr>
-          <w:p>
-            <w:pPr>
-              <w:spacing w:before="0" w:after="0" w:line="259" w:lineRule="auto"/>
-              <w:jc w:val="left"/>
-            </w:pPr>
-            <w:r/>
-            <w:r>
-              <w:rPr>
-                <w:rFonts w:ascii="Microsoft YaHei" w:hAnsi="Microsoft YaHei" w:eastAsia="Microsoft YaHei"/>
-                <w:b w:val="0"/>
-                <w:sz w:val="16"/>
-              </w:rPr>
-              <w:t>强化调理(≥62)</w:t>
-            </w:r>
-          </w:p>
-        </w:tc>
-        <w:tc>
-          <w:tcPr>
-            <w:tcW w:type="dxa" w:w="950"/>
-            <w:vAlign w:val="center"/>
-            <w:tcMar>
-              <w:top w:w="80" w:type="dxa"/>
-              <w:start w:w="120" w:type="dxa"/>
-              <w:bottom w:w="80" w:type="dxa"/>
-              <w:end w:w="120" w:type="dxa"/>
-            </w:tcMar>
-          </w:tcPr>
-          <w:p>
-            <w:pPr>
-              <w:spacing w:before="0" w:after="0" w:line="259" w:lineRule="auto"/>
-              <w:jc w:val="center"/>
-            </w:pPr>
-            <w:r/>
-            <w:r>
-              <w:rPr>
-                <w:rFonts w:ascii="Microsoft YaHei" w:hAnsi="Microsoft YaHei" w:eastAsia="Microsoft YaHei"/>
-                <w:b w:val="0"/>
-                <w:sz w:val="16"/>
-              </w:rPr>
-              <w:t>2</w:t>
-            </w:r>
-          </w:p>
-        </w:tc>
-        <w:tc>
-          <w:tcPr>
-            <w:tcW w:type="dxa" w:w="850"/>
-            <w:vAlign w:val="center"/>
-            <w:tcMar>
-              <w:top w:w="80" w:type="dxa"/>
-              <w:start w:w="120" w:type="dxa"/>
-              <w:bottom w:w="80" w:type="dxa"/>
-              <w:end w:w="120" w:type="dxa"/>
-            </w:tcMar>
-          </w:tcPr>
-          <w:p>
-            <w:pPr>
-              <w:spacing w:before="0" w:after="0" w:line="259" w:lineRule="auto"/>
-              <w:jc w:val="center"/>
-            </w:pPr>
-            <w:r/>
-            <w:r>
-              <w:rPr>
-                <w:rFonts w:ascii="Microsoft YaHei" w:hAnsi="Microsoft YaHei" w:eastAsia="Microsoft YaHei"/>
-                <w:b w:val="0"/>
-                <w:sz w:val="16"/>
-              </w:rPr>
-              <w:t>52</w:t>
-            </w:r>
-          </w:p>
-        </w:tc>
-        <w:tc>
-          <w:tcPr>
-            <w:tcW w:type="dxa" w:w="1600"/>
-            <w:vAlign w:val="center"/>
-            <w:tcMar>
-              <w:top w:w="80" w:type="dxa"/>
-              <w:start w:w="120" w:type="dxa"/>
-              <w:bottom w:w="80" w:type="dxa"/>
-              <w:end w:w="120" w:type="dxa"/>
-            </w:tcMar>
-          </w:tcPr>
-          <w:p>
-            <w:pPr>
-              <w:spacing w:before="0" w:after="0" w:line="259" w:lineRule="auto"/>
-              <w:jc w:val="center"/>
-            </w:pPr>
-            <w:r/>
-            <w:r>
-              <w:rPr>
-                <w:rFonts w:ascii="Microsoft YaHei" w:hAnsi="Microsoft YaHei" w:eastAsia="Microsoft YaHei"/>
-                <w:b w:val="0"/>
-                <w:sz w:val="16"/>
-              </w:rPr>
-              <w:t>2级/10次</w:t>
-            </w:r>
-          </w:p>
-        </w:tc>
-        <w:tc>
-          <w:tcPr>
-            <w:tcW w:type="dxa" w:w="1300"/>
-            <w:vAlign w:val="center"/>
-            <w:tcMar>
-              <w:top w:w="80" w:type="dxa"/>
-              <w:start w:w="120" w:type="dxa"/>
-              <w:bottom w:w="80" w:type="dxa"/>
-              <w:end w:w="120" w:type="dxa"/>
-            </w:tcMar>
-          </w:tcPr>
-          <w:p>
-            <w:pPr>
-              <w:spacing w:before="0" w:after="0" w:line="259" w:lineRule="auto"/>
-              <w:jc w:val="center"/>
-            </w:pPr>
-            <w:r/>
-            <w:r>
-              <w:rPr>
-                <w:rFonts w:ascii="Microsoft YaHei" w:hAnsi="Microsoft YaHei" w:eastAsia="Microsoft YaHei"/>
-                <w:b w:val="0"/>
-                <w:sz w:val="16"/>
-              </w:rPr>
-              <w:t>1320</w:t>
-            </w:r>
-          </w:p>
-        </w:tc>
-        <w:tc>
-          <w:tcPr>
-            <w:tcW w:type="dxa" w:w="1200"/>
-            <w:vAlign w:val="center"/>
-            <w:tcMar>
-              <w:top w:w="80" w:type="dxa"/>
-              <w:start w:w="120" w:type="dxa"/>
-              <w:bottom w:w="80" w:type="dxa"/>
-              <w:end w:w="120" w:type="dxa"/>
-            </w:tcMar>
-          </w:tcPr>
-          <w:p>
-            <w:pPr>
-              <w:spacing w:before="0" w:after="0" w:line="259" w:lineRule="auto"/>
-              <w:jc w:val="center"/>
-            </w:pPr>
-            <w:r/>
-            <w:r>
-              <w:rPr>
-                <w:rFonts w:ascii="Microsoft YaHei" w:hAnsi="Microsoft YaHei" w:eastAsia="Microsoft YaHei"/>
-                <w:b w:val="0"/>
-                <w:sz w:val="16"/>
-              </w:rPr>
-              <w:t>22.5</w:t>
-            </w:r>
-          </w:p>
-        </w:tc>
-        <w:tc>
-          <w:tcPr>
-            <w:tcW w:type="dxa" w:w="1270"/>
-            <w:vAlign w:val="center"/>
-            <w:tcMar>
-              <w:top w:w="80" w:type="dxa"/>
-              <w:start w:w="120" w:type="dxa"/>
-              <w:bottom w:w="80" w:type="dxa"/>
-              <w:end w:w="120" w:type="dxa"/>
-            </w:tcMar>
-          </w:tcPr>
-          <w:p>
-            <w:pPr>
-              <w:spacing w:before="0" w:after="0" w:line="259" w:lineRule="auto"/>
-              <w:jc w:val="center"/>
-            </w:pPr>
-            <w:r/>
-            <w:r>
-              <w:rPr>
-                <w:rFonts w:ascii="Microsoft YaHei" w:hAnsi="Microsoft YaHei" w:eastAsia="Microsoft YaHei"/>
-                <w:b w:val="0"/>
-                <w:sz w:val="16"/>
-              </w:rPr>
-              <w:t>90.0%</w:t>
-            </w:r>
-          </w:p>
-        </w:tc>
-      </w:tr>
-      <w:tr>
-        <w:trPr>
-          <w:cantSplit/>
-        </w:trPr>
-        <w:tc>
-          <w:tcPr>
-            <w:tcW w:type="dxa" w:w="1900"/>
-            <w:vAlign w:val="center"/>
-            <w:tcMar>
-              <w:top w:w="80" w:type="dxa"/>
-              <w:start w:w="120" w:type="dxa"/>
-              <w:bottom w:w="80" w:type="dxa"/>
-              <w:end w:w="120" w:type="dxa"/>
-            </w:tcMar>
-          </w:tcPr>
-          <w:p>
-            <w:pPr>
-              <w:spacing w:before="0" w:after="0" w:line="259" w:lineRule="auto"/>
-              <w:jc w:val="left"/>
-            </w:pPr>
-            <w:r/>
-            <w:r>
-              <w:rPr>
-                <w:rFonts w:ascii="Microsoft YaHei" w:hAnsi="Microsoft YaHei" w:eastAsia="Microsoft YaHei"/>
-                <w:b w:val="0"/>
-                <w:sz w:val="16"/>
-              </w:rPr>
-              <w:t>中度调理(59-61)</w:t>
-            </w:r>
-          </w:p>
-        </w:tc>
-        <w:tc>
-          <w:tcPr>
-            <w:tcW w:type="dxa" w:w="950"/>
-            <w:vAlign w:val="center"/>
-            <w:tcMar>
-              <w:top w:w="80" w:type="dxa"/>
-              <w:start w:w="120" w:type="dxa"/>
-              <w:bottom w:w="80" w:type="dxa"/>
-              <w:end w:w="120" w:type="dxa"/>
-            </w:tcMar>
-          </w:tcPr>
-          <w:p>
-            <w:pPr>
-              <w:spacing w:before="0" w:after="0" w:line="259" w:lineRule="auto"/>
-              <w:jc w:val="center"/>
-            </w:pPr>
-            <w:r/>
-            <w:r>
-              <w:rPr>
-                <w:rFonts w:ascii="Microsoft YaHei" w:hAnsi="Microsoft YaHei" w:eastAsia="Microsoft YaHei"/>
-                <w:b w:val="0"/>
-                <w:sz w:val="16"/>
-              </w:rPr>
-              <w:t>3</w:t>
-            </w:r>
-          </w:p>
-        </w:tc>
-        <w:tc>
-          <w:tcPr>
-            <w:tcW w:type="dxa" w:w="850"/>
-            <w:vAlign w:val="center"/>
-            <w:tcMar>
-              <w:top w:w="80" w:type="dxa"/>
-              <w:start w:w="120" w:type="dxa"/>
-              <w:bottom w:w="80" w:type="dxa"/>
-              <w:end w:w="120" w:type="dxa"/>
-            </w:tcMar>
-          </w:tcPr>
-          <w:p>
-            <w:pPr>
-              <w:spacing w:before="0" w:after="0" w:line="259" w:lineRule="auto"/>
-              <w:jc w:val="center"/>
-            </w:pPr>
-            <w:r/>
-            <w:r>
-              <w:rPr>
-                <w:rFonts w:ascii="Microsoft YaHei" w:hAnsi="Microsoft YaHei" w:eastAsia="Microsoft YaHei"/>
-                <w:b w:val="0"/>
-                <w:sz w:val="16"/>
-              </w:rPr>
-              <w:t>3</w:t>
-            </w:r>
-          </w:p>
-        </w:tc>
-        <w:tc>
-          <w:tcPr>
-            <w:tcW w:type="dxa" w:w="1600"/>
-            <w:vAlign w:val="center"/>
-            <w:tcMar>
-              <w:top w:w="80" w:type="dxa"/>
-              <w:start w:w="120" w:type="dxa"/>
-              <w:bottom w:w="80" w:type="dxa"/>
-              <w:end w:w="120" w:type="dxa"/>
-            </w:tcMar>
-          </w:tcPr>
-          <w:p>
-            <w:pPr>
-              <w:spacing w:before="0" w:after="0" w:line="259" w:lineRule="auto"/>
-              <w:jc w:val="center"/>
-            </w:pPr>
-            <w:r/>
-            <w:r>
-              <w:rPr>
-                <w:rFonts w:ascii="Microsoft YaHei" w:hAnsi="Microsoft YaHei" w:eastAsia="Microsoft YaHei"/>
-                <w:b w:val="0"/>
-                <w:sz w:val="16"/>
-              </w:rPr>
-              <w:t>3级/10次</w:t>
-            </w:r>
-          </w:p>
-        </w:tc>
-        <w:tc>
-          <w:tcPr>
-            <w:tcW w:type="dxa" w:w="1300"/>
-            <w:vAlign w:val="center"/>
-            <w:tcMar>
-              <w:top w:w="80" w:type="dxa"/>
-              <w:start w:w="120" w:type="dxa"/>
-              <w:bottom w:w="80" w:type="dxa"/>
-              <w:end w:w="120" w:type="dxa"/>
-            </w:tcMar>
-          </w:tcPr>
-          <w:p>
-            <w:pPr>
-              <w:spacing w:before="0" w:after="0" w:line="259" w:lineRule="auto"/>
-              <w:jc w:val="center"/>
-            </w:pPr>
-            <w:r/>
-            <w:r>
-              <w:rPr>
-                <w:rFonts w:ascii="Microsoft YaHei" w:hAnsi="Microsoft YaHei" w:eastAsia="Microsoft YaHei"/>
-                <w:b w:val="0"/>
-                <w:sz w:val="16"/>
-              </w:rPr>
-              <w:t>1702</w:t>
-            </w:r>
-          </w:p>
-        </w:tc>
-        <w:tc>
-          <w:tcPr>
-            <w:tcW w:type="dxa" w:w="1200"/>
-            <w:vAlign w:val="center"/>
-            <w:tcMar>
-              <w:top w:w="80" w:type="dxa"/>
-              <w:start w:w="120" w:type="dxa"/>
-              <w:bottom w:w="80" w:type="dxa"/>
-              <w:end w:w="120" w:type="dxa"/>
-            </w:tcMar>
-          </w:tcPr>
-          <w:p>
-            <w:pPr>
-              <w:spacing w:before="0" w:after="0" w:line="259" w:lineRule="auto"/>
-              <w:jc w:val="center"/>
-            </w:pPr>
-            <w:r/>
-            <w:r>
-              <w:rPr>
-                <w:rFonts w:ascii="Microsoft YaHei" w:hAnsi="Microsoft YaHei" w:eastAsia="Microsoft YaHei"/>
-                <w:b w:val="0"/>
-                <w:sz w:val="16"/>
-              </w:rPr>
-              <w:t>27.0</w:t>
-            </w:r>
-          </w:p>
-        </w:tc>
-        <w:tc>
-          <w:tcPr>
-            <w:tcW w:type="dxa" w:w="1270"/>
-            <w:vAlign w:val="center"/>
-            <w:tcMar>
-              <w:top w:w="80" w:type="dxa"/>
-              <w:start w:w="120" w:type="dxa"/>
-              <w:bottom w:w="80" w:type="dxa"/>
-              <w:end w:w="120" w:type="dxa"/>
-            </w:tcMar>
-          </w:tcPr>
-          <w:p>
-            <w:pPr>
-              <w:spacing w:before="0" w:after="0" w:line="259" w:lineRule="auto"/>
-              <w:jc w:val="center"/>
-            </w:pPr>
-            <w:r/>
-            <w:r>
-              <w:rPr>
-                <w:rFonts w:ascii="Microsoft YaHei" w:hAnsi="Microsoft YaHei" w:eastAsia="Microsoft YaHei"/>
-                <w:b w:val="0"/>
-                <w:sz w:val="16"/>
-              </w:rPr>
-              <w:t>91.5%</w:t>
-            </w:r>
-          </w:p>
-        </w:tc>
-      </w:tr>
-      <w:tr>
-        <w:trPr>
-          <w:cantSplit/>
-        </w:trPr>
-        <w:tc>
-          <w:tcPr>
-            <w:tcW w:type="dxa" w:w="1900"/>
-            <w:vAlign w:val="center"/>
-            <w:tcMar>
-              <w:top w:w="80" w:type="dxa"/>
-              <w:start w:w="120" w:type="dxa"/>
-              <w:bottom w:w="80" w:type="dxa"/>
-              <w:end w:w="120" w:type="dxa"/>
-            </w:tcMar>
-          </w:tcPr>
-          <w:p>
-            <w:pPr>
-              <w:spacing w:before="0" w:after="0" w:line="259" w:lineRule="auto"/>
-              <w:jc w:val="left"/>
-            </w:pPr>
-            <w:r/>
-            <w:r>
-              <w:rPr>
-                <w:rFonts w:ascii="Microsoft YaHei" w:hAnsi="Microsoft YaHei" w:eastAsia="Microsoft YaHei"/>
-                <w:b w:val="0"/>
-                <w:sz w:val="16"/>
-              </w:rPr>
-              <w:t>基础调理(≤58)</w:t>
-            </w:r>
-          </w:p>
-        </w:tc>
-        <w:tc>
-          <w:tcPr>
-            <w:tcW w:type="dxa" w:w="950"/>
-            <w:vAlign w:val="center"/>
-            <w:tcMar>
-              <w:top w:w="80" w:type="dxa"/>
-              <w:start w:w="120" w:type="dxa"/>
-              <w:bottom w:w="80" w:type="dxa"/>
-              <w:end w:w="120" w:type="dxa"/>
-            </w:tcMar>
-          </w:tcPr>
-          <w:p>
-            <w:pPr>
-              <w:spacing w:before="0" w:after="0" w:line="259" w:lineRule="auto"/>
-              <w:jc w:val="center"/>
-            </w:pPr>
-            <w:r/>
-            <w:r>
-              <w:rPr>
-                <w:rFonts w:ascii="Microsoft YaHei" w:hAnsi="Microsoft YaHei" w:eastAsia="Microsoft YaHei"/>
-                <w:b w:val="0"/>
-                <w:sz w:val="16"/>
-              </w:rPr>
-              <w:t>3</w:t>
-            </w:r>
-          </w:p>
-        </w:tc>
-        <w:tc>
-          <w:tcPr>
-            <w:tcW w:type="dxa" w:w="850"/>
-            <w:vAlign w:val="center"/>
-            <w:tcMar>
-              <w:top w:w="80" w:type="dxa"/>
-              <w:start w:w="120" w:type="dxa"/>
-              <w:bottom w:w="80" w:type="dxa"/>
-              <w:end w:w="120" w:type="dxa"/>
-            </w:tcMar>
-          </w:tcPr>
-          <w:p>
-            <w:pPr>
-              <w:spacing w:before="0" w:after="0" w:line="259" w:lineRule="auto"/>
-              <w:jc w:val="center"/>
-            </w:pPr>
-            <w:r/>
-            <w:r>
-              <w:rPr>
-                <w:rFonts w:ascii="Microsoft YaHei" w:hAnsi="Microsoft YaHei" w:eastAsia="Microsoft YaHei"/>
-                <w:b w:val="0"/>
-                <w:sz w:val="16"/>
-              </w:rPr>
-              <w:t>7</w:t>
-            </w:r>
-          </w:p>
-        </w:tc>
-        <w:tc>
-          <w:tcPr>
-            <w:tcW w:type="dxa" w:w="1600"/>
-            <w:vAlign w:val="center"/>
-            <w:tcMar>
-              <w:top w:w="80" w:type="dxa"/>
-              <w:start w:w="120" w:type="dxa"/>
-              <w:bottom w:w="80" w:type="dxa"/>
-              <w:end w:w="120" w:type="dxa"/>
-            </w:tcMar>
-          </w:tcPr>
-          <w:p>
-            <w:pPr>
-              <w:spacing w:before="0" w:after="0" w:line="259" w:lineRule="auto"/>
-              <w:jc w:val="center"/>
-            </w:pPr>
-            <w:r/>
-            <w:r>
-              <w:rPr>
-                <w:rFonts w:ascii="Microsoft YaHei" w:hAnsi="Microsoft YaHei" w:eastAsia="Microsoft YaHei"/>
-                <w:b w:val="0"/>
-                <w:sz w:val="16"/>
-              </w:rPr>
-              <w:t>3级/10次</w:t>
-            </w:r>
-          </w:p>
-        </w:tc>
-        <w:tc>
-          <w:tcPr>
-            <w:tcW w:type="dxa" w:w="1300"/>
-            <w:vAlign w:val="center"/>
-            <w:tcMar>
-              <w:top w:w="80" w:type="dxa"/>
-              <w:start w:w="120" w:type="dxa"/>
-              <w:bottom w:w="80" w:type="dxa"/>
-              <w:end w:w="120" w:type="dxa"/>
-            </w:tcMar>
-          </w:tcPr>
-          <w:p>
-            <w:pPr>
-              <w:spacing w:before="0" w:after="0" w:line="259" w:lineRule="auto"/>
-              <w:jc w:val="center"/>
-            </w:pPr>
-            <w:r/>
-            <w:r>
-              <w:rPr>
-                <w:rFonts w:ascii="Microsoft YaHei" w:hAnsi="Microsoft YaHei" w:eastAsia="Microsoft YaHei"/>
-                <w:b w:val="0"/>
-                <w:sz w:val="16"/>
-              </w:rPr>
-              <w:t>1644</w:t>
-            </w:r>
-          </w:p>
-        </w:tc>
-        <w:tc>
-          <w:tcPr>
-            <w:tcW w:type="dxa" w:w="1200"/>
-            <w:vAlign w:val="center"/>
-            <w:tcMar>
-              <w:top w:w="80" w:type="dxa"/>
-              <w:start w:w="120" w:type="dxa"/>
-              <w:bottom w:w="80" w:type="dxa"/>
-              <w:end w:w="120" w:type="dxa"/>
-            </w:tcMar>
-          </w:tcPr>
-          <w:p>
-            <w:pPr>
-              <w:spacing w:before="0" w:after="0" w:line="259" w:lineRule="auto"/>
-              <w:jc w:val="center"/>
-            </w:pPr>
-            <w:r/>
-            <w:r>
-              <w:rPr>
-                <w:rFonts w:ascii="Microsoft YaHei" w:hAnsi="Microsoft YaHei" w:eastAsia="Microsoft YaHei"/>
-                <w:b w:val="0"/>
-                <w:sz w:val="16"/>
-              </w:rPr>
-              <w:t>25.5</w:t>
-            </w:r>
-          </w:p>
-        </w:tc>
-        <w:tc>
-          <w:tcPr>
-            <w:tcW w:type="dxa" w:w="1270"/>
-            <w:vAlign w:val="center"/>
-            <w:tcMar>
-              <w:top w:w="80" w:type="dxa"/>
-              <w:start w:w="120" w:type="dxa"/>
-              <w:bottom w:w="80" w:type="dxa"/>
-              <w:end w:w="120" w:type="dxa"/>
-            </w:tcMar>
-          </w:tcPr>
-          <w:p>
-            <w:pPr>
-              <w:spacing w:before="0" w:after="0" w:line="259" w:lineRule="auto"/>
-              <w:jc w:val="center"/>
-            </w:pPr>
-            <w:r/>
-            <w:r>
-              <w:rPr>
-                <w:rFonts w:ascii="Microsoft YaHei" w:hAnsi="Microsoft YaHei" w:eastAsia="Microsoft YaHei"/>
-                <w:b w:val="0"/>
-                <w:sz w:val="16"/>
-              </w:rPr>
-              <w:t>91.1%</w:t>
-            </w:r>
-          </w:p>
-        </w:tc>
-      </w:tr>
-      <w:tr>
-        <w:trPr>
-          <w:cantSplit/>
-        </w:trPr>
-        <w:tc>
-          <w:tcPr>
-            <w:tcW w:type="dxa" w:w="1900"/>
-            <w:vAlign w:val="center"/>
-            <w:tcMar>
-              <w:top w:w="80" w:type="dxa"/>
-              <w:start w:w="120" w:type="dxa"/>
-              <w:bottom w:w="80" w:type="dxa"/>
-              <w:end w:w="120" w:type="dxa"/>
-            </w:tcMar>
-          </w:tcPr>
-          <w:p>
-            <w:pPr>
-              <w:spacing w:before="0" w:after="0" w:line="259" w:lineRule="auto"/>
-              <w:jc w:val="left"/>
-            </w:pPr>
-            <w:r/>
-            <w:r>
-              <w:rPr>
-                <w:rFonts w:ascii="Microsoft YaHei" w:hAnsi="Microsoft YaHei" w:eastAsia="Microsoft YaHei"/>
-                <w:b w:val="0"/>
-                <w:sz w:val="16"/>
-              </w:rPr>
-              <w:t>强化调理(≥62)</w:t>
-            </w:r>
-          </w:p>
-        </w:tc>
-        <w:tc>
-          <w:tcPr>
-            <w:tcW w:type="dxa" w:w="950"/>
-            <w:vAlign w:val="center"/>
-            <w:tcMar>
-              <w:top w:w="80" w:type="dxa"/>
-              <w:start w:w="120" w:type="dxa"/>
-              <w:bottom w:w="80" w:type="dxa"/>
-              <w:end w:w="120" w:type="dxa"/>
-            </w:tcMar>
-          </w:tcPr>
-          <w:p>
-            <w:pPr>
-              <w:spacing w:before="0" w:after="0" w:line="259" w:lineRule="auto"/>
-              <w:jc w:val="center"/>
-            </w:pPr>
-            <w:r/>
-            <w:r>
-              <w:rPr>
-                <w:rFonts w:ascii="Microsoft YaHei" w:hAnsi="Microsoft YaHei" w:eastAsia="Microsoft YaHei"/>
-                <w:b w:val="0"/>
-                <w:sz w:val="16"/>
-              </w:rPr>
-              <w:t>3</w:t>
-            </w:r>
-          </w:p>
-        </w:tc>
-        <w:tc>
-          <w:tcPr>
-            <w:tcW w:type="dxa" w:w="850"/>
-            <w:vAlign w:val="center"/>
-            <w:tcMar>
-              <w:top w:w="80" w:type="dxa"/>
-              <w:start w:w="120" w:type="dxa"/>
-              <w:bottom w:w="80" w:type="dxa"/>
-              <w:end w:w="120" w:type="dxa"/>
-            </w:tcMar>
-          </w:tcPr>
-          <w:p>
-            <w:pPr>
-              <w:spacing w:before="0" w:after="0" w:line="259" w:lineRule="auto"/>
-              <w:jc w:val="center"/>
-            </w:pPr>
-            <w:r/>
-            <w:r>
-              <w:rPr>
-                <w:rFonts w:ascii="Microsoft YaHei" w:hAnsi="Microsoft YaHei" w:eastAsia="Microsoft YaHei"/>
-                <w:b w:val="0"/>
-                <w:sz w:val="16"/>
-              </w:rPr>
-              <w:t>5</w:t>
-            </w:r>
-          </w:p>
-        </w:tc>
-        <w:tc>
-          <w:tcPr>
-            <w:tcW w:type="dxa" w:w="1600"/>
-            <w:vAlign w:val="center"/>
-            <w:tcMar>
-              <w:top w:w="80" w:type="dxa"/>
-              <w:start w:w="120" w:type="dxa"/>
-              <w:bottom w:w="80" w:type="dxa"/>
-              <w:end w:w="120" w:type="dxa"/>
-            </w:tcMar>
-          </w:tcPr>
-          <w:p>
-            <w:pPr>
-              <w:spacing w:before="0" w:after="0" w:line="259" w:lineRule="auto"/>
-              <w:jc w:val="center"/>
-            </w:pPr>
-            <w:r/>
-            <w:r>
-              <w:rPr>
-                <w:rFonts w:ascii="Microsoft YaHei" w:hAnsi="Microsoft YaHei" w:eastAsia="Microsoft YaHei"/>
-                <w:b w:val="0"/>
-                <w:sz w:val="16"/>
-              </w:rPr>
-              <w:t>2级/10次</w:t>
-            </w:r>
-          </w:p>
-        </w:tc>
-        <w:tc>
-          <w:tcPr>
-            <w:tcW w:type="dxa" w:w="1300"/>
-            <w:vAlign w:val="center"/>
-            <w:tcMar>
-              <w:top w:w="80" w:type="dxa"/>
-              <w:start w:w="120" w:type="dxa"/>
-              <w:bottom w:w="80" w:type="dxa"/>
-              <w:end w:w="120" w:type="dxa"/>
-            </w:tcMar>
-          </w:tcPr>
-          <w:p>
-            <w:pPr>
-              <w:spacing w:before="0" w:after="0" w:line="259" w:lineRule="auto"/>
-              <w:jc w:val="center"/>
-            </w:pPr>
-            <w:r/>
-            <w:r>
-              <w:rPr>
-                <w:rFonts w:ascii="Microsoft YaHei" w:hAnsi="Microsoft YaHei" w:eastAsia="Microsoft YaHei"/>
-                <w:b w:val="0"/>
-                <w:sz w:val="16"/>
-              </w:rPr>
-              <w:t>1688</w:t>
-            </w:r>
-          </w:p>
-        </w:tc>
-        <w:tc>
-          <w:tcPr>
-            <w:tcW w:type="dxa" w:w="1200"/>
-            <w:vAlign w:val="center"/>
-            <w:tcMar>
-              <w:top w:w="80" w:type="dxa"/>
-              <w:start w:w="120" w:type="dxa"/>
-              <w:bottom w:w="80" w:type="dxa"/>
-              <w:end w:w="120" w:type="dxa"/>
-            </w:tcMar>
-          </w:tcPr>
-          <w:p>
-            <w:pPr>
-              <w:spacing w:before="0" w:after="0" w:line="259" w:lineRule="auto"/>
-              <w:jc w:val="center"/>
-            </w:pPr>
-            <w:r/>
-            <w:r>
-              <w:rPr>
-                <w:rFonts w:ascii="Microsoft YaHei" w:hAnsi="Microsoft YaHei" w:eastAsia="Microsoft YaHei"/>
-                <w:b w:val="0"/>
-                <w:sz w:val="16"/>
-              </w:rPr>
-              <w:t>27.0</w:t>
-            </w:r>
-          </w:p>
-        </w:tc>
-        <w:tc>
-          <w:tcPr>
-            <w:tcW w:type="dxa" w:w="1270"/>
-            <w:vAlign w:val="center"/>
-            <w:tcMar>
-              <w:top w:w="80" w:type="dxa"/>
-              <w:start w:w="120" w:type="dxa"/>
-              <w:bottom w:w="80" w:type="dxa"/>
-              <w:end w:w="120" w:type="dxa"/>
-            </w:tcMar>
-          </w:tcPr>
-          <w:p>
-            <w:pPr>
-              <w:spacing w:before="0" w:after="0" w:line="259" w:lineRule="auto"/>
-              <w:jc w:val="center"/>
-            </w:pPr>
-            <w:r/>
-            <w:r>
-              <w:rPr>
-                <w:rFonts w:ascii="Microsoft YaHei" w:hAnsi="Microsoft YaHei" w:eastAsia="Microsoft YaHei"/>
-                <w:b w:val="0"/>
-                <w:sz w:val="16"/>
-              </w:rPr>
-              <w:t>91.5%</w:t>
-            </w:r>
-          </w:p>
-        </w:tc>
-      </w:tr>
-    </w:tbl>
     <w:p>
       <w:pPr>
         <w:spacing w:after="40"/>
@@ -11318,25 +9332,1770 @@
         <w:spacing w:before="40" w:after="120"/>
       </w:pPr>
       <w:r>
-        <w:rPr>
-          <w:rFonts w:ascii="Microsoft YaHei" w:hAnsi="Microsoft YaHei" w:eastAsia="Microsoft YaHei"/>
-          <w:i/>
-          <w:color w:val="666666"/>
-          <w:sz w:val="16"/>
-        </w:rPr>
-        <w:t>表7  全部278名痰湿质患者的分层匹配规律。典型首月方案取组内众数。</w:t>
+        <w:t>表7  全部278名痰湿质患者的九类硬约束分层与首月典型方案。</w:t>
       </w:r>
     </w:p>
+    <w:tbl>
+      <w:tblPr>
+        <w:tblStyle w:val="TableGrid"/>
+        <w:tblW w:type="dxa" w:w="9072"/>
+        <w:jc w:val="left"/>
+        <w:tblLayout w:type="fixed"/>
+        <w:tblLook w:firstColumn="1" w:firstRow="1" w:lastColumn="0" w:lastRow="0" w:noHBand="0" w:noVBand="1" w:val="04A0"/>
+        <w:tblInd w:type="dxa" w:w="120"/>
+      </w:tblPr>
+      <w:tblGrid>
+        <w:gridCol w:w="2704"/>
+        <w:gridCol w:w="597"/>
+        <w:gridCol w:w="2123"/>
+        <w:gridCol w:w="975"/>
+        <w:gridCol w:w="1069"/>
+        <w:gridCol w:w="1604"/>
+      </w:tblGrid>
+      <w:tr>
+        <w:trPr>
+          <w:tblHeader w:val="true"/>
+        </w:trPr>
+        <w:tc>
+          <w:tcPr>
+            <w:tcW w:type="dxa" w:w="2704"/>
+            <w:vAlign w:val="center"/>
+            <w:tcMar>
+              <w:top w:w="80" w:type="dxa"/>
+              <w:bottom w:w="80" w:type="dxa"/>
+              <w:start w:w="120" w:type="dxa"/>
+              <w:end w:w="120" w:type="dxa"/>
+            </w:tcMar>
+          </w:tcPr>
+          <w:p>
+            <w:pPr>
+              <w:spacing w:before="0" w:after="0"/>
+              <w:jc w:val="center"/>
+            </w:pPr>
+            <w:r/>
+            <w:r>
+              <w:rPr>
+                <w:rFonts w:ascii="Microsoft YaHei" w:hAnsi="Microsoft YaHei" w:eastAsia="Microsoft YaHei"/>
+                <w:b/>
+                <w:sz w:val="16"/>
+              </w:rPr>
+              <w:t>匹配分层</w:t>
+            </w:r>
+          </w:p>
+        </w:tc>
+        <w:tc>
+          <w:tcPr>
+            <w:tcW w:type="dxa" w:w="597"/>
+            <w:vAlign w:val="center"/>
+            <w:tcMar>
+              <w:top w:w="80" w:type="dxa"/>
+              <w:bottom w:w="80" w:type="dxa"/>
+              <w:start w:w="120" w:type="dxa"/>
+              <w:end w:w="120" w:type="dxa"/>
+            </w:tcMar>
+          </w:tcPr>
+          <w:p>
+            <w:pPr>
+              <w:spacing w:before="0" w:after="0"/>
+              <w:jc w:val="center"/>
+            </w:pPr>
+            <w:r/>
+            <w:r>
+              <w:rPr>
+                <w:rFonts w:ascii="Microsoft YaHei" w:hAnsi="Microsoft YaHei" w:eastAsia="Microsoft YaHei"/>
+                <w:b/>
+                <w:sz w:val="16"/>
+              </w:rPr>
+              <w:t>n</w:t>
+            </w:r>
+          </w:p>
+        </w:tc>
+        <w:tc>
+          <w:tcPr>
+            <w:tcW w:type="dxa" w:w="2123"/>
+            <w:vAlign w:val="center"/>
+            <w:tcMar>
+              <w:top w:w="80" w:type="dxa"/>
+              <w:bottom w:w="80" w:type="dxa"/>
+              <w:start w:w="120" w:type="dxa"/>
+              <w:end w:w="120" w:type="dxa"/>
+            </w:tcMar>
+          </w:tcPr>
+          <w:p>
+            <w:pPr>
+              <w:spacing w:before="0" w:after="0"/>
+              <w:jc w:val="center"/>
+            </w:pPr>
+            <w:r/>
+            <w:r>
+              <w:rPr>
+                <w:rFonts w:ascii="Microsoft YaHei" w:hAnsi="Microsoft YaHei" w:eastAsia="Microsoft YaHei"/>
+                <w:b/>
+                <w:sz w:val="16"/>
+              </w:rPr>
+              <w:t>首月典型方案</w:t>
+            </w:r>
+          </w:p>
+        </w:tc>
+        <w:tc>
+          <w:tcPr>
+            <w:tcW w:type="dxa" w:w="975"/>
+            <w:vAlign w:val="center"/>
+            <w:tcMar>
+              <w:top w:w="80" w:type="dxa"/>
+              <w:bottom w:w="80" w:type="dxa"/>
+              <w:start w:w="120" w:type="dxa"/>
+              <w:end w:w="120" w:type="dxa"/>
+            </w:tcMar>
+          </w:tcPr>
+          <w:p>
+            <w:pPr>
+              <w:spacing w:before="0" w:after="0"/>
+              <w:jc w:val="center"/>
+            </w:pPr>
+            <w:r/>
+            <w:r>
+              <w:rPr>
+                <w:rFonts w:ascii="Microsoft YaHei" w:hAnsi="Microsoft YaHei" w:eastAsia="Microsoft YaHei"/>
+                <w:b/>
+                <w:sz w:val="16"/>
+              </w:rPr>
+              <w:t>首月成本/元</w:t>
+            </w:r>
+          </w:p>
+        </w:tc>
+        <w:tc>
+          <w:tcPr>
+            <w:tcW w:type="dxa" w:w="1069"/>
+            <w:vAlign w:val="center"/>
+            <w:tcMar>
+              <w:top w:w="80" w:type="dxa"/>
+              <w:bottom w:w="80" w:type="dxa"/>
+              <w:start w:w="120" w:type="dxa"/>
+              <w:end w:w="120" w:type="dxa"/>
+            </w:tcMar>
+          </w:tcPr>
+          <w:p>
+            <w:pPr>
+              <w:spacing w:before="0" w:after="0"/>
+              <w:jc w:val="center"/>
+            </w:pPr>
+            <w:r/>
+            <w:r>
+              <w:rPr>
+                <w:rFonts w:ascii="Microsoft YaHei" w:hAnsi="Microsoft YaHei" w:eastAsia="Microsoft YaHei"/>
+                <w:b/>
+                <w:sz w:val="16"/>
+              </w:rPr>
+              <w:t>六月成本/元</w:t>
+            </w:r>
+          </w:p>
+        </w:tc>
+        <w:tc>
+          <w:tcPr>
+            <w:tcW w:type="dxa" w:w="1604"/>
+            <w:vAlign w:val="center"/>
+            <w:tcMar>
+              <w:top w:w="80" w:type="dxa"/>
+              <w:bottom w:w="80" w:type="dxa"/>
+              <w:start w:w="120" w:type="dxa"/>
+              <w:end w:w="120" w:type="dxa"/>
+            </w:tcMar>
+          </w:tcPr>
+          <w:p>
+            <w:pPr>
+              <w:spacing w:before="0" w:after="0"/>
+              <w:jc w:val="center"/>
+            </w:pPr>
+            <w:r/>
+            <w:r>
+              <w:rPr>
+                <w:rFonts w:ascii="Microsoft YaHei" w:hAnsi="Microsoft YaHei" w:eastAsia="Microsoft YaHei"/>
+                <w:b/>
+                <w:sz w:val="16"/>
+              </w:rPr>
+              <w:t>降幅/覆盖率</w:t>
+            </w:r>
+          </w:p>
+        </w:tc>
+      </w:tr>
+      <w:tr>
+        <w:trPr/>
+        <w:tc>
+          <w:tcPr>
+            <w:tcW w:type="dxa" w:w="2704"/>
+            <w:vAlign w:val="center"/>
+            <w:tcMar>
+              <w:top w:w="80" w:type="dxa"/>
+              <w:bottom w:w="80" w:type="dxa"/>
+              <w:start w:w="120" w:type="dxa"/>
+              <w:end w:w="120" w:type="dxa"/>
+            </w:tcMar>
+          </w:tcPr>
+          <w:p>
+            <w:pPr>
+              <w:spacing w:before="0" w:after="0"/>
+              <w:jc w:val="center"/>
+            </w:pPr>
+            <w:r/>
+            <w:r>
+              <w:rPr>
+                <w:rFonts w:ascii="Microsoft YaHei" w:hAnsi="Microsoft YaHei" w:eastAsia="Microsoft YaHei"/>
+                <w:b w:val="0"/>
+                <w:sz w:val="16"/>
+              </w:rPr>
+              <w:t>基础(≤58)/耐受1级</w:t>
+            </w:r>
+          </w:p>
+        </w:tc>
+        <w:tc>
+          <w:tcPr>
+            <w:tcW w:type="dxa" w:w="597"/>
+            <w:vAlign w:val="center"/>
+            <w:tcMar>
+              <w:top w:w="80" w:type="dxa"/>
+              <w:bottom w:w="80" w:type="dxa"/>
+              <w:start w:w="120" w:type="dxa"/>
+              <w:end w:w="120" w:type="dxa"/>
+            </w:tcMar>
+          </w:tcPr>
+          <w:p>
+            <w:pPr>
+              <w:spacing w:before="0" w:after="0"/>
+              <w:jc w:val="center"/>
+            </w:pPr>
+            <w:r/>
+            <w:r>
+              <w:rPr>
+                <w:rFonts w:ascii="Microsoft YaHei" w:hAnsi="Microsoft YaHei" w:eastAsia="Microsoft YaHei"/>
+                <w:b w:val="0"/>
+                <w:sz w:val="16"/>
+              </w:rPr>
+              <w:t>29</w:t>
+            </w:r>
+          </w:p>
+        </w:tc>
+        <w:tc>
+          <w:tcPr>
+            <w:tcW w:type="dxa" w:w="2123"/>
+            <w:vAlign w:val="center"/>
+            <w:tcMar>
+              <w:top w:w="80" w:type="dxa"/>
+              <w:bottom w:w="80" w:type="dxa"/>
+              <w:start w:w="120" w:type="dxa"/>
+              <w:end w:w="120" w:type="dxa"/>
+            </w:tcMar>
+          </w:tcPr>
+          <w:p>
+            <w:pPr>
+              <w:spacing w:before="0" w:after="0"/>
+              <w:jc w:val="center"/>
+            </w:pPr>
+            <w:r/>
+            <w:r>
+              <w:rPr>
+                <w:rFonts w:ascii="Microsoft YaHei" w:hAnsi="Microsoft YaHei" w:eastAsia="Microsoft YaHei"/>
+                <w:b w:val="0"/>
+                <w:sz w:val="16"/>
+              </w:rPr>
+              <w:t>调理1级；活动1级×10次/周</w:t>
+            </w:r>
+          </w:p>
+        </w:tc>
+        <w:tc>
+          <w:tcPr>
+            <w:tcW w:type="dxa" w:w="975"/>
+            <w:vAlign w:val="center"/>
+            <w:tcMar>
+              <w:top w:w="80" w:type="dxa"/>
+              <w:bottom w:w="80" w:type="dxa"/>
+              <w:start w:w="120" w:type="dxa"/>
+              <w:end w:w="120" w:type="dxa"/>
+            </w:tcMar>
+          </w:tcPr>
+          <w:p>
+            <w:pPr>
+              <w:spacing w:before="0" w:after="0"/>
+              <w:jc w:val="center"/>
+            </w:pPr>
+            <w:r/>
+            <w:r>
+              <w:rPr>
+                <w:rFonts w:ascii="Microsoft YaHei" w:hAnsi="Microsoft YaHei" w:eastAsia="Microsoft YaHei"/>
+                <w:b w:val="0"/>
+                <w:sz w:val="16"/>
+              </w:rPr>
+              <w:t>150</w:t>
+            </w:r>
+          </w:p>
+        </w:tc>
+        <w:tc>
+          <w:tcPr>
+            <w:tcW w:type="dxa" w:w="1069"/>
+            <w:vAlign w:val="center"/>
+            <w:tcMar>
+              <w:top w:w="80" w:type="dxa"/>
+              <w:bottom w:w="80" w:type="dxa"/>
+              <w:start w:w="120" w:type="dxa"/>
+              <w:end w:w="120" w:type="dxa"/>
+            </w:tcMar>
+          </w:tcPr>
+          <w:p>
+            <w:pPr>
+              <w:spacing w:before="0" w:after="0"/>
+              <w:jc w:val="center"/>
+            </w:pPr>
+            <w:r/>
+            <w:r>
+              <w:rPr>
+                <w:rFonts w:ascii="Microsoft YaHei" w:hAnsi="Microsoft YaHei" w:eastAsia="Microsoft YaHei"/>
+                <w:b w:val="0"/>
+                <w:sz w:val="16"/>
+              </w:rPr>
+              <w:t>852</w:t>
+            </w:r>
+          </w:p>
+        </w:tc>
+        <w:tc>
+          <w:tcPr>
+            <w:tcW w:type="dxa" w:w="1604"/>
+            <w:vAlign w:val="center"/>
+            <w:tcMar>
+              <w:top w:w="80" w:type="dxa"/>
+              <w:bottom w:w="80" w:type="dxa"/>
+              <w:start w:w="120" w:type="dxa"/>
+              <w:end w:w="120" w:type="dxa"/>
+            </w:tcMar>
+          </w:tcPr>
+          <w:p>
+            <w:pPr>
+              <w:spacing w:before="0" w:after="0"/>
+              <w:jc w:val="center"/>
+            </w:pPr>
+            <w:r/>
+            <w:r>
+              <w:rPr>
+                <w:rFonts w:ascii="Microsoft YaHei" w:hAnsi="Microsoft YaHei" w:eastAsia="Microsoft YaHei"/>
+                <w:b w:val="0"/>
+                <w:sz w:val="16"/>
+              </w:rPr>
+              <w:t>13.5分/24.1%</w:t>
+              <w:br/>
+              <w:t>覆盖100.0%</w:t>
+            </w:r>
+          </w:p>
+        </w:tc>
+      </w:tr>
+      <w:tr>
+        <w:trPr/>
+        <w:tc>
+          <w:tcPr>
+            <w:tcW w:type="dxa" w:w="2704"/>
+            <w:vAlign w:val="center"/>
+            <w:tcMar>
+              <w:top w:w="80" w:type="dxa"/>
+              <w:bottom w:w="80" w:type="dxa"/>
+              <w:start w:w="120" w:type="dxa"/>
+              <w:end w:w="120" w:type="dxa"/>
+            </w:tcMar>
+          </w:tcPr>
+          <w:p>
+            <w:pPr>
+              <w:spacing w:before="0" w:after="0"/>
+              <w:jc w:val="center"/>
+            </w:pPr>
+            <w:r/>
+            <w:r>
+              <w:rPr>
+                <w:rFonts w:ascii="Microsoft YaHei" w:hAnsi="Microsoft YaHei" w:eastAsia="Microsoft YaHei"/>
+                <w:b w:val="0"/>
+                <w:sz w:val="16"/>
+              </w:rPr>
+              <w:t>中度(59-61)/耐受1级</w:t>
+            </w:r>
+          </w:p>
+        </w:tc>
+        <w:tc>
+          <w:tcPr>
+            <w:tcW w:type="dxa" w:w="597"/>
+            <w:vAlign w:val="center"/>
+            <w:tcMar>
+              <w:top w:w="80" w:type="dxa"/>
+              <w:bottom w:w="80" w:type="dxa"/>
+              <w:start w:w="120" w:type="dxa"/>
+              <w:end w:w="120" w:type="dxa"/>
+            </w:tcMar>
+          </w:tcPr>
+          <w:p>
+            <w:pPr>
+              <w:spacing w:before="0" w:after="0"/>
+              <w:jc w:val="center"/>
+            </w:pPr>
+            <w:r/>
+            <w:r>
+              <w:rPr>
+                <w:rFonts w:ascii="Microsoft YaHei" w:hAnsi="Microsoft YaHei" w:eastAsia="Microsoft YaHei"/>
+                <w:b w:val="0"/>
+                <w:sz w:val="16"/>
+              </w:rPr>
+              <w:t>30</w:t>
+            </w:r>
+          </w:p>
+        </w:tc>
+        <w:tc>
+          <w:tcPr>
+            <w:tcW w:type="dxa" w:w="2123"/>
+            <w:vAlign w:val="center"/>
+            <w:tcMar>
+              <w:top w:w="80" w:type="dxa"/>
+              <w:bottom w:w="80" w:type="dxa"/>
+              <w:start w:w="120" w:type="dxa"/>
+              <w:end w:w="120" w:type="dxa"/>
+            </w:tcMar>
+          </w:tcPr>
+          <w:p>
+            <w:pPr>
+              <w:spacing w:before="0" w:after="0"/>
+              <w:jc w:val="center"/>
+            </w:pPr>
+            <w:r/>
+            <w:r>
+              <w:rPr>
+                <w:rFonts w:ascii="Microsoft YaHei" w:hAnsi="Microsoft YaHei" w:eastAsia="Microsoft YaHei"/>
+                <w:b w:val="0"/>
+                <w:sz w:val="16"/>
+              </w:rPr>
+              <w:t>调理2级；活动1级×10次/周</w:t>
+            </w:r>
+          </w:p>
+        </w:tc>
+        <w:tc>
+          <w:tcPr>
+            <w:tcW w:type="dxa" w:w="975"/>
+            <w:vAlign w:val="center"/>
+            <w:tcMar>
+              <w:top w:w="80" w:type="dxa"/>
+              <w:bottom w:w="80" w:type="dxa"/>
+              <w:start w:w="120" w:type="dxa"/>
+              <w:end w:w="120" w:type="dxa"/>
+            </w:tcMar>
+          </w:tcPr>
+          <w:p>
+            <w:pPr>
+              <w:spacing w:before="0" w:after="0"/>
+              <w:jc w:val="center"/>
+            </w:pPr>
+            <w:r/>
+            <w:r>
+              <w:rPr>
+                <w:rFonts w:ascii="Microsoft YaHei" w:hAnsi="Microsoft YaHei" w:eastAsia="Microsoft YaHei"/>
+                <w:b w:val="0"/>
+                <w:sz w:val="16"/>
+              </w:rPr>
+              <w:t>200</w:t>
+            </w:r>
+          </w:p>
+        </w:tc>
+        <w:tc>
+          <w:tcPr>
+            <w:tcW w:type="dxa" w:w="1069"/>
+            <w:vAlign w:val="center"/>
+            <w:tcMar>
+              <w:top w:w="80" w:type="dxa"/>
+              <w:bottom w:w="80" w:type="dxa"/>
+              <w:start w:w="120" w:type="dxa"/>
+              <w:end w:w="120" w:type="dxa"/>
+            </w:tcMar>
+          </w:tcPr>
+          <w:p>
+            <w:pPr>
+              <w:spacing w:before="0" w:after="0"/>
+              <w:jc w:val="center"/>
+            </w:pPr>
+            <w:r/>
+            <w:r>
+              <w:rPr>
+                <w:rFonts w:ascii="Microsoft YaHei" w:hAnsi="Microsoft YaHei" w:eastAsia="Microsoft YaHei"/>
+                <w:b w:val="0"/>
+                <w:sz w:val="16"/>
+              </w:rPr>
+              <w:t>914</w:t>
+            </w:r>
+          </w:p>
+        </w:tc>
+        <w:tc>
+          <w:tcPr>
+            <w:tcW w:type="dxa" w:w="1604"/>
+            <w:vAlign w:val="center"/>
+            <w:tcMar>
+              <w:top w:w="80" w:type="dxa"/>
+              <w:bottom w:w="80" w:type="dxa"/>
+              <w:start w:w="120" w:type="dxa"/>
+              <w:end w:w="120" w:type="dxa"/>
+            </w:tcMar>
+          </w:tcPr>
+          <w:p>
+            <w:pPr>
+              <w:spacing w:before="0" w:after="0"/>
+              <w:jc w:val="center"/>
+            </w:pPr>
+            <w:r/>
+            <w:r>
+              <w:rPr>
+                <w:rFonts w:ascii="Microsoft YaHei" w:hAnsi="Microsoft YaHei" w:eastAsia="Microsoft YaHei"/>
+                <w:b w:val="0"/>
+                <w:sz w:val="16"/>
+              </w:rPr>
+              <w:t>14.5分/24.6%</w:t>
+              <w:br/>
+              <w:t>覆盖66.7%</w:t>
+            </w:r>
+          </w:p>
+        </w:tc>
+      </w:tr>
+      <w:tr>
+        <w:trPr/>
+        <w:tc>
+          <w:tcPr>
+            <w:tcW w:type="dxa" w:w="2704"/>
+            <w:vAlign w:val="center"/>
+            <w:tcMar>
+              <w:top w:w="80" w:type="dxa"/>
+              <w:bottom w:w="80" w:type="dxa"/>
+              <w:start w:w="120" w:type="dxa"/>
+              <w:end w:w="120" w:type="dxa"/>
+            </w:tcMar>
+          </w:tcPr>
+          <w:p>
+            <w:pPr>
+              <w:spacing w:before="0" w:after="0"/>
+              <w:jc w:val="center"/>
+            </w:pPr>
+            <w:r/>
+            <w:r>
+              <w:rPr>
+                <w:rFonts w:ascii="Microsoft YaHei" w:hAnsi="Microsoft YaHei" w:eastAsia="Microsoft YaHei"/>
+                <w:b w:val="0"/>
+                <w:sz w:val="16"/>
+              </w:rPr>
+              <w:t>强化(≥62)/耐受1级</w:t>
+            </w:r>
+          </w:p>
+        </w:tc>
+        <w:tc>
+          <w:tcPr>
+            <w:tcW w:type="dxa" w:w="597"/>
+            <w:vAlign w:val="center"/>
+            <w:tcMar>
+              <w:top w:w="80" w:type="dxa"/>
+              <w:bottom w:w="80" w:type="dxa"/>
+              <w:start w:w="120" w:type="dxa"/>
+              <w:end w:w="120" w:type="dxa"/>
+            </w:tcMar>
+          </w:tcPr>
+          <w:p>
+            <w:pPr>
+              <w:spacing w:before="0" w:after="0"/>
+              <w:jc w:val="center"/>
+            </w:pPr>
+            <w:r/>
+            <w:r>
+              <w:rPr>
+                <w:rFonts w:ascii="Microsoft YaHei" w:hAnsi="Microsoft YaHei" w:eastAsia="Microsoft YaHei"/>
+                <w:b w:val="0"/>
+                <w:sz w:val="16"/>
+              </w:rPr>
+              <w:t>33</w:t>
+            </w:r>
+          </w:p>
+        </w:tc>
+        <w:tc>
+          <w:tcPr>
+            <w:tcW w:type="dxa" w:w="2123"/>
+            <w:vAlign w:val="center"/>
+            <w:tcMar>
+              <w:top w:w="80" w:type="dxa"/>
+              <w:bottom w:w="80" w:type="dxa"/>
+              <w:start w:w="120" w:type="dxa"/>
+              <w:end w:w="120" w:type="dxa"/>
+            </w:tcMar>
+          </w:tcPr>
+          <w:p>
+            <w:pPr>
+              <w:spacing w:before="0" w:after="0"/>
+              <w:jc w:val="center"/>
+            </w:pPr>
+            <w:r/>
+            <w:r>
+              <w:rPr>
+                <w:rFonts w:ascii="Microsoft YaHei" w:hAnsi="Microsoft YaHei" w:eastAsia="Microsoft YaHei"/>
+                <w:b w:val="0"/>
+                <w:sz w:val="16"/>
+              </w:rPr>
+              <w:t>调理3级；活动1级×10次/周</w:t>
+            </w:r>
+          </w:p>
+        </w:tc>
+        <w:tc>
+          <w:tcPr>
+            <w:tcW w:type="dxa" w:w="975"/>
+            <w:vAlign w:val="center"/>
+            <w:tcMar>
+              <w:top w:w="80" w:type="dxa"/>
+              <w:bottom w:w="80" w:type="dxa"/>
+              <w:start w:w="120" w:type="dxa"/>
+              <w:end w:w="120" w:type="dxa"/>
+            </w:tcMar>
+          </w:tcPr>
+          <w:p>
+            <w:pPr>
+              <w:spacing w:before="0" w:after="0"/>
+              <w:jc w:val="center"/>
+            </w:pPr>
+            <w:r/>
+            <w:r>
+              <w:rPr>
+                <w:rFonts w:ascii="Microsoft YaHei" w:hAnsi="Microsoft YaHei" w:eastAsia="Microsoft YaHei"/>
+                <w:b w:val="0"/>
+                <w:sz w:val="16"/>
+              </w:rPr>
+              <w:t>250</w:t>
+            </w:r>
+          </w:p>
+        </w:tc>
+        <w:tc>
+          <w:tcPr>
+            <w:tcW w:type="dxa" w:w="1069"/>
+            <w:vAlign w:val="center"/>
+            <w:tcMar>
+              <w:top w:w="80" w:type="dxa"/>
+              <w:bottom w:w="80" w:type="dxa"/>
+              <w:start w:w="120" w:type="dxa"/>
+              <w:end w:w="120" w:type="dxa"/>
+            </w:tcMar>
+          </w:tcPr>
+          <w:p>
+            <w:pPr>
+              <w:spacing w:before="0" w:after="0"/>
+              <w:jc w:val="center"/>
+            </w:pPr>
+            <w:r/>
+            <w:r>
+              <w:rPr>
+                <w:rFonts w:ascii="Microsoft YaHei" w:hAnsi="Microsoft YaHei" w:eastAsia="Microsoft YaHei"/>
+                <w:b w:val="0"/>
+                <w:sz w:val="16"/>
+              </w:rPr>
+              <w:t>1002</w:t>
+            </w:r>
+          </w:p>
+        </w:tc>
+        <w:tc>
+          <w:tcPr>
+            <w:tcW w:type="dxa" w:w="1604"/>
+            <w:vAlign w:val="center"/>
+            <w:tcMar>
+              <w:top w:w="80" w:type="dxa"/>
+              <w:bottom w:w="80" w:type="dxa"/>
+              <w:start w:w="120" w:type="dxa"/>
+              <w:end w:w="120" w:type="dxa"/>
+            </w:tcMar>
+          </w:tcPr>
+          <w:p>
+            <w:pPr>
+              <w:spacing w:before="0" w:after="0"/>
+              <w:jc w:val="center"/>
+            </w:pPr>
+            <w:r/>
+            <w:r>
+              <w:rPr>
+                <w:rFonts w:ascii="Microsoft YaHei" w:hAnsi="Microsoft YaHei" w:eastAsia="Microsoft YaHei"/>
+                <w:b w:val="0"/>
+                <w:sz w:val="16"/>
+              </w:rPr>
+              <w:t>15.0分/24.2%</w:t>
+              <w:br/>
+              <w:t>覆盖78.8%</w:t>
+            </w:r>
+          </w:p>
+        </w:tc>
+      </w:tr>
+      <w:tr>
+        <w:trPr/>
+        <w:tc>
+          <w:tcPr>
+            <w:tcW w:type="dxa" w:w="2704"/>
+            <w:vAlign w:val="center"/>
+            <w:tcMar>
+              <w:top w:w="80" w:type="dxa"/>
+              <w:bottom w:w="80" w:type="dxa"/>
+              <w:start w:w="120" w:type="dxa"/>
+              <w:end w:w="120" w:type="dxa"/>
+            </w:tcMar>
+          </w:tcPr>
+          <w:p>
+            <w:pPr>
+              <w:spacing w:before="0" w:after="0"/>
+              <w:jc w:val="center"/>
+            </w:pPr>
+            <w:r/>
+            <w:r>
+              <w:rPr>
+                <w:rFonts w:ascii="Microsoft YaHei" w:hAnsi="Microsoft YaHei" w:eastAsia="Microsoft YaHei"/>
+                <w:b w:val="0"/>
+                <w:sz w:val="16"/>
+              </w:rPr>
+              <w:t>基础(≤58)/耐受2级</w:t>
+            </w:r>
+          </w:p>
+        </w:tc>
+        <w:tc>
+          <w:tcPr>
+            <w:tcW w:type="dxa" w:w="597"/>
+            <w:vAlign w:val="center"/>
+            <w:tcMar>
+              <w:top w:w="80" w:type="dxa"/>
+              <w:bottom w:w="80" w:type="dxa"/>
+              <w:start w:w="120" w:type="dxa"/>
+              <w:end w:w="120" w:type="dxa"/>
+            </w:tcMar>
+          </w:tcPr>
+          <w:p>
+            <w:pPr>
+              <w:spacing w:before="0" w:after="0"/>
+              <w:jc w:val="center"/>
+            </w:pPr>
+            <w:r/>
+            <w:r>
+              <w:rPr>
+                <w:rFonts w:ascii="Microsoft YaHei" w:hAnsi="Microsoft YaHei" w:eastAsia="Microsoft YaHei"/>
+                <w:b w:val="0"/>
+                <w:sz w:val="16"/>
+              </w:rPr>
+              <w:t>64</w:t>
+            </w:r>
+          </w:p>
+        </w:tc>
+        <w:tc>
+          <w:tcPr>
+            <w:tcW w:type="dxa" w:w="2123"/>
+            <w:vAlign w:val="center"/>
+            <w:tcMar>
+              <w:top w:w="80" w:type="dxa"/>
+              <w:bottom w:w="80" w:type="dxa"/>
+              <w:start w:w="120" w:type="dxa"/>
+              <w:end w:w="120" w:type="dxa"/>
+            </w:tcMar>
+          </w:tcPr>
+          <w:p>
+            <w:pPr>
+              <w:spacing w:before="0" w:after="0"/>
+              <w:jc w:val="center"/>
+            </w:pPr>
+            <w:r/>
+            <w:r>
+              <w:rPr>
+                <w:rFonts w:ascii="Microsoft YaHei" w:hAnsi="Microsoft YaHei" w:eastAsia="Microsoft YaHei"/>
+                <w:b w:val="0"/>
+                <w:sz w:val="16"/>
+              </w:rPr>
+              <w:t>调理1级；活动2级×10次/周</w:t>
+            </w:r>
+          </w:p>
+        </w:tc>
+        <w:tc>
+          <w:tcPr>
+            <w:tcW w:type="dxa" w:w="975"/>
+            <w:vAlign w:val="center"/>
+            <w:tcMar>
+              <w:top w:w="80" w:type="dxa"/>
+              <w:bottom w:w="80" w:type="dxa"/>
+              <w:start w:w="120" w:type="dxa"/>
+              <w:end w:w="120" w:type="dxa"/>
+            </w:tcMar>
+          </w:tcPr>
+          <w:p>
+            <w:pPr>
+              <w:spacing w:before="0" w:after="0"/>
+              <w:jc w:val="center"/>
+            </w:pPr>
+            <w:r/>
+            <w:r>
+              <w:rPr>
+                <w:rFonts w:ascii="Microsoft YaHei" w:hAnsi="Microsoft YaHei" w:eastAsia="Microsoft YaHei"/>
+                <w:b w:val="0"/>
+                <w:sz w:val="16"/>
+              </w:rPr>
+              <w:t>230</w:t>
+            </w:r>
+          </w:p>
+        </w:tc>
+        <w:tc>
+          <w:tcPr>
+            <w:tcW w:type="dxa" w:w="1069"/>
+            <w:vAlign w:val="center"/>
+            <w:tcMar>
+              <w:top w:w="80" w:type="dxa"/>
+              <w:bottom w:w="80" w:type="dxa"/>
+              <w:start w:w="120" w:type="dxa"/>
+              <w:end w:w="120" w:type="dxa"/>
+            </w:tcMar>
+          </w:tcPr>
+          <w:p>
+            <w:pPr>
+              <w:spacing w:before="0" w:after="0"/>
+              <w:jc w:val="center"/>
+            </w:pPr>
+            <w:r/>
+            <w:r>
+              <w:rPr>
+                <w:rFonts w:ascii="Microsoft YaHei" w:hAnsi="Microsoft YaHei" w:eastAsia="Microsoft YaHei"/>
+                <w:b w:val="0"/>
+                <w:sz w:val="16"/>
+              </w:rPr>
+              <w:t>1220</w:t>
+            </w:r>
+          </w:p>
+        </w:tc>
+        <w:tc>
+          <w:tcPr>
+            <w:tcW w:type="dxa" w:w="1604"/>
+            <w:vAlign w:val="center"/>
+            <w:tcMar>
+              <w:top w:w="80" w:type="dxa"/>
+              <w:bottom w:w="80" w:type="dxa"/>
+              <w:start w:w="120" w:type="dxa"/>
+              <w:end w:w="120" w:type="dxa"/>
+            </w:tcMar>
+          </w:tcPr>
+          <w:p>
+            <w:pPr>
+              <w:spacing w:before="0" w:after="0"/>
+              <w:jc w:val="center"/>
+            </w:pPr>
+            <w:r/>
+            <w:r>
+              <w:rPr>
+                <w:rFonts w:ascii="Microsoft YaHei" w:hAnsi="Microsoft YaHei" w:eastAsia="Microsoft YaHei"/>
+                <w:b w:val="0"/>
+                <w:sz w:val="16"/>
+              </w:rPr>
+              <w:t>20.5分/36.0%</w:t>
+              <w:br/>
+              <w:t>覆盖71.9%</w:t>
+            </w:r>
+          </w:p>
+        </w:tc>
+      </w:tr>
+      <w:tr>
+        <w:trPr/>
+        <w:tc>
+          <w:tcPr>
+            <w:tcW w:type="dxa" w:w="2704"/>
+            <w:vAlign w:val="center"/>
+            <w:tcMar>
+              <w:top w:w="80" w:type="dxa"/>
+              <w:bottom w:w="80" w:type="dxa"/>
+              <w:start w:w="120" w:type="dxa"/>
+              <w:end w:w="120" w:type="dxa"/>
+            </w:tcMar>
+          </w:tcPr>
+          <w:p>
+            <w:pPr>
+              <w:spacing w:before="0" w:after="0"/>
+              <w:jc w:val="center"/>
+            </w:pPr>
+            <w:r/>
+            <w:r>
+              <w:rPr>
+                <w:rFonts w:ascii="Microsoft YaHei" w:hAnsi="Microsoft YaHei" w:eastAsia="Microsoft YaHei"/>
+                <w:b w:val="0"/>
+                <w:sz w:val="16"/>
+              </w:rPr>
+              <w:t>中度(59-61)/耐受2级</w:t>
+            </w:r>
+          </w:p>
+        </w:tc>
+        <w:tc>
+          <w:tcPr>
+            <w:tcW w:type="dxa" w:w="597"/>
+            <w:vAlign w:val="center"/>
+            <w:tcMar>
+              <w:top w:w="80" w:type="dxa"/>
+              <w:bottom w:w="80" w:type="dxa"/>
+              <w:start w:w="120" w:type="dxa"/>
+              <w:end w:w="120" w:type="dxa"/>
+            </w:tcMar>
+          </w:tcPr>
+          <w:p>
+            <w:pPr>
+              <w:spacing w:before="0" w:after="0"/>
+              <w:jc w:val="center"/>
+            </w:pPr>
+            <w:r/>
+            <w:r>
+              <w:rPr>
+                <w:rFonts w:ascii="Microsoft YaHei" w:hAnsi="Microsoft YaHei" w:eastAsia="Microsoft YaHei"/>
+                <w:b w:val="0"/>
+                <w:sz w:val="16"/>
+              </w:rPr>
+              <w:t>55</w:t>
+            </w:r>
+          </w:p>
+        </w:tc>
+        <w:tc>
+          <w:tcPr>
+            <w:tcW w:type="dxa" w:w="2123"/>
+            <w:vAlign w:val="center"/>
+            <w:tcMar>
+              <w:top w:w="80" w:type="dxa"/>
+              <w:bottom w:w="80" w:type="dxa"/>
+              <w:start w:w="120" w:type="dxa"/>
+              <w:end w:w="120" w:type="dxa"/>
+            </w:tcMar>
+          </w:tcPr>
+          <w:p>
+            <w:pPr>
+              <w:spacing w:before="0" w:after="0"/>
+              <w:jc w:val="center"/>
+            </w:pPr>
+            <w:r/>
+            <w:r>
+              <w:rPr>
+                <w:rFonts w:ascii="Microsoft YaHei" w:hAnsi="Microsoft YaHei" w:eastAsia="Microsoft YaHei"/>
+                <w:b w:val="0"/>
+                <w:sz w:val="16"/>
+              </w:rPr>
+              <w:t>调理2级；活动2级×9次/周</w:t>
+            </w:r>
+          </w:p>
+        </w:tc>
+        <w:tc>
+          <w:tcPr>
+            <w:tcW w:type="dxa" w:w="975"/>
+            <w:vAlign w:val="center"/>
+            <w:tcMar>
+              <w:top w:w="80" w:type="dxa"/>
+              <w:bottom w:w="80" w:type="dxa"/>
+              <w:start w:w="120" w:type="dxa"/>
+              <w:end w:w="120" w:type="dxa"/>
+            </w:tcMar>
+          </w:tcPr>
+          <w:p>
+            <w:pPr>
+              <w:spacing w:before="0" w:after="0"/>
+              <w:jc w:val="center"/>
+            </w:pPr>
+            <w:r/>
+            <w:r>
+              <w:rPr>
+                <w:rFonts w:ascii="Microsoft YaHei" w:hAnsi="Microsoft YaHei" w:eastAsia="Microsoft YaHei"/>
+                <w:b w:val="0"/>
+                <w:sz w:val="16"/>
+              </w:rPr>
+              <w:t>260</w:t>
+            </w:r>
+          </w:p>
+        </w:tc>
+        <w:tc>
+          <w:tcPr>
+            <w:tcW w:type="dxa" w:w="1069"/>
+            <w:vAlign w:val="center"/>
+            <w:tcMar>
+              <w:top w:w="80" w:type="dxa"/>
+              <w:bottom w:w="80" w:type="dxa"/>
+              <w:start w:w="120" w:type="dxa"/>
+              <w:end w:w="120" w:type="dxa"/>
+            </w:tcMar>
+          </w:tcPr>
+          <w:p>
+            <w:pPr>
+              <w:spacing w:before="0" w:after="0"/>
+              <w:jc w:val="center"/>
+            </w:pPr>
+            <w:r/>
+            <w:r>
+              <w:rPr>
+                <w:rFonts w:ascii="Microsoft YaHei" w:hAnsi="Microsoft YaHei" w:eastAsia="Microsoft YaHei"/>
+                <w:b w:val="0"/>
+                <w:sz w:val="16"/>
+              </w:rPr>
+              <w:t>1258</w:t>
+            </w:r>
+          </w:p>
+        </w:tc>
+        <w:tc>
+          <w:tcPr>
+            <w:tcW w:type="dxa" w:w="1604"/>
+            <w:vAlign w:val="center"/>
+            <w:tcMar>
+              <w:top w:w="80" w:type="dxa"/>
+              <w:bottom w:w="80" w:type="dxa"/>
+              <w:start w:w="120" w:type="dxa"/>
+              <w:end w:w="120" w:type="dxa"/>
+            </w:tcMar>
+          </w:tcPr>
+          <w:p>
+            <w:pPr>
+              <w:spacing w:before="0" w:after="0"/>
+              <w:jc w:val="center"/>
+            </w:pPr>
+            <w:r/>
+            <w:r>
+              <w:rPr>
+                <w:rFonts w:ascii="Microsoft YaHei" w:hAnsi="Microsoft YaHei" w:eastAsia="Microsoft YaHei"/>
+                <w:b w:val="0"/>
+                <w:sz w:val="16"/>
+              </w:rPr>
+              <w:t>21.5分/35.8%</w:t>
+              <w:br/>
+              <w:t>覆盖41.8%</w:t>
+            </w:r>
+          </w:p>
+        </w:tc>
+      </w:tr>
+      <w:tr>
+        <w:trPr/>
+        <w:tc>
+          <w:tcPr>
+            <w:tcW w:type="dxa" w:w="2704"/>
+            <w:vAlign w:val="center"/>
+            <w:tcMar>
+              <w:top w:w="80" w:type="dxa"/>
+              <w:bottom w:w="80" w:type="dxa"/>
+              <w:start w:w="120" w:type="dxa"/>
+              <w:end w:w="120" w:type="dxa"/>
+            </w:tcMar>
+          </w:tcPr>
+          <w:p>
+            <w:pPr>
+              <w:spacing w:before="0" w:after="0"/>
+              <w:jc w:val="center"/>
+            </w:pPr>
+            <w:r/>
+            <w:r>
+              <w:rPr>
+                <w:rFonts w:ascii="Microsoft YaHei" w:hAnsi="Microsoft YaHei" w:eastAsia="Microsoft YaHei"/>
+                <w:b w:val="0"/>
+                <w:sz w:val="16"/>
+              </w:rPr>
+              <w:t>强化(≥62)/耐受2级</w:t>
+            </w:r>
+          </w:p>
+        </w:tc>
+        <w:tc>
+          <w:tcPr>
+            <w:tcW w:type="dxa" w:w="597"/>
+            <w:vAlign w:val="center"/>
+            <w:tcMar>
+              <w:top w:w="80" w:type="dxa"/>
+              <w:bottom w:w="80" w:type="dxa"/>
+              <w:start w:w="120" w:type="dxa"/>
+              <w:end w:w="120" w:type="dxa"/>
+            </w:tcMar>
+          </w:tcPr>
+          <w:p>
+            <w:pPr>
+              <w:spacing w:before="0" w:after="0"/>
+              <w:jc w:val="center"/>
+            </w:pPr>
+            <w:r/>
+            <w:r>
+              <w:rPr>
+                <w:rFonts w:ascii="Microsoft YaHei" w:hAnsi="Microsoft YaHei" w:eastAsia="Microsoft YaHei"/>
+                <w:b w:val="0"/>
+                <w:sz w:val="16"/>
+              </w:rPr>
+              <w:t>52</w:t>
+            </w:r>
+          </w:p>
+        </w:tc>
+        <w:tc>
+          <w:tcPr>
+            <w:tcW w:type="dxa" w:w="2123"/>
+            <w:vAlign w:val="center"/>
+            <w:tcMar>
+              <w:top w:w="80" w:type="dxa"/>
+              <w:bottom w:w="80" w:type="dxa"/>
+              <w:start w:w="120" w:type="dxa"/>
+              <w:end w:w="120" w:type="dxa"/>
+            </w:tcMar>
+          </w:tcPr>
+          <w:p>
+            <w:pPr>
+              <w:spacing w:before="0" w:after="0"/>
+              <w:jc w:val="center"/>
+            </w:pPr>
+            <w:r/>
+            <w:r>
+              <w:rPr>
+                <w:rFonts w:ascii="Microsoft YaHei" w:hAnsi="Microsoft YaHei" w:eastAsia="Microsoft YaHei"/>
+                <w:b w:val="0"/>
+                <w:sz w:val="16"/>
+              </w:rPr>
+              <w:t>调理3级；活动2级×10次/周</w:t>
+            </w:r>
+          </w:p>
+        </w:tc>
+        <w:tc>
+          <w:tcPr>
+            <w:tcW w:type="dxa" w:w="975"/>
+            <w:vAlign w:val="center"/>
+            <w:tcMar>
+              <w:top w:w="80" w:type="dxa"/>
+              <w:bottom w:w="80" w:type="dxa"/>
+              <w:start w:w="120" w:type="dxa"/>
+              <w:end w:w="120" w:type="dxa"/>
+            </w:tcMar>
+          </w:tcPr>
+          <w:p>
+            <w:pPr>
+              <w:spacing w:before="0" w:after="0"/>
+              <w:jc w:val="center"/>
+            </w:pPr>
+            <w:r/>
+            <w:r>
+              <w:rPr>
+                <w:rFonts w:ascii="Microsoft YaHei" w:hAnsi="Microsoft YaHei" w:eastAsia="Microsoft YaHei"/>
+                <w:b w:val="0"/>
+                <w:sz w:val="16"/>
+              </w:rPr>
+              <w:t>330</w:t>
+            </w:r>
+          </w:p>
+        </w:tc>
+        <w:tc>
+          <w:tcPr>
+            <w:tcW w:type="dxa" w:w="1069"/>
+            <w:vAlign w:val="center"/>
+            <w:tcMar>
+              <w:top w:w="80" w:type="dxa"/>
+              <w:bottom w:w="80" w:type="dxa"/>
+              <w:start w:w="120" w:type="dxa"/>
+              <w:end w:w="120" w:type="dxa"/>
+            </w:tcMar>
+          </w:tcPr>
+          <w:p>
+            <w:pPr>
+              <w:spacing w:before="0" w:after="0"/>
+              <w:jc w:val="center"/>
+            </w:pPr>
+            <w:r/>
+            <w:r>
+              <w:rPr>
+                <w:rFonts w:ascii="Microsoft YaHei" w:hAnsi="Microsoft YaHei" w:eastAsia="Microsoft YaHei"/>
+                <w:b w:val="0"/>
+                <w:sz w:val="16"/>
+              </w:rPr>
+              <w:t>1320</w:t>
+            </w:r>
+          </w:p>
+        </w:tc>
+        <w:tc>
+          <w:tcPr>
+            <w:tcW w:type="dxa" w:w="1604"/>
+            <w:vAlign w:val="center"/>
+            <w:tcMar>
+              <w:top w:w="80" w:type="dxa"/>
+              <w:bottom w:w="80" w:type="dxa"/>
+              <w:start w:w="120" w:type="dxa"/>
+              <w:end w:w="120" w:type="dxa"/>
+            </w:tcMar>
+          </w:tcPr>
+          <w:p>
+            <w:pPr>
+              <w:spacing w:before="0" w:after="0"/>
+              <w:jc w:val="center"/>
+            </w:pPr>
+            <w:r/>
+            <w:r>
+              <w:rPr>
+                <w:rFonts w:ascii="Microsoft YaHei" w:hAnsi="Microsoft YaHei" w:eastAsia="Microsoft YaHei"/>
+                <w:b w:val="0"/>
+                <w:sz w:val="16"/>
+              </w:rPr>
+              <w:t>22.5分/35.7%</w:t>
+              <w:br/>
+              <w:t>覆盖73.1%</w:t>
+            </w:r>
+          </w:p>
+        </w:tc>
+      </w:tr>
+      <w:tr>
+        <w:trPr/>
+        <w:tc>
+          <w:tcPr>
+            <w:tcW w:type="dxa" w:w="2704"/>
+            <w:vAlign w:val="center"/>
+            <w:tcMar>
+              <w:top w:w="80" w:type="dxa"/>
+              <w:bottom w:w="80" w:type="dxa"/>
+              <w:start w:w="120" w:type="dxa"/>
+              <w:end w:w="120" w:type="dxa"/>
+            </w:tcMar>
+          </w:tcPr>
+          <w:p>
+            <w:pPr>
+              <w:spacing w:before="0" w:after="0"/>
+              <w:jc w:val="center"/>
+            </w:pPr>
+            <w:r/>
+            <w:r>
+              <w:rPr>
+                <w:rFonts w:ascii="Microsoft YaHei" w:hAnsi="Microsoft YaHei" w:eastAsia="Microsoft YaHei"/>
+                <w:b w:val="0"/>
+                <w:sz w:val="16"/>
+              </w:rPr>
+              <w:t>基础(≤58)/耐受3级*</w:t>
+            </w:r>
+          </w:p>
+        </w:tc>
+        <w:tc>
+          <w:tcPr>
+            <w:tcW w:type="dxa" w:w="597"/>
+            <w:vAlign w:val="center"/>
+            <w:tcMar>
+              <w:top w:w="80" w:type="dxa"/>
+              <w:bottom w:w="80" w:type="dxa"/>
+              <w:start w:w="120" w:type="dxa"/>
+              <w:end w:w="120" w:type="dxa"/>
+            </w:tcMar>
+          </w:tcPr>
+          <w:p>
+            <w:pPr>
+              <w:spacing w:before="0" w:after="0"/>
+              <w:jc w:val="center"/>
+            </w:pPr>
+            <w:r/>
+            <w:r>
+              <w:rPr>
+                <w:rFonts w:ascii="Microsoft YaHei" w:hAnsi="Microsoft YaHei" w:eastAsia="Microsoft YaHei"/>
+                <w:b w:val="0"/>
+                <w:sz w:val="16"/>
+              </w:rPr>
+              <w:t>7</w:t>
+            </w:r>
+          </w:p>
+        </w:tc>
+        <w:tc>
+          <w:tcPr>
+            <w:tcW w:type="dxa" w:w="2123"/>
+            <w:vAlign w:val="center"/>
+            <w:tcMar>
+              <w:top w:w="80" w:type="dxa"/>
+              <w:bottom w:w="80" w:type="dxa"/>
+              <w:start w:w="120" w:type="dxa"/>
+              <w:end w:w="120" w:type="dxa"/>
+            </w:tcMar>
+          </w:tcPr>
+          <w:p>
+            <w:pPr>
+              <w:spacing w:before="0" w:after="0"/>
+              <w:jc w:val="center"/>
+            </w:pPr>
+            <w:r/>
+            <w:r>
+              <w:rPr>
+                <w:rFonts w:ascii="Microsoft YaHei" w:hAnsi="Microsoft YaHei" w:eastAsia="Microsoft YaHei"/>
+                <w:b w:val="0"/>
+                <w:sz w:val="16"/>
+              </w:rPr>
+              <w:t>调理1级；活动3级×10次/周</w:t>
+            </w:r>
+          </w:p>
+        </w:tc>
+        <w:tc>
+          <w:tcPr>
+            <w:tcW w:type="dxa" w:w="975"/>
+            <w:vAlign w:val="center"/>
+            <w:tcMar>
+              <w:top w:w="80" w:type="dxa"/>
+              <w:bottom w:w="80" w:type="dxa"/>
+              <w:start w:w="120" w:type="dxa"/>
+              <w:end w:w="120" w:type="dxa"/>
+            </w:tcMar>
+          </w:tcPr>
+          <w:p>
+            <w:pPr>
+              <w:spacing w:before="0" w:after="0"/>
+              <w:jc w:val="center"/>
+            </w:pPr>
+            <w:r/>
+            <w:r>
+              <w:rPr>
+                <w:rFonts w:ascii="Microsoft YaHei" w:hAnsi="Microsoft YaHei" w:eastAsia="Microsoft YaHei"/>
+                <w:b w:val="0"/>
+                <w:sz w:val="16"/>
+              </w:rPr>
+              <w:t>350</w:t>
+            </w:r>
+          </w:p>
+        </w:tc>
+        <w:tc>
+          <w:tcPr>
+            <w:tcW w:type="dxa" w:w="1069"/>
+            <w:vAlign w:val="center"/>
+            <w:tcMar>
+              <w:top w:w="80" w:type="dxa"/>
+              <w:bottom w:w="80" w:type="dxa"/>
+              <w:start w:w="120" w:type="dxa"/>
+              <w:end w:w="120" w:type="dxa"/>
+            </w:tcMar>
+          </w:tcPr>
+          <w:p>
+            <w:pPr>
+              <w:spacing w:before="0" w:after="0"/>
+              <w:jc w:val="center"/>
+            </w:pPr>
+            <w:r/>
+            <w:r>
+              <w:rPr>
+                <w:rFonts w:ascii="Microsoft YaHei" w:hAnsi="Microsoft YaHei" w:eastAsia="Microsoft YaHei"/>
+                <w:b w:val="0"/>
+                <w:sz w:val="16"/>
+              </w:rPr>
+              <w:t>1644</w:t>
+            </w:r>
+          </w:p>
+        </w:tc>
+        <w:tc>
+          <w:tcPr>
+            <w:tcW w:type="dxa" w:w="1604"/>
+            <w:vAlign w:val="center"/>
+            <w:tcMar>
+              <w:top w:w="80" w:type="dxa"/>
+              <w:bottom w:w="80" w:type="dxa"/>
+              <w:start w:w="120" w:type="dxa"/>
+              <w:end w:w="120" w:type="dxa"/>
+            </w:tcMar>
+          </w:tcPr>
+          <w:p>
+            <w:pPr>
+              <w:spacing w:before="0" w:after="0"/>
+              <w:jc w:val="center"/>
+            </w:pPr>
+            <w:r/>
+            <w:r>
+              <w:rPr>
+                <w:rFonts w:ascii="Microsoft YaHei" w:hAnsi="Microsoft YaHei" w:eastAsia="Microsoft YaHei"/>
+                <w:b w:val="0"/>
+                <w:sz w:val="16"/>
+              </w:rPr>
+              <w:t>25.5分/44.6%</w:t>
+              <w:br/>
+              <w:t>覆盖42.9%</w:t>
+            </w:r>
+          </w:p>
+        </w:tc>
+      </w:tr>
+      <w:tr>
+        <w:trPr/>
+        <w:tc>
+          <w:tcPr>
+            <w:tcW w:type="dxa" w:w="2704"/>
+            <w:vAlign w:val="center"/>
+            <w:tcMar>
+              <w:top w:w="80" w:type="dxa"/>
+              <w:bottom w:w="80" w:type="dxa"/>
+              <w:start w:w="120" w:type="dxa"/>
+              <w:end w:w="120" w:type="dxa"/>
+            </w:tcMar>
+          </w:tcPr>
+          <w:p>
+            <w:pPr>
+              <w:spacing w:before="0" w:after="0"/>
+              <w:jc w:val="center"/>
+            </w:pPr>
+            <w:r/>
+            <w:r>
+              <w:rPr>
+                <w:rFonts w:ascii="Microsoft YaHei" w:hAnsi="Microsoft YaHei" w:eastAsia="Microsoft YaHei"/>
+                <w:b w:val="0"/>
+                <w:sz w:val="16"/>
+              </w:rPr>
+              <w:t>中度(59-61)/耐受3级*</w:t>
+            </w:r>
+          </w:p>
+        </w:tc>
+        <w:tc>
+          <w:tcPr>
+            <w:tcW w:type="dxa" w:w="597"/>
+            <w:vAlign w:val="center"/>
+            <w:tcMar>
+              <w:top w:w="80" w:type="dxa"/>
+              <w:bottom w:w="80" w:type="dxa"/>
+              <w:start w:w="120" w:type="dxa"/>
+              <w:end w:w="120" w:type="dxa"/>
+            </w:tcMar>
+          </w:tcPr>
+          <w:p>
+            <w:pPr>
+              <w:spacing w:before="0" w:after="0"/>
+              <w:jc w:val="center"/>
+            </w:pPr>
+            <w:r/>
+            <w:r>
+              <w:rPr>
+                <w:rFonts w:ascii="Microsoft YaHei" w:hAnsi="Microsoft YaHei" w:eastAsia="Microsoft YaHei"/>
+                <w:b w:val="0"/>
+                <w:sz w:val="16"/>
+              </w:rPr>
+              <w:t>3</w:t>
+            </w:r>
+          </w:p>
+        </w:tc>
+        <w:tc>
+          <w:tcPr>
+            <w:tcW w:type="dxa" w:w="2123"/>
+            <w:vAlign w:val="center"/>
+            <w:tcMar>
+              <w:top w:w="80" w:type="dxa"/>
+              <w:bottom w:w="80" w:type="dxa"/>
+              <w:start w:w="120" w:type="dxa"/>
+              <w:end w:w="120" w:type="dxa"/>
+            </w:tcMar>
+          </w:tcPr>
+          <w:p>
+            <w:pPr>
+              <w:spacing w:before="0" w:after="0"/>
+              <w:jc w:val="center"/>
+            </w:pPr>
+            <w:r/>
+            <w:r>
+              <w:rPr>
+                <w:rFonts w:ascii="Microsoft YaHei" w:hAnsi="Microsoft YaHei" w:eastAsia="Microsoft YaHei"/>
+                <w:b w:val="0"/>
+                <w:sz w:val="16"/>
+              </w:rPr>
+              <w:t>调理2级；活动3级×10次/周</w:t>
+            </w:r>
+          </w:p>
+        </w:tc>
+        <w:tc>
+          <w:tcPr>
+            <w:tcW w:type="dxa" w:w="975"/>
+            <w:vAlign w:val="center"/>
+            <w:tcMar>
+              <w:top w:w="80" w:type="dxa"/>
+              <w:bottom w:w="80" w:type="dxa"/>
+              <w:start w:w="120" w:type="dxa"/>
+              <w:end w:w="120" w:type="dxa"/>
+            </w:tcMar>
+          </w:tcPr>
+          <w:p>
+            <w:pPr>
+              <w:spacing w:before="0" w:after="0"/>
+              <w:jc w:val="center"/>
+            </w:pPr>
+            <w:r/>
+            <w:r>
+              <w:rPr>
+                <w:rFonts w:ascii="Microsoft YaHei" w:hAnsi="Microsoft YaHei" w:eastAsia="Microsoft YaHei"/>
+                <w:b w:val="0"/>
+                <w:sz w:val="16"/>
+              </w:rPr>
+              <w:t>400</w:t>
+            </w:r>
+          </w:p>
+        </w:tc>
+        <w:tc>
+          <w:tcPr>
+            <w:tcW w:type="dxa" w:w="1069"/>
+            <w:vAlign w:val="center"/>
+            <w:tcMar>
+              <w:top w:w="80" w:type="dxa"/>
+              <w:bottom w:w="80" w:type="dxa"/>
+              <w:start w:w="120" w:type="dxa"/>
+              <w:end w:w="120" w:type="dxa"/>
+            </w:tcMar>
+          </w:tcPr>
+          <w:p>
+            <w:pPr>
+              <w:spacing w:before="0" w:after="0"/>
+              <w:jc w:val="center"/>
+            </w:pPr>
+            <w:r/>
+            <w:r>
+              <w:rPr>
+                <w:rFonts w:ascii="Microsoft YaHei" w:hAnsi="Microsoft YaHei" w:eastAsia="Microsoft YaHei"/>
+                <w:b w:val="0"/>
+                <w:sz w:val="16"/>
+              </w:rPr>
+              <w:t>1702</w:t>
+            </w:r>
+          </w:p>
+        </w:tc>
+        <w:tc>
+          <w:tcPr>
+            <w:tcW w:type="dxa" w:w="1604"/>
+            <w:vAlign w:val="center"/>
+            <w:tcMar>
+              <w:top w:w="80" w:type="dxa"/>
+              <w:bottom w:w="80" w:type="dxa"/>
+              <w:start w:w="120" w:type="dxa"/>
+              <w:end w:w="120" w:type="dxa"/>
+            </w:tcMar>
+          </w:tcPr>
+          <w:p>
+            <w:pPr>
+              <w:spacing w:before="0" w:after="0"/>
+              <w:jc w:val="center"/>
+            </w:pPr>
+            <w:r/>
+            <w:r>
+              <w:rPr>
+                <w:rFonts w:ascii="Microsoft YaHei" w:hAnsi="Microsoft YaHei" w:eastAsia="Microsoft YaHei"/>
+                <w:b w:val="0"/>
+                <w:sz w:val="16"/>
+              </w:rPr>
+              <w:t>27.0分/44.3%</w:t>
+              <w:br/>
+              <w:t>覆盖66.7%</w:t>
+            </w:r>
+          </w:p>
+        </w:tc>
+      </w:tr>
+      <w:tr>
+        <w:trPr/>
+        <w:tc>
+          <w:tcPr>
+            <w:tcW w:type="dxa" w:w="2704"/>
+            <w:vAlign w:val="center"/>
+            <w:tcMar>
+              <w:top w:w="80" w:type="dxa"/>
+              <w:bottom w:w="80" w:type="dxa"/>
+              <w:start w:w="120" w:type="dxa"/>
+              <w:end w:w="120" w:type="dxa"/>
+            </w:tcMar>
+          </w:tcPr>
+          <w:p>
+            <w:pPr>
+              <w:spacing w:before="0" w:after="0"/>
+              <w:jc w:val="center"/>
+            </w:pPr>
+            <w:r/>
+            <w:r>
+              <w:rPr>
+                <w:rFonts w:ascii="Microsoft YaHei" w:hAnsi="Microsoft YaHei" w:eastAsia="Microsoft YaHei"/>
+                <w:b w:val="0"/>
+                <w:sz w:val="16"/>
+              </w:rPr>
+              <w:t>强化(≥62)/耐受3级*</w:t>
+            </w:r>
+          </w:p>
+        </w:tc>
+        <w:tc>
+          <w:tcPr>
+            <w:tcW w:type="dxa" w:w="597"/>
+            <w:vAlign w:val="center"/>
+            <w:tcMar>
+              <w:top w:w="80" w:type="dxa"/>
+              <w:bottom w:w="80" w:type="dxa"/>
+              <w:start w:w="120" w:type="dxa"/>
+              <w:end w:w="120" w:type="dxa"/>
+            </w:tcMar>
+          </w:tcPr>
+          <w:p>
+            <w:pPr>
+              <w:spacing w:before="0" w:after="0"/>
+              <w:jc w:val="center"/>
+            </w:pPr>
+            <w:r/>
+            <w:r>
+              <w:rPr>
+                <w:rFonts w:ascii="Microsoft YaHei" w:hAnsi="Microsoft YaHei" w:eastAsia="Microsoft YaHei"/>
+                <w:b w:val="0"/>
+                <w:sz w:val="16"/>
+              </w:rPr>
+              <w:t>5</w:t>
+            </w:r>
+          </w:p>
+        </w:tc>
+        <w:tc>
+          <w:tcPr>
+            <w:tcW w:type="dxa" w:w="2123"/>
+            <w:vAlign w:val="center"/>
+            <w:tcMar>
+              <w:top w:w="80" w:type="dxa"/>
+              <w:bottom w:w="80" w:type="dxa"/>
+              <w:start w:w="120" w:type="dxa"/>
+              <w:end w:w="120" w:type="dxa"/>
+            </w:tcMar>
+          </w:tcPr>
+          <w:p>
+            <w:pPr>
+              <w:spacing w:before="0" w:after="0"/>
+              <w:jc w:val="center"/>
+            </w:pPr>
+            <w:r/>
+            <w:r>
+              <w:rPr>
+                <w:rFonts w:ascii="Microsoft YaHei" w:hAnsi="Microsoft YaHei" w:eastAsia="Microsoft YaHei"/>
+                <w:b w:val="0"/>
+                <w:sz w:val="16"/>
+              </w:rPr>
+              <w:t>调理3级；活动2级×10次/周</w:t>
+            </w:r>
+          </w:p>
+        </w:tc>
+        <w:tc>
+          <w:tcPr>
+            <w:tcW w:type="dxa" w:w="975"/>
+            <w:vAlign w:val="center"/>
+            <w:tcMar>
+              <w:top w:w="80" w:type="dxa"/>
+              <w:bottom w:w="80" w:type="dxa"/>
+              <w:start w:w="120" w:type="dxa"/>
+              <w:end w:w="120" w:type="dxa"/>
+            </w:tcMar>
+          </w:tcPr>
+          <w:p>
+            <w:pPr>
+              <w:spacing w:before="0" w:after="0"/>
+              <w:jc w:val="center"/>
+            </w:pPr>
+            <w:r/>
+            <w:r>
+              <w:rPr>
+                <w:rFonts w:ascii="Microsoft YaHei" w:hAnsi="Microsoft YaHei" w:eastAsia="Microsoft YaHei"/>
+                <w:b w:val="0"/>
+                <w:sz w:val="16"/>
+              </w:rPr>
+              <w:t>330</w:t>
+            </w:r>
+          </w:p>
+        </w:tc>
+        <w:tc>
+          <w:tcPr>
+            <w:tcW w:type="dxa" w:w="1069"/>
+            <w:vAlign w:val="center"/>
+            <w:tcMar>
+              <w:top w:w="80" w:type="dxa"/>
+              <w:bottom w:w="80" w:type="dxa"/>
+              <w:start w:w="120" w:type="dxa"/>
+              <w:end w:w="120" w:type="dxa"/>
+            </w:tcMar>
+          </w:tcPr>
+          <w:p>
+            <w:pPr>
+              <w:spacing w:before="0" w:after="0"/>
+              <w:jc w:val="center"/>
+            </w:pPr>
+            <w:r/>
+            <w:r>
+              <w:rPr>
+                <w:rFonts w:ascii="Microsoft YaHei" w:hAnsi="Microsoft YaHei" w:eastAsia="Microsoft YaHei"/>
+                <w:b w:val="0"/>
+                <w:sz w:val="16"/>
+              </w:rPr>
+              <w:t>1688</w:t>
+            </w:r>
+          </w:p>
+        </w:tc>
+        <w:tc>
+          <w:tcPr>
+            <w:tcW w:type="dxa" w:w="1604"/>
+            <w:vAlign w:val="center"/>
+            <w:tcMar>
+              <w:top w:w="80" w:type="dxa"/>
+              <w:bottom w:w="80" w:type="dxa"/>
+              <w:start w:w="120" w:type="dxa"/>
+              <w:end w:w="120" w:type="dxa"/>
+            </w:tcMar>
+          </w:tcPr>
+          <w:p>
+            <w:pPr>
+              <w:spacing w:before="0" w:after="0"/>
+              <w:jc w:val="center"/>
+            </w:pPr>
+            <w:r/>
+            <w:r>
+              <w:rPr>
+                <w:rFonts w:ascii="Microsoft YaHei" w:hAnsi="Microsoft YaHei" w:eastAsia="Microsoft YaHei"/>
+                <w:b w:val="0"/>
+                <w:sz w:val="16"/>
+              </w:rPr>
+              <w:t>27.0分/43.5%</w:t>
+              <w:br/>
+              <w:t>覆盖60.0%</w:t>
+            </w:r>
+          </w:p>
+        </w:tc>
+      </w:tr>
+    </w:tbl>
     <w:p>
       <w:pPr>
         <w:keepLines w:val="0"/>
       </w:pPr>
       <w:r>
-        <w:rPr>
-          <w:rFonts w:ascii="Microsoft YaHei" w:hAnsi="Microsoft YaHei" w:eastAsia="Microsoft YaHei"/>
-          <w:sz w:val="22"/>
-        </w:rPr>
-        <w:t>匹配规律表明，最大允许强度是首月活动方案和成本效果的主要分层变量：耐受上限1级者典型方案为1级、每周10次；上限2级者多采用2级、每周9–10次；上限3级者优先使用高强度，但强化调理组可能为节约成本在部分月份回落至2级。初始痰湿分层主要影响调理成本，而耐受上限主要决定可实现的降幅。</w:t>
+        <w:t>九类分层由题面阈值直接确定：最大耐受3级要求年龄组1—2且活动总分≥60；最大耐受2级包括年龄组1—2且40≤活动总分&lt;60，或年龄组3—4且活动总分≥40；其余患者为最大耐受1级。表中典型处方取组内首月强度—频率众数，覆盖率反映该简化规则与个体动态规划的一致程度；带*的3个耐受3级分层样本数分别为7、3、5，仅作探索性参考。规则表用于首月快速初筛，完整六个月方案仍须运行动态规划。</w:t>
+      </w:r>
+    </w:p>
+    <w:p>
+      <w:pPr>
+        <w:pStyle w:val="Heading2"/>
+      </w:pPr>
+      <w:r>
+        <w:t>6.6 CART首月处方解释代理</w:t>
+      </w:r>
+    </w:p>
+    <w:p>
+      <w:pPr/>
+      <w:r>
+        <w:t>以年龄组、活动总分和初始痰湿积分为输入，以动态规划首月活动强度和每周频率为双输出，在深度2—6、最小叶节点比例5%/8%/10%、最大叶节点数6/9/12的45组参数中进行五折比较。最终选择深度6、最小叶节点比例5%、12个叶节点的模型；五折联合处方一致率为78.5%，分量一致率为88.9%，训练内联合一致率为83.1%。所有验证折均满足耐受约束。</w:t>
+      </w:r>
+    </w:p>
+    <w:p>
+      <w:pPr>
+        <w:jc w:val="center"/>
+      </w:pPr>
+      <w:r>
+        <w:drawing>
+          <wp:inline xmlns:a="http://schemas.openxmlformats.org/drawingml/2006/main" xmlns:pic="http://schemas.openxmlformats.org/drawingml/2006/picture">
+            <wp:extent cx="5989320" cy="3472016"/>
+            <wp:docPr id="10" name="Picture 10"/>
+            <wp:cNvGraphicFramePr>
+              <a:graphicFrameLocks noChangeAspect="1"/>
+            </wp:cNvGraphicFramePr>
+            <a:graphic>
+              <a:graphicData uri="http://schemas.openxmlformats.org/drawingml/2006/picture">
+                <pic:pic>
+                  <pic:nvPicPr>
+                    <pic:cNvPr id="0" name="final-1.png"/>
+                    <pic:cNvPicPr/>
+                  </pic:nvPicPr>
+                  <pic:blipFill>
+                    <a:blip r:embed="rId20"/>
+                    <a:stretch>
+                      <a:fillRect/>
+                    </a:stretch>
+                  </pic:blipFill>
+                  <pic:spPr>
+                    <a:xfrm>
+                      <a:off x="0" y="0"/>
+                      <a:ext cx="5989320" cy="3472016"/>
+                    </a:xfrm>
+                    <a:prstGeom prst="rect"/>
+                  </pic:spPr>
+                </pic:pic>
+              </a:graphicData>
+            </a:graphic>
+          </wp:inline>
+        </w:drawing>
+      </w:r>
+    </w:p>
+    <w:p>
+      <w:pPr>
+        <w:pStyle w:val="Caption"/>
+      </w:pPr>
+      <w:r>
+        <w:t>图10  患者特征—首月活动处方CART解释代理</w:t>
+      </w:r>
+    </w:p>
+    <w:p>
+      <w:pPr/>
+      <w:r>
+        <w:t>该树压缩了动态规划首月动作，但仍有47名患者的联合处方与代理不一致，因此不能用树叶结果替代个体优化。若CART、九类典型表与硬约束发生冲突，以年龄和活动能力耐受约束及动态规划方案为准。题面规定每周少于5次时积分基本稳定，基准最终方案均采用5—10次/周，不采用“4次/周仍有显著降幅”的示例性说法。</w:t>
       </w:r>
     </w:p>
     <w:p>
@@ -13589,11 +13348,7 @@
         <w:pStyle w:val="ListBullet"/>
       </w:pPr>
       <w:r>
-        <w:rPr>
-          <w:rFonts w:ascii="Microsoft YaHei" w:hAnsi="Microsoft YaHei" w:eastAsia="Microsoft YaHei"/>
-          <w:sz w:val="21"/>
-        </w:rPr>
-        <w:t>全部278名痰湿质患者的年龄、活动评分、强度、频率、月份和预算约束逐条回代通过；样本1—3推荐点均属于对应非支配解集合。</w:t>
+        <w:t>全部278名痰湿质患者均唯一进入九类硬约束分层和一个CART叶节点；基准方案的年龄、活动评分、强度、5—10次/周有效频率、月份和预算约束逐条回代通过，样本1—3推荐点均属于对应非支配解集合。</w:t>
       </w:r>
     </w:p>
     <w:p>
@@ -13641,11 +13396,7 @@
         <w:pStyle w:val="ListBullet"/>
       </w:pPr>
       <w:r>
-        <w:rPr>
-          <w:rFonts w:ascii="Microsoft YaHei" w:hAnsi="Microsoft YaHei" w:eastAsia="Microsoft YaHei"/>
-          <w:sz w:val="21"/>
-        </w:rPr>
-        <w:t>逻辑闭环：从分终点证据审查、训练内统计分层和CART解释到个体化优化，三个问题之间具有明确依赖关系。</w:t>
+        <w:t>逻辑闭环：从分终点证据审查、训练内统计分层和CART解释，到九类特征—方案匹配和个体化优化，三个问题之间具有明确依赖关系。</w:t>
       </w:r>
     </w:p>
     <w:p>
@@ -13689,11 +13440,7 @@
         <w:pStyle w:val="ListBullet"/>
       </w:pPr>
       <w:r>
-        <w:rPr>
-          <w:rFonts w:ascii="Microsoft YaHei" w:hAnsi="Microsoft YaHei" w:eastAsia="Microsoft YaHei"/>
-          <w:sz w:val="21"/>
-        </w:rPr>
-        <w:t>可复现性强：输出患者级风险、全部痰湿质推荐、逐月方案、Pareto、敏感性与约束检查。</w:t>
+        <w:t>可复现性强：输出患者级风险、全部痰湿质六个月序列、九类匹配表、首月CART规则、Pareto、敏感性与约束检查。</w:t>
       </w:r>
     </w:p>
     <w:p>
@@ -13825,11 +13572,7 @@
         <w:pStyle w:val="ListNumber"/>
       </w:pPr>
       <w:r>
-        <w:rPr>
-          <w:rFonts w:ascii="Microsoft YaHei" w:hAnsi="Microsoft YaHei" w:eastAsia="Microsoft YaHei"/>
-          <w:sz w:val="21"/>
-        </w:rPr>
-        <w:t>ε-约束动态规划能在保留至少90%最大降幅的同时减少不必要成本，并为全部278名痰湿质患者提供可执行方案。</w:t>
+        <w:t>ε-约束动态规划能在保留至少90%最大降幅的同时减少不必要成本，并为全部278名痰湿质患者提供可执行的六个月方案；九类确定性分层完整覆盖278人。</w:t>
       </w:r>
     </w:p>
     <w:p>
@@ -13837,11 +13580,7 @@
         <w:pStyle w:val="ListNumber"/>
       </w:pPr>
       <w:r>
-        <w:rPr>
-          <w:rFonts w:ascii="Microsoft YaHei" w:hAnsi="Microsoft YaHei" w:eastAsia="Microsoft YaHei"/>
-          <w:sz w:val="21"/>
-        </w:rPr>
-        <w:t>真实样本1、2、3的耐受上限分别为1、2、3级，最终积分和成本差异体现了“患者特征—方案强度—成本效果”的匹配关系。</w:t>
+        <w:t>真实样本1、2、3的耐受上限分别为1、2、3级，最终积分和成本差异体现了“患者特征—方案强度—成本效果”的匹配关系；首月CART五折联合一致率78.5%，故仅作为快速解释，不替代动态规划。</w:t>
       </w:r>
     </w:p>
     <w:p>
@@ -17604,11 +17343,7 @@
         <w:keepLines w:val="0"/>
       </w:pPr>
       <w:r>
-        <w:rPr>
-          <w:rFonts w:ascii="Microsoft YaHei" w:hAnsi="Microsoft YaHei" w:eastAsia="Microsoft YaHei"/>
-          <w:sz w:val="22"/>
-        </w:rPr>
-        <w:t>分析程序可从题目原始附件一键重建统计结果、患者级结果、图表和执行记录。随机种子固定为42，模型选择、嵌套折外校准、训练内切点、CART代理和动态规划均由同一条可复现流程完成。</w:t>
+        <w:t>分析程序可从题目原始附件一键重建统计结果、患者级结果、图表和执行记录。随机种子固定为42，模型选择、嵌套折外校准、训练内切点、问题二风险CART代理、问题三首月处方CART代理和动态规划均由同一条可复现流程完成。</w:t>
       </w:r>
     </w:p>
     <w:p>
